--- a/process/模板.docx
+++ b/process/模板.docx
@@ -10,7 +10,6 @@
           <w:sz w:val="24"/>
         </w:rPr>
       </w:pPr>
-      <w:commentRangeStart w:id="0"/>
       <w:r>
         <w:rPr>
           <w:rFonts w:hint="eastAsia" w:ascii="宋体" w:hAnsi="宋体"/>
@@ -20,10 +19,10 @@
           <wp:anchor distT="0" distB="0" distL="114300" distR="114300" simplePos="0" relativeHeight="251660288" behindDoc="1" locked="0" layoutInCell="1" allowOverlap="1">
             <wp:simplePos x="0" y="0"/>
             <wp:positionH relativeFrom="margin">
-              <wp:align>center</wp:align>
+              <wp:posOffset>45085</wp:posOffset>
             </wp:positionH>
             <wp:positionV relativeFrom="margin">
-              <wp:align>center</wp:align>
+              <wp:posOffset>-698500</wp:posOffset>
             </wp:positionV>
             <wp:extent cx="7560310" cy="10694670"/>
             <wp:effectExtent l="0" t="0" r="2540" b="0"/>
@@ -68,10 +67,6 @@
             </a:graphic>
           </wp:anchor>
         </w:drawing>
-      </w:r>
-      <w:commentRangeEnd w:id="0"/>
-      <w:r>
-        <w:commentReference w:id="0"/>
       </w:r>
     </w:p>
     <w:p/>
@@ -227,7 +222,6 @@
           </mc:Fallback>
         </mc:AlternateContent>
       </w:r>
-      <w:commentRangeStart w:id="1"/>
       <w:r>
         <w:rPr>
           <w:rFonts w:ascii="Times New Roman" w:hAnsi="Times New Roman" w:eastAsia="黑体" w:cs="Times New Roman"/>
@@ -236,36 +230,7 @@
           <w:szCs w:val="52"/>
           <w:shd w:val="clear" w:color="auto" w:fill="FFFFFF"/>
         </w:rPr>
-        <w:t>艺术真实视域下</w:t>
-      </w:r>
-      <w:commentRangeStart w:id="2"/>
-      <w:r>
-        <w:rPr>
-          <w:rFonts w:ascii="Times New Roman" w:hAnsi="Times New Roman" w:eastAsia="黑体" w:cs="Times New Roman"/>
-          <w:color w:val="1F1F1F"/>
-          <w:sz w:val="52"/>
-          <w:szCs w:val="52"/>
-          <w:shd w:val="clear" w:color="auto" w:fill="FFFFFF"/>
-        </w:rPr>
-        <w:t>AI</w:t>
-      </w:r>
-      <w:commentRangeEnd w:id="2"/>
-      <w:r>
-        <w:commentReference w:id="2"/>
-      </w:r>
-      <w:r>
-        <w:rPr>
-          <w:rFonts w:ascii="Times New Roman" w:hAnsi="Times New Roman" w:eastAsia="黑体" w:cs="Times New Roman"/>
-          <w:color w:val="1F1F1F"/>
-          <w:sz w:val="52"/>
-          <w:szCs w:val="52"/>
-          <w:shd w:val="clear" w:color="auto" w:fill="FFFFFF"/>
-        </w:rPr>
-        <w:t>艺术赋能电影创作的边界与审美特征</w:t>
-      </w:r>
-      <w:commentRangeEnd w:id="1"/>
-      <w:r>
-        <w:commentReference w:id="1"/>
+        <w:t>艺术真实视域下AI艺术赋能电影创作的边界与审美特征</w:t>
       </w:r>
     </w:p>
     <w:p>
@@ -346,7 +311,6 @@
                 <w:szCs w:val="32"/>
               </w:rPr>
             </w:pPr>
-            <w:commentRangeStart w:id="3"/>
             <w:r>
               <w:rPr>
                 <w:rFonts w:hint="eastAsia" w:ascii="黑体" w:hAnsi="黑体" w:eastAsia="黑体" w:cs="黑体"/>
@@ -354,14 +318,6 @@
                 <w:szCs w:val="32"/>
               </w:rPr>
               <w:t>学生所在系(院)</w:t>
-            </w:r>
-            <w:commentRangeEnd w:id="3"/>
-            <w:r>
-              <w:rPr>
-                <w:rStyle w:val="27"/>
-                <w:rFonts w:ascii="Calibri" w:hAnsi="Calibri" w:eastAsia="宋体" w:cs="Times New Roman"/>
-              </w:rPr>
-              <w:commentReference w:id="3"/>
             </w:r>
           </w:p>
         </w:tc>
@@ -386,7 +342,6 @@
                 <w:szCs w:val="32"/>
               </w:rPr>
             </w:pPr>
-            <w:commentRangeStart w:id="4"/>
             <w:r>
               <w:rPr>
                 <w:rFonts w:hint="eastAsia" w:ascii="黑体" w:hAnsi="黑体" w:eastAsia="黑体" w:cs="黑体"/>
@@ -394,14 +349,6 @@
                 <w:szCs w:val="32"/>
               </w:rPr>
               <w:t>戏剧学院</w:t>
-            </w:r>
-            <w:commentRangeEnd w:id="4"/>
-            <w:r>
-              <w:rPr>
-                <w:rStyle w:val="27"/>
-                <w:rFonts w:ascii="Calibri" w:hAnsi="Calibri" w:eastAsia="宋体" w:cs="Times New Roman"/>
-              </w:rPr>
-              <w:commentReference w:id="4"/>
             </w:r>
           </w:p>
         </w:tc>
@@ -473,7 +420,6 @@
                 <w:szCs w:val="32"/>
               </w:rPr>
             </w:pPr>
-            <w:commentRangeStart w:id="5"/>
             <w:r>
               <w:rPr>
                 <w:rFonts w:hint="eastAsia" w:ascii="黑体" w:hAnsi="黑体" w:eastAsia="黑体" w:cs="黑体"/>
@@ -483,14 +429,6 @@
                 <w:szCs w:val="32"/>
               </w:rPr>
               <w:t>戏剧影视文学（艺术评论）</w:t>
-            </w:r>
-            <w:commentRangeEnd w:id="5"/>
-            <w:r>
-              <w:rPr>
-                <w:rStyle w:val="27"/>
-                <w:rFonts w:ascii="Calibri" w:hAnsi="Calibri" w:eastAsia="宋体" w:cs="Times New Roman"/>
-              </w:rPr>
-              <w:commentReference w:id="5"/>
             </w:r>
           </w:p>
         </w:tc>
@@ -565,8 +503,9 @@
                 <w:rFonts w:hint="eastAsia" w:ascii="Times New Roman" w:hAnsi="Times New Roman" w:eastAsia="黑体" w:cs="Times New Roman"/>
                 <w:sz w:val="32"/>
                 <w:szCs w:val="32"/>
+                <w:lang w:val="en-US" w:eastAsia="zh-CN"/>
               </w:rPr>
-              <w:t>XXXX</w:t>
+              <w:t>2022</w:t>
             </w:r>
             <w:r>
               <w:rPr>
@@ -715,18 +654,20 @@
               <w:spacing w:line="360" w:lineRule="auto"/>
               <w:jc w:val="center"/>
               <w:rPr>
-                <w:rFonts w:ascii="Times New Roman" w:hAnsi="Times New Roman" w:eastAsia="黑体" w:cs="Times New Roman"/>
+                <w:rFonts w:hint="default" w:ascii="Times New Roman" w:hAnsi="Times New Roman" w:eastAsia="黑体" w:cs="Times New Roman"/>
                 <w:sz w:val="32"/>
                 <w:szCs w:val="32"/>
+                <w:lang w:val="en-US" w:eastAsia="zh-CN"/>
               </w:rPr>
             </w:pPr>
             <w:r>
               <w:rPr>
-                <w:rFonts w:ascii="Times New Roman" w:hAnsi="Times New Roman" w:eastAsia="黑体" w:cs="Times New Roman"/>
+                <w:rFonts w:hint="eastAsia" w:ascii="Times New Roman" w:hAnsi="Times New Roman" w:eastAsia="黑体" w:cs="Times New Roman"/>
                 <w:sz w:val="32"/>
                 <w:szCs w:val="32"/>
+                <w:lang w:val="en-US" w:eastAsia="zh-CN"/>
               </w:rPr>
-              <w:t>XXXXXXXXXXX</w:t>
+              <w:t>20210200187</w:t>
             </w:r>
           </w:p>
         </w:tc>
@@ -793,9 +734,10 @@
               <w:spacing w:line="360" w:lineRule="auto"/>
               <w:jc w:val="center"/>
               <w:rPr>
-                <w:rFonts w:ascii="黑体" w:hAnsi="黑体" w:eastAsia="黑体" w:cs="黑体"/>
+                <w:rFonts w:hint="default" w:ascii="黑体" w:hAnsi="黑体" w:eastAsia="黑体" w:cs="黑体"/>
                 <w:sz w:val="32"/>
                 <w:szCs w:val="32"/>
+                <w:lang w:val="en-US" w:eastAsia="zh-CN"/>
               </w:rPr>
             </w:pPr>
             <w:r>
@@ -803,8 +745,9 @@
                 <w:rFonts w:hint="eastAsia" w:ascii="黑体" w:hAnsi="黑体" w:eastAsia="黑体" w:cs="黑体"/>
                 <w:sz w:val="32"/>
                 <w:szCs w:val="32"/>
+                <w:lang w:val="en-US" w:eastAsia="zh-CN"/>
               </w:rPr>
-              <w:t>XXX（副教授）</w:t>
+              <w:t>李四</w:t>
             </w:r>
           </w:p>
         </w:tc>
@@ -876,31 +819,39 @@
                 <w:szCs w:val="32"/>
               </w:rPr>
             </w:pPr>
-            <w:commentRangeStart w:id="6"/>
-            <w:commentRangeStart w:id="7"/>
+            <w:r>
+              <w:rPr>
+                <w:rFonts w:hint="eastAsia" w:ascii="Times New Roman" w:hAnsi="Times New Roman" w:eastAsia="黑体" w:cs="Times New Roman"/>
+                <w:sz w:val="32"/>
+                <w:szCs w:val="32"/>
+                <w:lang w:val="en-US" w:eastAsia="zh-CN"/>
+              </w:rPr>
+              <w:t>2026</w:t>
+            </w:r>
             <w:r>
               <w:rPr>
                 <w:rFonts w:ascii="Times New Roman" w:hAnsi="Times New Roman" w:eastAsia="黑体" w:cs="Times New Roman"/>
                 <w:sz w:val="32"/>
                 <w:szCs w:val="32"/>
               </w:rPr>
-              <w:t>XXXX年XX月</w:t>
+              <w:t>年</w:t>
             </w:r>
-            <w:commentRangeEnd w:id="6"/>
             <w:r>
               <w:rPr>
-                <w:rStyle w:val="27"/>
-                <w:rFonts w:ascii="Times New Roman" w:hAnsi="Times New Roman" w:eastAsia="宋体" w:cs="Times New Roman"/>
+                <w:rFonts w:hint="eastAsia" w:ascii="Times New Roman" w:hAnsi="Times New Roman" w:eastAsia="黑体" w:cs="Times New Roman"/>
+                <w:sz w:val="32"/>
+                <w:szCs w:val="32"/>
+                <w:lang w:val="en-US" w:eastAsia="zh-CN"/>
               </w:rPr>
-              <w:commentReference w:id="6"/>
+              <w:t>4</w:t>
             </w:r>
-            <w:commentRangeEnd w:id="7"/>
             <w:r>
               <w:rPr>
-                <w:rStyle w:val="27"/>
-                <w:rFonts w:ascii="Times New Roman" w:hAnsi="Times New Roman" w:eastAsia="宋体" w:cs="Times New Roman"/>
+                <w:rFonts w:ascii="Times New Roman" w:hAnsi="Times New Roman" w:eastAsia="黑体" w:cs="Times New Roman"/>
+                <w:sz w:val="32"/>
+                <w:szCs w:val="32"/>
               </w:rPr>
-              <w:commentReference w:id="7"/>
+              <w:t>月</w:t>
             </w:r>
           </w:p>
         </w:tc>
@@ -926,7 +877,6 @@
           <w:szCs w:val="30"/>
         </w:rPr>
       </w:pPr>
-      <w:commentRangeStart w:id="8"/>
       <w:r>
         <w:rPr>
           <w:rFonts w:hint="eastAsia" w:ascii="黑体" w:hAnsi="黑体" w:eastAsia="黑体"/>
@@ -948,7 +898,6 @@
           <w:szCs w:val="24"/>
         </w:rPr>
       </w:pPr>
-      <w:commentRangeStart w:id="9"/>
       <w:r>
         <w:rPr>
           <w:rFonts w:hint="eastAsia" w:ascii="微软雅黑" w:hAnsi="微软雅黑" w:eastAsia="微软雅黑" w:cs="微软雅黑"/>
@@ -1001,24 +950,6 @@
         </w:rPr>
         <w:t>本学位论文成果是本人在四川音乐学院读书期间在导师指导下取得的，论文成果归四川音乐学院所有，特此声明。</w:t>
       </w:r>
-      <w:commentRangeEnd w:id="8"/>
-      <w:r>
-        <w:rPr>
-          <w:rFonts w:ascii="宋体" w:hAnsi="宋体" w:eastAsia="宋体"/>
-          <w:sz w:val="24"/>
-          <w:szCs w:val="24"/>
-        </w:rPr>
-        <w:commentReference w:id="8"/>
-      </w:r>
-      <w:commentRangeEnd w:id="9"/>
-      <w:r>
-        <w:rPr>
-          <w:rFonts w:ascii="宋体" w:hAnsi="宋体" w:eastAsia="宋体"/>
-          <w:sz w:val="24"/>
-          <w:szCs w:val="24"/>
-        </w:rPr>
-        <w:commentReference w:id="9"/>
-      </w:r>
     </w:p>
     <w:p>
       <w:pPr>
@@ -1039,7 +970,6 @@
           <w:szCs w:val="24"/>
         </w:rPr>
       </w:pPr>
-      <w:commentRangeStart w:id="10"/>
       <w:r>
         <w:rPr>
           <w:rFonts w:ascii="宋体" w:hAnsi="宋体" w:eastAsia="宋体" w:cs="Times New Roman"/>
@@ -1071,14 +1001,6 @@
         </w:rPr>
         <w:t>：</w:t>
       </w:r>
-      <w:commentRangeEnd w:id="10"/>
-      <w:r>
-        <w:rPr>
-          <w:rStyle w:val="27"/>
-          <w:rFonts w:ascii="宋体" w:hAnsi="宋体" w:eastAsia="宋体" w:cs="Times New Roman"/>
-        </w:rPr>
-        <w:commentReference w:id="10"/>
-      </w:r>
       <w:r>
         <w:rPr>
           <w:rFonts w:hint="eastAsia" w:ascii="宋体" w:hAnsi="宋体" w:eastAsia="宋体" w:cs="Times New Roman"/>
@@ -1088,7 +1010,6 @@
         </w:rPr>
         <w:t>张三</w:t>
       </w:r>
-      <w:commentRangeStart w:id="11"/>
       <w:r>
         <w:rPr>
           <w:rFonts w:ascii="宋体" w:hAnsi="宋体" w:eastAsia="宋体" w:cs="Times New Roman"/>
@@ -1098,15 +1019,46 @@
         </w:rPr>
         <w:t xml:space="preserve"> </w:t>
       </w:r>
-      <w:commentRangeEnd w:id="11"/>
-      <w:r>
+    </w:p>
+    <w:p>
+      <w:pPr>
+        <w:spacing w:line="720" w:lineRule="auto"/>
+        <w:ind w:left="5880" w:leftChars="2800"/>
+        <w:jc w:val="left"/>
         <w:rPr>
           <w:rFonts w:ascii="宋体" w:hAnsi="宋体" w:eastAsia="宋体" w:cs="Times New Roman"/>
           <w:kern w:val="0"/>
           <w:sz w:val="24"/>
           <w:szCs w:val="24"/>
         </w:rPr>
-        <w:commentReference w:id="11"/>
+      </w:pPr>
+      <w:r>
+        <w:rPr>
+          <w:rFonts w:ascii="宋体" w:hAnsi="宋体" w:eastAsia="宋体" w:cs="Times New Roman"/>
+          <w:kern w:val="0"/>
+          <w:sz w:val="24"/>
+          <w:szCs w:val="24"/>
+        </w:rPr>
+        <w:t>指导教师：</w:t>
+      </w:r>
+      <w:r>
+        <w:rPr>
+          <w:rFonts w:hint="eastAsia" w:ascii="宋体" w:hAnsi="宋体" w:eastAsia="宋体" w:cs="Times New Roman"/>
+          <w:kern w:val="0"/>
+          <w:sz w:val="24"/>
+          <w:szCs w:val="24"/>
+          <w:lang w:val="en-US" w:eastAsia="zh-CN"/>
+        </w:rPr>
+        <w:t>李四</w:t>
+      </w:r>
+      <w:r>
+        <w:rPr>
+          <w:rFonts w:ascii="宋体" w:hAnsi="宋体" w:eastAsia="宋体" w:cs="Times New Roman"/>
+          <w:kern w:val="0"/>
+          <w:sz w:val="24"/>
+          <w:szCs w:val="24"/>
+        </w:rPr>
+        <w:tab/>
       </w:r>
     </w:p>
     <w:p>
@@ -1115,151 +1067,56 @@
         <w:ind w:left="5880" w:leftChars="2800"/>
         <w:jc w:val="left"/>
         <w:rPr>
+          <w:rFonts w:ascii="Times New Roman" w:hAnsi="Times New Roman" w:eastAsia="宋体" w:cs="Times New Roman"/>
+          <w:kern w:val="0"/>
+          <w:sz w:val="24"/>
+          <w:szCs w:val="24"/>
+        </w:rPr>
+      </w:pPr>
+      <w:r>
+        <w:rPr>
           <w:rFonts w:ascii="宋体" w:hAnsi="宋体" w:eastAsia="宋体" w:cs="Times New Roman"/>
           <w:kern w:val="0"/>
           <w:sz w:val="24"/>
           <w:szCs w:val="24"/>
         </w:rPr>
-      </w:pPr>
-      <w:r>
-        <w:rPr>
-          <w:rFonts w:ascii="宋体" w:hAnsi="宋体" w:eastAsia="宋体" w:cs="Times New Roman"/>
+        <w:t>日    期：</w:t>
+      </w:r>
+      <w:r>
+        <w:rPr>
+          <w:rFonts w:ascii="Times New Roman" w:hAnsi="Times New Roman" w:eastAsia="宋体" w:cs="Times New Roman"/>
           <w:kern w:val="0"/>
           <w:sz w:val="24"/>
           <w:szCs w:val="24"/>
         </w:rPr>
-        <w:t>指导教师：XXX</w:t>
-      </w:r>
-      <w:r>
-        <w:rPr>
-          <w:rFonts w:ascii="宋体" w:hAnsi="宋体" w:eastAsia="宋体" w:cs="Times New Roman"/>
-          <w:kern w:val="0"/>
-          <w:sz w:val="24"/>
-          <w:szCs w:val="24"/>
-        </w:rPr>
-        <w:tab/>
-      </w:r>
-    </w:p>
-    <w:p>
-      <w:pPr>
-        <w:spacing w:line="720" w:lineRule="auto"/>
-        <w:ind w:left="5880" w:leftChars="2800"/>
-        <w:jc w:val="left"/>
-        <w:rPr>
-          <w:rFonts w:ascii="Times New Roman" w:hAnsi="Times New Roman" w:eastAsia="宋体" w:cs="Times New Roman"/>
-          <w:kern w:val="0"/>
-          <w:sz w:val="24"/>
-          <w:szCs w:val="24"/>
-        </w:rPr>
-      </w:pPr>
-      <w:r>
-        <w:rPr>
-          <w:rFonts w:ascii="宋体" w:hAnsi="宋体" w:eastAsia="宋体" w:cs="Times New Roman"/>
-          <w:kern w:val="0"/>
-          <w:sz w:val="24"/>
-          <w:szCs w:val="24"/>
-        </w:rPr>
-        <w:t>日    期：</w:t>
-      </w:r>
-      <w:commentRangeStart w:id="12"/>
-      <w:r>
-        <w:rPr>
-          <w:rFonts w:ascii="Times New Roman" w:hAnsi="Times New Roman" w:eastAsia="宋体" w:cs="Times New Roman"/>
-          <w:kern w:val="0"/>
-          <w:sz w:val="24"/>
-          <w:szCs w:val="24"/>
-        </w:rPr>
         <w:t>2026年05月01日</w:t>
       </w:r>
-      <w:commentRangeEnd w:id="12"/>
-      <w:r>
-        <w:rPr>
-          <w:rStyle w:val="27"/>
-          <w:rFonts w:ascii="Times New Roman" w:hAnsi="Times New Roman" w:eastAsia="宋体" w:cs="Times New Roman"/>
-        </w:rPr>
-        <w:commentReference w:id="12"/>
-      </w:r>
     </w:p>
     <w:p>
       <w:pPr>
         <w:widowControl/>
         <w:jc w:val="left"/>
       </w:pPr>
-      <w:commentRangeStart w:id="13"/>
       <w:r>
         <w:br w:type="page"/>
       </w:r>
-      <w:commentRangeEnd w:id="13"/>
-      <w:r>
-        <w:rPr>
-          <w:rStyle w:val="27"/>
-          <w:rFonts w:ascii="Calibri" w:hAnsi="Calibri" w:eastAsia="宋体" w:cs="Times New Roman"/>
-        </w:rPr>
-        <w:commentReference w:id="13"/>
-      </w:r>
-    </w:p>
-    <w:p>
-      <w:pPr>
+    </w:p>
+    <w:p>
+      <w:pPr>
+        <w:pStyle w:val="2"/>
+        <w:bidi w:val="0"/>
         <w:jc w:val="center"/>
-      </w:pPr>
-      <w:commentRangeStart w:id="14"/>
-      <w:commentRangeStart w:id="15"/>
-      <w:r>
-        <w:rPr>
-          <w:rFonts w:ascii="Times New Roman" w:hAnsi="Times New Roman" w:eastAsia="黑体" w:cs="Times New Roman"/>
-          <w:color w:val="1F1F1F"/>
+        <w:rPr>
           <w:sz w:val="52"/>
           <w:szCs w:val="52"/>
-          <w:shd w:val="clear" w:color="auto" w:fill="FFFFFF"/>
-        </w:rPr>
-        <w:t>艺术</w:t>
-      </w:r>
-      <w:commentRangeEnd w:id="14"/>
-      <w:r>
-        <w:rPr>
-          <w:rStyle w:val="27"/>
-          <w:rFonts w:ascii="Calibri" w:hAnsi="Calibri" w:eastAsia="宋体" w:cs="Times New Roman"/>
-        </w:rPr>
-        <w:commentReference w:id="14"/>
-      </w:r>
-      <w:r>
-        <w:rPr>
-          <w:rFonts w:ascii="Times New Roman" w:hAnsi="Times New Roman" w:eastAsia="黑体" w:cs="Times New Roman"/>
-          <w:color w:val="1F1F1F"/>
+        </w:rPr>
+      </w:pPr>
+      <w:r>
+        <w:rPr>
           <w:sz w:val="52"/>
           <w:szCs w:val="52"/>
-          <w:shd w:val="clear" w:color="auto" w:fill="FFFFFF"/>
-        </w:rPr>
-        <w:t>真实视域下</w:t>
-      </w:r>
-      <w:commentRangeStart w:id="16"/>
-      <w:r>
-        <w:rPr>
-          <w:rFonts w:ascii="Times New Roman" w:hAnsi="Times New Roman" w:eastAsia="黑体" w:cs="Times New Roman"/>
-          <w:color w:val="1F1F1F"/>
-          <w:sz w:val="52"/>
-          <w:szCs w:val="52"/>
-          <w:shd w:val="clear" w:color="auto" w:fill="FFFFFF"/>
-        </w:rPr>
-        <w:t>AI</w:t>
-      </w:r>
-      <w:commentRangeEnd w:id="16"/>
-      <w:r>
-        <w:commentReference w:id="16"/>
-      </w:r>
-      <w:r>
-        <w:rPr>
-          <w:rFonts w:ascii="Times New Roman" w:hAnsi="Times New Roman" w:eastAsia="黑体" w:cs="Times New Roman"/>
-          <w:color w:val="1F1F1F"/>
-          <w:sz w:val="52"/>
-          <w:szCs w:val="52"/>
-          <w:shd w:val="clear" w:color="auto" w:fill="FFFFFF"/>
-        </w:rPr>
-        <w:t>艺术赋能电影创作的边界与审美特征</w:t>
-      </w:r>
-      <w:commentRangeEnd w:id="15"/>
-      <w:r>
-        <w:commentReference w:id="15"/>
+        </w:rPr>
+        <w:t>艺术真实视域下AI艺术赋能电影创作的边界与审美特征</w:t>
       </w:r>
     </w:p>
     <w:p>
@@ -1277,7 +1134,6 @@
           <w:szCs w:val="24"/>
         </w:rPr>
       </w:pPr>
-      <w:commentRangeStart w:id="17"/>
       <w:r>
         <w:rPr>
           <w:rFonts w:hint="eastAsia" w:ascii="黑体" w:hAnsi="黑体" w:eastAsia="黑体"/>
@@ -1287,15 +1143,6 @@
         </w:rPr>
         <w:t>摘  要：</w:t>
       </w:r>
-      <w:commentRangeEnd w:id="17"/>
-      <w:r>
-        <w:rPr>
-          <w:rStyle w:val="27"/>
-          <w:rFonts w:ascii="Calibri" w:hAnsi="Calibri" w:eastAsia="宋体" w:cs="Times New Roman"/>
-        </w:rPr>
-        <w:commentReference w:id="17"/>
-      </w:r>
-      <w:commentRangeStart w:id="18"/>
       <w:r>
         <w:rPr>
           <w:rFonts w:hint="eastAsia" w:ascii="宋体" w:hAnsi="宋体" w:eastAsia="宋体"/>
@@ -1304,14 +1151,6 @@
         </w:rPr>
         <w:t>XXXXXXXXXXXXXXXXXXXXXXXXXXXXXXXXXXXXXXXXXXXXXXXXXXXXXXXXXXXXXXXXX</w:t>
       </w:r>
-      <w:commentRangeEnd w:id="18"/>
-      <w:r>
-        <w:rPr>
-          <w:rStyle w:val="27"/>
-          <w:rFonts w:ascii="Calibri" w:hAnsi="Calibri" w:eastAsia="宋体" w:cs="Times New Roman"/>
-        </w:rPr>
-        <w:commentReference w:id="18"/>
-      </w:r>
     </w:p>
     <w:p>
       <w:pPr>
@@ -1334,7 +1173,6 @@
           <w:szCs w:val="24"/>
         </w:rPr>
       </w:pPr>
-      <w:commentRangeStart w:id="19"/>
       <w:r>
         <w:rPr>
           <w:rFonts w:hint="eastAsia" w:ascii="黑体" w:hAnsi="黑体" w:eastAsia="黑体"/>
@@ -1344,15 +1182,6 @@
         </w:rPr>
         <w:t>关键词：</w:t>
       </w:r>
-      <w:commentRangeEnd w:id="19"/>
-      <w:r>
-        <w:rPr>
-          <w:rStyle w:val="27"/>
-          <w:rFonts w:ascii="Calibri" w:hAnsi="Calibri" w:eastAsia="宋体" w:cs="Times New Roman"/>
-        </w:rPr>
-        <w:commentReference w:id="19"/>
-      </w:r>
-      <w:commentRangeStart w:id="20"/>
       <w:r>
         <w:rPr>
           <w:rFonts w:hint="eastAsia" w:ascii="宋体" w:hAnsi="宋体" w:eastAsia="宋体"/>
@@ -1361,14 +1190,6 @@
         </w:rPr>
         <w:t>XXXX；XXXX；XXXX；XXXX</w:t>
       </w:r>
-      <w:commentRangeEnd w:id="20"/>
-      <w:r>
-        <w:rPr>
-          <w:rStyle w:val="27"/>
-          <w:rFonts w:ascii="Calibri" w:hAnsi="Calibri" w:eastAsia="宋体" w:cs="Times New Roman"/>
-        </w:rPr>
-        <w:commentReference w:id="20"/>
-      </w:r>
     </w:p>
     <w:p>
       <w:pPr>
@@ -1391,7 +1212,6 @@
           <w:szCs w:val="24"/>
         </w:rPr>
       </w:pPr>
-      <w:commentRangeStart w:id="21"/>
       <w:r>
         <w:rPr>
           <w:rFonts w:ascii="宋体" w:hAnsi="宋体" w:eastAsia="宋体"/>
@@ -1399,14 +1219,6 @@
           <w:szCs w:val="24"/>
         </w:rPr>
         <w:br w:type="page"/>
-      </w:r>
-      <w:commentRangeEnd w:id="21"/>
-      <w:r>
-        <w:rPr>
-          <w:rStyle w:val="27"/>
-          <w:rFonts w:ascii="Calibri" w:hAnsi="Calibri" w:eastAsia="宋体" w:cs="Times New Roman"/>
-        </w:rPr>
-        <w:commentReference w:id="21"/>
       </w:r>
     </w:p>
     <w:p>
@@ -1419,7 +1231,6 @@
           <w:szCs w:val="30"/>
         </w:rPr>
       </w:pPr>
-      <w:commentRangeStart w:id="22"/>
       <w:r>
         <w:rPr>
           <w:rFonts w:hint="eastAsia" w:ascii="黑体" w:hAnsi="黑体" w:eastAsia="黑体"/>
@@ -1443,16 +1254,6 @@
           <w:szCs w:val="30"/>
         </w:rPr>
         <w:t>录</w:t>
-      </w:r>
-      <w:commentRangeEnd w:id="22"/>
-      <w:r>
-        <w:rPr>
-          <w:rStyle w:val="27"/>
-          <w:rFonts w:ascii="黑体" w:hAnsi="黑体" w:eastAsia="黑体" w:cs="Times New Roman"/>
-          <w:sz w:val="30"/>
-          <w:szCs w:val="30"/>
-        </w:rPr>
-        <w:commentReference w:id="22"/>
       </w:r>
     </w:p>
     <w:p/>
@@ -1473,8 +1274,6 @@
           <w14:ligatures w14:val="standardContextual"/>
         </w:rPr>
       </w:pPr>
-      <w:commentRangeStart w:id="23"/>
-      <w:commentRangeStart w:id="24"/>
       <w:r>
         <w:rPr>
           <w:rFonts w:ascii="宋体" w:hAnsi="宋体" w:eastAsia="宋体"/>
@@ -2987,22 +2786,6 @@
         </w:rPr>
         <w:fldChar w:fldCharType="end"/>
       </w:r>
-      <w:commentRangeEnd w:id="23"/>
-      <w:r>
-        <w:rPr>
-          <w:rStyle w:val="27"/>
-          <w:rFonts w:ascii="Calibri" w:hAnsi="Calibri" w:eastAsia="宋体" w:cs="Times New Roman"/>
-        </w:rPr>
-        <w:commentReference w:id="23"/>
-      </w:r>
-      <w:commentRangeEnd w:id="24"/>
-      <w:r>
-        <w:rPr>
-          <w:rStyle w:val="27"/>
-          <w:rFonts w:ascii="Calibri" w:hAnsi="Calibri" w:eastAsia="宋体" w:cs="Times New Roman"/>
-        </w:rPr>
-        <w:commentReference w:id="24"/>
-      </w:r>
       <w:bookmarkStart w:id="0" w:name="_Toc209019489"/>
       <w:bookmarkStart w:id="1" w:name="_Toc209019443"/>
     </w:p>
@@ -3011,17 +2794,8 @@
         <w:widowControl/>
         <w:jc w:val="left"/>
       </w:pPr>
-      <w:commentRangeStart w:id="25"/>
       <w:r>
         <w:br w:type="page"/>
-      </w:r>
-      <w:commentRangeEnd w:id="25"/>
-      <w:r>
-        <w:rPr>
-          <w:rStyle w:val="27"/>
-          <w:rFonts w:ascii="Calibri" w:hAnsi="Calibri" w:eastAsia="宋体" w:cs="Times New Roman"/>
-        </w:rPr>
-        <w:commentReference w:id="25"/>
       </w:r>
     </w:p>
     <w:p>
@@ -3062,7 +2836,6 @@
           <w:szCs w:val="30"/>
         </w:rPr>
       </w:pPr>
-      <w:commentRangeStart w:id="26"/>
       <w:bookmarkStart w:id="2" w:name="_Toc209429499"/>
       <w:r>
         <w:rPr>
@@ -3090,27 +2863,9 @@
       </w:r>
       <w:bookmarkEnd w:id="0"/>
       <w:bookmarkEnd w:id="1"/>
-      <w:commentRangeEnd w:id="26"/>
-      <w:r>
-        <w:rPr>
-          <w:rStyle w:val="27"/>
-          <w:rFonts w:ascii="黑体" w:hAnsi="黑体" w:eastAsia="黑体" w:cs="Times New Roman"/>
-          <w:sz w:val="30"/>
-          <w:szCs w:val="30"/>
-        </w:rPr>
-        <w:commentReference w:id="26"/>
-      </w:r>
       <w:bookmarkEnd w:id="2"/>
     </w:p>
-    <w:p>
-      <w:r>
-        <w:rPr>
-          <w:rStyle w:val="27"/>
-          <w:rFonts w:ascii="Calibri" w:hAnsi="Calibri" w:eastAsia="宋体" w:cs="Times New Roman"/>
-        </w:rPr>
-        <w:commentReference w:id="27"/>
-      </w:r>
-    </w:p>
+    <w:p/>
     <w:p>
       <w:pPr>
         <w:spacing w:line="400" w:lineRule="exact"/>
@@ -3122,8 +2877,6 @@
           <w:szCs w:val="32"/>
         </w:rPr>
       </w:pPr>
-      <w:commentRangeStart w:id="28"/>
-      <w:commentRangeStart w:id="29"/>
       <w:r>
         <w:rPr>
           <w:rFonts w:hint="eastAsia" w:ascii="宋体" w:hAnsi="宋体" w:eastAsia="宋体"/>
@@ -3203,14 +2956,6 @@
           <w:szCs w:val="28"/>
         </w:rPr>
         <w:t>字体</w:t>
-      </w:r>
-      <w:commentRangeEnd w:id="28"/>
-      <w:r>
-        <w:rPr>
-          <w:rStyle w:val="27"/>
-          <w:rFonts w:ascii="Calibri" w:hAnsi="Calibri" w:eastAsia="宋体" w:cs="Times New Roman"/>
-        </w:rPr>
-        <w:commentReference w:id="28"/>
       </w:r>
     </w:p>
     <w:p>
@@ -3252,12 +2997,6 @@
         </w:rPr>
         <w:t>XXXXXXXXXXXXXXXXXXXXXXXXXXXXXXXXXXXXXXXXXXXXXXXXXXXXXXXXXXXXXXXXXXXXXXXXXXXXXXXXXXXXXXXXXXXXXXXXXXXXXXXXXXXXXXXXXXXXXXXXXXXXXXXXXXXXXXXXXXXXXXXXXXXXXXXXXXXXXXXXXXXXXXXXXXXXXXXXXXXXXXXXXXXXXXXXXXXXXXXXXXXXXXXXXXXXXXXXXXXXXXXXXXXXXXXXXXXXXXXXXXXXXXXXXXXXXXXXXX</w:t>
       </w:r>
-      <w:commentRangeEnd w:id="29"/>
-      <w:r>
-        <w:commentReference w:id="29"/>
-      </w:r>
-      <w:bookmarkStart w:id="35" w:name="_GoBack"/>
-      <w:bookmarkEnd w:id="35"/>
     </w:p>
     <w:p>
       <w:pPr>
@@ -3332,84 +3071,124 @@
     </w:p>
     <w:p>
       <w:pPr>
-        <w:pStyle w:val="37"/>
+        <w:pStyle w:val="2"/>
         <w:numPr>
           <w:ilvl w:val="0"/>
           <w:numId w:val="1"/>
         </w:numPr>
-        <w:spacing w:line="360" w:lineRule="auto"/>
-        <w:ind w:firstLineChars="0"/>
-        <w:jc w:val="center"/>
-        <w:outlineLvl w:val="0"/>
-        <w:rPr>
-          <w:rFonts w:ascii="黑体" w:hAnsi="黑体" w:eastAsia="黑体"/>
-          <w:sz w:val="30"/>
-          <w:szCs w:val="30"/>
-        </w:rPr>
-      </w:pPr>
-      <w:commentRangeStart w:id="30"/>
+        <w:bidi w:val="0"/>
+      </w:pPr>
       <w:bookmarkStart w:id="3" w:name="_Toc209019444"/>
       <w:bookmarkStart w:id="4" w:name="_Toc209019490"/>
       <w:bookmarkStart w:id="5" w:name="_Toc209429500"/>
       <w:bookmarkStart w:id="6" w:name="_Hlk62845877"/>
       <w:r>
         <w:rPr>
-          <w:rFonts w:hint="eastAsia" w:ascii="黑体" w:hAnsi="黑体" w:eastAsia="黑体"/>
-          <w:sz w:val="30"/>
-          <w:szCs w:val="30"/>
+          <w:rFonts w:hint="eastAsia"/>
         </w:rPr>
         <w:t>一级标题</w:t>
       </w:r>
-      <w:commentRangeEnd w:id="30"/>
       <w:bookmarkEnd w:id="3"/>
       <w:bookmarkEnd w:id="4"/>
-      <w:r>
-        <w:rPr>
-          <w:rStyle w:val="27"/>
-          <w:rFonts w:ascii="Calibri" w:hAnsi="Calibri" w:eastAsia="宋体" w:cs="Times New Roman"/>
-        </w:rPr>
-        <w:commentReference w:id="30"/>
-      </w:r>
       <w:bookmarkEnd w:id="5"/>
     </w:p>
-    <w:p/>
+    <w:p>
+      <w:pPr>
+        <w:pStyle w:val="3"/>
+        <w:bidi w:val="0"/>
+      </w:pPr>
+    </w:p>
     <w:bookmarkEnd w:id="6"/>
     <w:p>
       <w:pPr>
-        <w:pStyle w:val="37"/>
+        <w:pStyle w:val="3"/>
+        <w:bidi w:val="0"/>
+      </w:pPr>
+      <w:bookmarkStart w:id="7" w:name="_Toc209429501"/>
+      <w:r>
+        <w:t>二级标题</w:t>
+      </w:r>
+      <w:bookmarkEnd w:id="7"/>
+    </w:p>
+    <w:p>
+      <w:pPr>
+        <w:spacing w:line="400" w:lineRule="exact"/>
+        <w:ind w:firstLine="480" w:firstLineChars="200"/>
+        <w:jc w:val="left"/>
+        <w:rPr>
+          <w:rFonts w:ascii="宋体" w:hAnsi="宋体" w:eastAsia="宋体"/>
+          <w:sz w:val="24"/>
+          <w:szCs w:val="24"/>
+        </w:rPr>
+      </w:pPr>
+      <w:r>
+        <w:rPr>
+          <w:rFonts w:hint="eastAsia" w:ascii="宋体" w:hAnsi="宋体" w:eastAsia="宋体"/>
+          <w:sz w:val="24"/>
+          <w:szCs w:val="24"/>
+        </w:rPr>
+        <w:t>XXXXXXXXXXXXXXXXXXXXXXXXXXXXXXXXXXXXXXXXXXXXXXXXXXXXXXXXXXXXXXXXXXXXXXXXXXXXXXXXXXXXXXXXXXXXXXXXXXXXXXXXXXXXXXXXXXXXXXXXXXXXXXXXXXXXXXXXXXXXXXXXXXXXXXXXXXXXXXXXXXXXXXXXXXXXXXXXXXXXXXXXXXXXXXXXXXXXXXXXXXXXXXXXXXXXXXXXXXXXXXXXXXXXXXXXXXXXXXXXXXXXXXXXXXXXXXXXXXXXXXXXXXXXXXXXXXXXXXXXXXXXXXXXXXXXXXXXXXXXXXXXXXXXXXXXXXXXXXXXXXXXXXXXXXXXXXXXXXXXXXXXXXXXXXXXXXXXXXXXXXXXXXXXX</w:t>
+      </w:r>
+      <w:r>
+        <w:rPr>
+          <w:rFonts w:ascii="宋体" w:hAnsi="宋体" w:eastAsia="宋体"/>
+          <w:sz w:val="24"/>
+          <w:szCs w:val="24"/>
+        </w:rPr>
+        <w:t xml:space="preserve">  </w:t>
+      </w:r>
+    </w:p>
+    <w:p>
+      <w:pPr>
+        <w:spacing w:line="400" w:lineRule="exact"/>
+        <w:jc w:val="left"/>
+        <w:rPr>
+          <w:rFonts w:ascii="宋体" w:hAnsi="宋体" w:eastAsia="宋体"/>
+          <w:sz w:val="24"/>
+          <w:szCs w:val="24"/>
+        </w:rPr>
+      </w:pPr>
+    </w:p>
+    <w:p>
+      <w:pPr>
+        <w:pStyle w:val="4"/>
         <w:numPr>
           <w:ilvl w:val="0"/>
           <w:numId w:val="2"/>
         </w:numPr>
-        <w:spacing w:line="360" w:lineRule="auto"/>
-        <w:ind w:firstLineChars="0"/>
-        <w:jc w:val="left"/>
-        <w:outlineLvl w:val="0"/>
+        <w:spacing w:before="0" w:after="0" w:line="360" w:lineRule="auto"/>
+        <w:ind w:left="0" w:firstLine="480" w:firstLineChars="200"/>
+        <w:jc w:val="left"/>
         <w:rPr>
           <w:rFonts w:ascii="黑体" w:hAnsi="黑体" w:eastAsia="黑体"/>
-          <w:sz w:val="28"/>
-          <w:szCs w:val="28"/>
-        </w:rPr>
-      </w:pPr>
-      <w:commentRangeStart w:id="31"/>
-      <w:bookmarkStart w:id="7" w:name="_Toc209429501"/>
-      <w:r>
-        <w:rPr>
-          <w:rFonts w:ascii="黑体" w:hAnsi="黑体" w:eastAsia="黑体"/>
-          <w:sz w:val="28"/>
-          <w:szCs w:val="28"/>
-        </w:rPr>
-        <w:t>二级标题</w:t>
-      </w:r>
-      <w:commentRangeEnd w:id="31"/>
-      <w:r>
-        <w:rPr>
-          <w:rStyle w:val="27"/>
-          <w:rFonts w:ascii="Calibri" w:hAnsi="Calibri" w:eastAsia="宋体" w:cs="Times New Roman"/>
-        </w:rPr>
-        <w:commentReference w:id="31"/>
-      </w:r>
-      <w:bookmarkEnd w:id="7"/>
+          <w:b w:val="0"/>
+          <w:bCs w:val="0"/>
+          <w:sz w:val="24"/>
+          <w:szCs w:val="24"/>
+        </w:rPr>
+      </w:pPr>
+      <w:bookmarkStart w:id="8" w:name="_Toc209429502"/>
+      <w:r>
+        <w:rPr>
+          <w:rFonts w:hint="eastAsia" w:ascii="黑体" w:hAnsi="黑体" w:eastAsia="黑体"/>
+          <w:b w:val="0"/>
+          <w:bCs w:val="0"/>
+          <w:sz w:val="24"/>
+          <w:szCs w:val="24"/>
+        </w:rPr>
+        <w:t>三级标题</w:t>
+      </w:r>
+      <w:bookmarkEnd w:id="8"/>
+      <w:r>
+        <w:rPr>
+          <w:rFonts w:hint="eastAsia" w:ascii="Times New Roman" w:hAnsi="Times New Roman" w:eastAsia="黑体" w:cs="Times New Roman"/>
+          <w:b w:val="0"/>
+          <w:bCs w:val="0"/>
+          <w:sz w:val="24"/>
+          <w:szCs w:val="24"/>
+        </w:rPr>
+        <w:t>I</w:t>
+      </w:r>
     </w:p>
     <w:p>
       <w:pPr>
@@ -3422,125 +3201,13 @@
           <w:szCs w:val="24"/>
         </w:rPr>
       </w:pPr>
-      <w:commentRangeStart w:id="32"/>
       <w:r>
         <w:rPr>
           <w:rFonts w:hint="eastAsia" w:ascii="宋体" w:hAnsi="宋体" w:eastAsia="宋体"/>
           <w:sz w:val="24"/>
           <w:szCs w:val="24"/>
         </w:rPr>
-        <w:t>XXXXXXXXXXXXXXXXXXXXXXXXXXXXXXXXXXXXXXXXXXXXXXXXXXXXXXXXXXXXXXXXXXXXXXXXXXXXXXXXXXXXXXXXXXXXXXXXXXXXXXXXXXXXXXXXXXXXXXXXXXXXXXXXXXXXXXXXXXXXXXXXXX</w:t>
-      </w:r>
-      <w:commentRangeEnd w:id="32"/>
-      <w:r>
-        <w:commentReference w:id="32"/>
-      </w:r>
-      <w:r>
-        <w:rPr>
-          <w:rFonts w:hint="eastAsia" w:ascii="宋体" w:hAnsi="宋体" w:eastAsia="宋体"/>
-          <w:sz w:val="24"/>
-          <w:szCs w:val="24"/>
-        </w:rPr>
-        <w:t>XXXXXXXXXXXXXXXXXXXXXXXXXXXXXXXXXXXXXXXXXXXXXXXXXXXXXXXXXXXXXXXXXXXXXXXXXXXXXXXXXXXXXXXXXXXXXXXXXXXXXXXXXXXXXXXXXXXXXXXXXXXXXXXXXXXXXXXXXXXXXXXXXXXXXXXXXXXXXXXXXXXXXXXXXXXXXXXXXXXXXXXXXXXXXXXXXXXXXXXXXXXXXXXXXXXXXXXXXXXXXXX</w:t>
-      </w:r>
-      <w:commentRangeStart w:id="33"/>
-      <w:r>
-        <w:rPr>
-          <w:rFonts w:ascii="宋体" w:hAnsi="宋体" w:eastAsia="宋体"/>
-          <w:sz w:val="24"/>
-          <w:szCs w:val="24"/>
-        </w:rPr>
-        <w:t xml:space="preserve"> </w:t>
-      </w:r>
-      <w:commentRangeEnd w:id="33"/>
-      <w:r>
-        <w:rPr>
-          <w:rStyle w:val="27"/>
-          <w:rFonts w:ascii="Calibri" w:hAnsi="Calibri" w:eastAsia="宋体" w:cs="Times New Roman"/>
-        </w:rPr>
-        <w:commentReference w:id="33"/>
-      </w:r>
-      <w:r>
-        <w:rPr>
-          <w:rFonts w:ascii="宋体" w:hAnsi="宋体" w:eastAsia="宋体"/>
-          <w:sz w:val="24"/>
-          <w:szCs w:val="24"/>
-        </w:rPr>
-        <w:t xml:space="preserve"> </w:t>
-      </w:r>
-    </w:p>
-    <w:p>
-      <w:pPr>
-        <w:spacing w:line="400" w:lineRule="exact"/>
-        <w:jc w:val="left"/>
-        <w:rPr>
-          <w:rFonts w:ascii="宋体" w:hAnsi="宋体" w:eastAsia="宋体"/>
-          <w:sz w:val="24"/>
-          <w:szCs w:val="24"/>
-        </w:rPr>
-      </w:pPr>
-    </w:p>
-    <w:p>
-      <w:pPr>
-        <w:pStyle w:val="4"/>
-        <w:numPr>
-          <w:ilvl w:val="0"/>
-          <w:numId w:val="3"/>
-        </w:numPr>
-        <w:spacing w:before="0" w:after="0" w:line="360" w:lineRule="auto"/>
-        <w:ind w:left="0" w:firstLine="480" w:firstLineChars="200"/>
-        <w:jc w:val="left"/>
-        <w:rPr>
-          <w:rFonts w:ascii="黑体" w:hAnsi="黑体" w:eastAsia="黑体"/>
-          <w:b w:val="0"/>
-          <w:bCs w:val="0"/>
-          <w:sz w:val="24"/>
-          <w:szCs w:val="24"/>
-        </w:rPr>
-      </w:pPr>
-      <w:bookmarkStart w:id="8" w:name="_Toc209429502"/>
-      <w:commentRangeStart w:id="34"/>
-      <w:r>
-        <w:rPr>
-          <w:rFonts w:hint="eastAsia" w:ascii="黑体" w:hAnsi="黑体" w:eastAsia="黑体"/>
-          <w:b w:val="0"/>
-          <w:bCs w:val="0"/>
-          <w:sz w:val="24"/>
-          <w:szCs w:val="24"/>
-        </w:rPr>
-        <w:t>三级标题</w:t>
-      </w:r>
-      <w:commentRangeEnd w:id="34"/>
-      <w:r>
-        <w:rPr>
-          <w:rStyle w:val="27"/>
-          <w:rFonts w:ascii="Calibri" w:hAnsi="Calibri" w:eastAsia="宋体" w:cs="Times New Roman"/>
-          <w:b w:val="0"/>
-          <w:bCs w:val="0"/>
-        </w:rPr>
-        <w:commentReference w:id="34"/>
-      </w:r>
-      <w:bookmarkEnd w:id="8"/>
-      <w:commentRangeStart w:id="35"/>
-      <w:r>
-        <w:rPr>
-          <w:rFonts w:hint="eastAsia" w:ascii="Times New Roman" w:hAnsi="Times New Roman" w:eastAsia="黑体" w:cs="Times New Roman"/>
-          <w:b w:val="0"/>
-          <w:bCs w:val="0"/>
-          <w:sz w:val="24"/>
-          <w:szCs w:val="24"/>
-        </w:rPr>
-        <w:t>I</w:t>
-      </w:r>
-      <w:commentRangeEnd w:id="35"/>
-      <w:r>
-        <w:rPr>
-          <w:rStyle w:val="27"/>
-          <w:rFonts w:ascii="Calibri" w:hAnsi="Calibri" w:eastAsia="宋体" w:cs="Times New Roman"/>
-          <w:b w:val="0"/>
-          <w:bCs w:val="0"/>
-        </w:rPr>
-        <w:commentReference w:id="35"/>
+        <w:t>XXXXXXXXXXXXXXXXXXXXXXXXXXXXXXXXXXXXXXXXXXXXXXXXXXXXXXXXXXXXXXXXXXXXXXX</w:t>
       </w:r>
     </w:p>
     <w:p>
@@ -3560,45 +3227,7 @@
           <w:sz w:val="24"/>
           <w:szCs w:val="24"/>
         </w:rPr>
-        <w:t>XXXXXXXXXXXXXXXXXXXXXXXXXXXXXXXXXXXXXXXXXXXXXXXXXXXXXXXXXXXXXXXXXXXXXXX</w:t>
-      </w:r>
-    </w:p>
-    <w:p>
-      <w:pPr>
-        <w:spacing w:line="400" w:lineRule="exact"/>
-        <w:ind w:firstLine="480" w:firstLineChars="200"/>
-        <w:jc w:val="left"/>
-        <w:rPr>
-          <w:rFonts w:ascii="宋体" w:hAnsi="宋体" w:eastAsia="宋体"/>
-          <w:sz w:val="24"/>
-          <w:szCs w:val="24"/>
-        </w:rPr>
-      </w:pPr>
-      <w:r>
-        <w:rPr>
-          <w:rFonts w:hint="eastAsia" w:ascii="宋体" w:hAnsi="宋体" w:eastAsia="宋体"/>
-          <w:sz w:val="24"/>
-          <w:szCs w:val="24"/>
-        </w:rPr>
-        <w:t>XXXXXXXXXXXXXXXXXXXXXXXXXXXXXXXXXXXXXXXXXXXXXXXXXXXXXXXXX</w:t>
-      </w:r>
-      <w:r>
-        <w:rPr>
-          <w:rStyle w:val="27"/>
-          <w:rFonts w:ascii="宋体" w:hAnsi="宋体" w:eastAsia="宋体" w:cs="Times New Roman"/>
-          <w:sz w:val="24"/>
-          <w:szCs w:val="24"/>
-        </w:rPr>
-        <w:commentReference w:id="36"/>
-      </w:r>
-      <w:commentRangeStart w:id="37"/>
-      <w:r>
-        <w:rPr>
-          <w:rFonts w:hint="eastAsia" w:ascii="宋体" w:hAnsi="宋体" w:eastAsia="宋体"/>
-          <w:sz w:val="24"/>
-          <w:szCs w:val="24"/>
-        </w:rPr>
-        <w:t>脚注说明</w:t>
+        <w:t>XXXXXXXXXXXXXXXXXXXXXXXXXXXXXXXXXXXXXXXXXXXXXXXXXXXXXXXXX脚注说明</w:t>
       </w:r>
       <w:r>
         <w:rPr>
@@ -3608,16 +3237,6 @@
           <w:szCs w:val="24"/>
         </w:rPr>
         <w:footnoteReference w:id="0"/>
-      </w:r>
-      <w:commentRangeEnd w:id="37"/>
-      <w:r>
-        <w:rPr>
-          <w:rStyle w:val="27"/>
-          <w:rFonts w:ascii="Times New Roman" w:hAnsi="Times New Roman" w:eastAsia="宋体" w:cs="Times New Roman"/>
-          <w:sz w:val="24"/>
-          <w:szCs w:val="24"/>
-        </w:rPr>
-        <w:commentReference w:id="37"/>
       </w:r>
     </w:p>
     <w:p>
@@ -3790,7 +3409,6 @@
           <w:szCs w:val="21"/>
         </w:rPr>
       </w:pPr>
-      <w:commentRangeStart w:id="38"/>
       <w:r>
         <w:rPr>
           <w:rFonts w:hint="eastAsia" w:ascii="黑体" w:hAnsi="黑体" w:eastAsia="黑体" w:cs="黑体"/>
@@ -3798,14 +3416,6 @@
         </w:rPr>
         <w:t>图1-1 校园环境（来源：四川音乐学院官网）</w:t>
       </w:r>
-      <w:commentRangeEnd w:id="38"/>
-      <w:r>
-        <w:rPr>
-          <w:rStyle w:val="27"/>
-          <w:rFonts w:hint="eastAsia" w:ascii="黑体" w:hAnsi="黑体" w:eastAsia="黑体" w:cs="黑体"/>
-        </w:rPr>
-        <w:commentReference w:id="38"/>
-      </w:r>
     </w:p>
     <w:p>
       <w:pPr>
@@ -3872,44 +3482,184 @@
     <w:p>
       <w:pPr>
         <w:pStyle w:val="4"/>
+        <w:numPr>
+          <w:ilvl w:val="0"/>
+          <w:numId w:val="2"/>
+        </w:numPr>
+        <w:spacing w:before="0" w:after="0" w:line="360" w:lineRule="auto"/>
+        <w:ind w:left="0" w:firstLine="480" w:firstLineChars="200"/>
+        <w:jc w:val="left"/>
+        <w:rPr>
+          <w:rFonts w:ascii="黑体" w:hAnsi="黑体" w:eastAsia="黑体"/>
+          <w:b w:val="0"/>
+          <w:bCs w:val="0"/>
+          <w:sz w:val="24"/>
+          <w:szCs w:val="24"/>
+        </w:rPr>
+      </w:pPr>
+      <w:bookmarkStart w:id="10" w:name="_Toc209429503"/>
+      <w:r>
+        <w:rPr>
+          <w:rFonts w:hint="eastAsia" w:ascii="黑体" w:hAnsi="黑体" w:eastAsia="黑体"/>
+          <w:b w:val="0"/>
+          <w:bCs w:val="0"/>
+          <w:sz w:val="24"/>
+          <w:szCs w:val="24"/>
+        </w:rPr>
+        <w:t>三级标题</w:t>
+      </w:r>
+      <w:bookmarkEnd w:id="10"/>
+      <w:r>
+        <w:rPr>
+          <w:rFonts w:hint="eastAsia" w:ascii="Times New Roman" w:hAnsi="Times New Roman" w:eastAsia="黑体" w:cs="Times New Roman"/>
+          <w:b w:val="0"/>
+          <w:bCs w:val="0"/>
+          <w:sz w:val="24"/>
+          <w:szCs w:val="24"/>
+        </w:rPr>
+        <w:t>II</w:t>
+      </w:r>
+    </w:p>
+    <w:p>
+      <w:pPr>
+        <w:spacing w:line="400" w:lineRule="exact"/>
+        <w:ind w:firstLine="480" w:firstLineChars="200"/>
+        <w:jc w:val="left"/>
+        <w:rPr>
+          <w:rFonts w:ascii="宋体" w:hAnsi="宋体" w:eastAsia="宋体"/>
+          <w:sz w:val="24"/>
+          <w:szCs w:val="24"/>
+        </w:rPr>
+      </w:pPr>
+      <w:r>
+        <w:rPr>
+          <w:rFonts w:hint="eastAsia" w:ascii="宋体" w:hAnsi="宋体" w:eastAsia="宋体"/>
+          <w:sz w:val="24"/>
+          <w:szCs w:val="24"/>
+        </w:rPr>
+        <w:t>XXXXXXXXXXXXXXXXXXXXXXXXXXXXXXXXXXXXXXXXXXXXXXXXXXXXXXXXXXXXXXXXXXXXXXXXXXXXXXXXXXXXXXXXXXXXXXXXXXXXXXXXXXXXXXXXXXXXXXXXXXXXXXXXXXXXXXXXXXXXXXXXXXXXXXXXXXXXXXXXXXXXXXXXXXXXXXXXXXXXXXXXXXXXXXXXXXXXXXXXXXXXXXXXXXXXXXXXXXXXXXXXXXXXXXXXXXXXXXXXXXXXX</w:t>
+      </w:r>
+    </w:p>
+    <w:p>
+      <w:pPr>
+        <w:spacing w:line="400" w:lineRule="exact"/>
+        <w:jc w:val="left"/>
+        <w:rPr>
+          <w:rFonts w:ascii="宋体" w:hAnsi="宋体" w:eastAsia="宋体"/>
+          <w:sz w:val="24"/>
+          <w:szCs w:val="24"/>
+        </w:rPr>
+      </w:pPr>
+    </w:p>
+    <w:p>
+      <w:pPr>
+        <w:pStyle w:val="4"/>
+        <w:numPr>
+          <w:ilvl w:val="0"/>
+          <w:numId w:val="2"/>
+        </w:numPr>
+        <w:spacing w:before="0" w:after="0" w:line="360" w:lineRule="auto"/>
+        <w:ind w:left="0" w:firstLine="480" w:firstLineChars="200"/>
+        <w:jc w:val="left"/>
+        <w:rPr>
+          <w:rFonts w:ascii="黑体" w:hAnsi="黑体" w:eastAsia="黑体"/>
+          <w:b w:val="0"/>
+          <w:bCs w:val="0"/>
+          <w:sz w:val="24"/>
+          <w:szCs w:val="24"/>
+        </w:rPr>
+      </w:pPr>
+      <w:bookmarkStart w:id="11" w:name="_Toc209429504"/>
+      <w:r>
+        <w:rPr>
+          <w:rFonts w:hint="eastAsia" w:ascii="黑体" w:hAnsi="黑体" w:eastAsia="黑体"/>
+          <w:b w:val="0"/>
+          <w:bCs w:val="0"/>
+          <w:sz w:val="24"/>
+          <w:szCs w:val="24"/>
+        </w:rPr>
+        <w:t>三级标题</w:t>
+      </w:r>
+      <w:bookmarkEnd w:id="11"/>
+      <w:r>
+        <w:rPr>
+          <w:rFonts w:ascii="Times New Roman" w:hAnsi="Times New Roman" w:eastAsia="黑体" w:cs="Times New Roman"/>
+          <w:b w:val="0"/>
+          <w:bCs w:val="0"/>
+          <w:sz w:val="24"/>
+          <w:szCs w:val="24"/>
+        </w:rPr>
+        <w:t>III</w:t>
+      </w:r>
+    </w:p>
+    <w:p>
+      <w:pPr>
+        <w:spacing w:line="400" w:lineRule="exact"/>
+        <w:ind w:firstLine="480" w:firstLineChars="200"/>
+        <w:jc w:val="left"/>
+        <w:rPr>
+          <w:rFonts w:ascii="宋体" w:hAnsi="宋体" w:eastAsia="宋体"/>
+          <w:sz w:val="24"/>
+          <w:szCs w:val="24"/>
+        </w:rPr>
+      </w:pPr>
+      <w:r>
+        <w:rPr>
+          <w:rFonts w:hint="eastAsia" w:ascii="宋体" w:hAnsi="宋体" w:eastAsia="宋体"/>
+          <w:sz w:val="24"/>
+          <w:szCs w:val="24"/>
+        </w:rPr>
+        <w:t>XXXXXXXXXXXXXXXXXXXXXXXXXXXXXXXXXXXXXXXXXXXXXXXXXXXXXXXXXXXXXXXXXXXXXXXXXXXXXXXXXXXXXXXXXXXXXXXXXXXXXXXXXXXXXXXXXXXXXXXXXXXXXXXXXXXXXXXXXXXXXXXXXXXXXXXXXXXXXXXXXXXXXXXXXXXXXXXXXXXXXXXXXXXXXXXXXXXXXXXXXXXXXXXX</w:t>
+      </w:r>
+    </w:p>
+    <w:p>
+      <w:pPr>
+        <w:spacing w:line="400" w:lineRule="exact"/>
+        <w:jc w:val="left"/>
+        <w:rPr>
+          <w:rFonts w:ascii="宋体" w:hAnsi="宋体" w:eastAsia="宋体"/>
+          <w:sz w:val="24"/>
+          <w:szCs w:val="24"/>
+        </w:rPr>
+      </w:pPr>
+    </w:p>
+    <w:p>
+      <w:pPr>
+        <w:pStyle w:val="37"/>
         <w:numPr>
           <w:ilvl w:val="0"/>
           <w:numId w:val="3"/>
         </w:numPr>
-        <w:spacing w:before="0" w:after="0" w:line="360" w:lineRule="auto"/>
-        <w:ind w:left="0" w:firstLine="480" w:firstLineChars="200"/>
-        <w:jc w:val="left"/>
+        <w:spacing w:line="360" w:lineRule="auto"/>
+        <w:ind w:firstLineChars="0"/>
+        <w:jc w:val="left"/>
+        <w:outlineLvl w:val="0"/>
         <w:rPr>
           <w:rFonts w:ascii="黑体" w:hAnsi="黑体" w:eastAsia="黑体"/>
-          <w:b w:val="0"/>
-          <w:bCs w:val="0"/>
-          <w:sz w:val="24"/>
-          <w:szCs w:val="24"/>
-        </w:rPr>
-      </w:pPr>
-      <w:bookmarkStart w:id="10" w:name="_Toc209429503"/>
+          <w:sz w:val="28"/>
+          <w:szCs w:val="28"/>
+        </w:rPr>
+      </w:pPr>
+      <w:bookmarkStart w:id="12" w:name="_Toc209429505"/>
+      <w:r>
+        <w:rPr>
+          <w:rFonts w:ascii="黑体" w:hAnsi="黑体" w:eastAsia="黑体"/>
+          <w:sz w:val="28"/>
+          <w:szCs w:val="28"/>
+        </w:rPr>
+        <w:t>二级标题</w:t>
+      </w:r>
       <w:r>
         <w:rPr>
           <w:rFonts w:hint="eastAsia" w:ascii="黑体" w:hAnsi="黑体" w:eastAsia="黑体"/>
-          <w:b w:val="0"/>
-          <w:bCs w:val="0"/>
-          <w:sz w:val="24"/>
-          <w:szCs w:val="24"/>
-        </w:rPr>
-        <w:t>三级标题</w:t>
-      </w:r>
-      <w:bookmarkEnd w:id="10"/>
-      <w:r>
-        <w:rPr>
-          <w:rFonts w:hint="eastAsia" w:ascii="Times New Roman" w:hAnsi="Times New Roman" w:eastAsia="黑体" w:cs="Times New Roman"/>
-          <w:b w:val="0"/>
-          <w:bCs w:val="0"/>
-          <w:sz w:val="24"/>
-          <w:szCs w:val="24"/>
-        </w:rPr>
-        <w:t>II</w:t>
-      </w:r>
-    </w:p>
+          <w:sz w:val="28"/>
+          <w:szCs w:val="28"/>
+        </w:rPr>
+        <w:t>二</w:t>
+      </w:r>
+      <w:bookmarkEnd w:id="12"/>
+    </w:p>
+    <w:p/>
     <w:p>
       <w:pPr>
         <w:spacing w:line="400" w:lineRule="exact"/>
@@ -3927,7 +3677,7 @@
           <w:sz w:val="24"/>
           <w:szCs w:val="24"/>
         </w:rPr>
-        <w:t>XXXXXXXXXXXXXXXXXXXXXXXXXXXXXXXXXXXXXXXXXXXXXXXXXXXXXXXXXXXXXXXXXXXXXXXXXXXXXXXXXXXXXXXXXXXXXXXXXXXXXXXXXXXXXXXXXXXXXXXXXXXXXXXXXXXXXXXXXXXXXXXXXXXXXXXXXXXXXXXXXXXXXXXXXXXXXXXXXXXXXXXXXXXXXXXXXXXXXXXXXXXXXXXXXXXXXXXXXXXXXXXXXXXXXXXXXXXXXXXXXXXXX</w:t>
+        <w:t>XXXXXXXXXXXXXXXXXXXXXXXXXXXXXXXXXXXXXXXXXXXXXXXXXXXXXXXXXXXXXXXXXXXXXXXXXXXXXXXXXXXXXXXXXXXXXXXXXXXXXXXXXXXXXXXXXXXXXXXXXXXXXXXXXXXXXXXXXXXXXXXXXXXXXXXXXXXXXXXXXXXXXXXXXXXXXXXXXXXXXXXXXXXXXXXXXXXXXXXXXXXXXXXXXXXXXXXXXXXXXXXXXXXXXXXXXXXXXXX</w:t>
       </w:r>
     </w:p>
     <w:p>
@@ -3943,200 +3693,25 @@
     </w:p>
     <w:p>
       <w:pPr>
-        <w:pStyle w:val="4"/>
-        <w:numPr>
-          <w:ilvl w:val="0"/>
-          <w:numId w:val="3"/>
-        </w:numPr>
-        <w:spacing w:before="0" w:after="0" w:line="360" w:lineRule="auto"/>
-        <w:ind w:left="0" w:firstLine="480" w:firstLineChars="200"/>
-        <w:jc w:val="left"/>
-        <w:rPr>
-          <w:rFonts w:ascii="黑体" w:hAnsi="黑体" w:eastAsia="黑体"/>
-          <w:b w:val="0"/>
-          <w:bCs w:val="0"/>
-          <w:sz w:val="24"/>
-          <w:szCs w:val="24"/>
-        </w:rPr>
-      </w:pPr>
-      <w:bookmarkStart w:id="11" w:name="_Toc209429504"/>
-      <w:r>
-        <w:rPr>
-          <w:rFonts w:hint="eastAsia" w:ascii="黑体" w:hAnsi="黑体" w:eastAsia="黑体"/>
-          <w:b w:val="0"/>
-          <w:bCs w:val="0"/>
-          <w:sz w:val="24"/>
-          <w:szCs w:val="24"/>
-        </w:rPr>
-        <w:t>三级标题</w:t>
-      </w:r>
-      <w:bookmarkEnd w:id="11"/>
-      <w:r>
-        <w:rPr>
-          <w:rFonts w:ascii="Times New Roman" w:hAnsi="Times New Roman" w:eastAsia="黑体" w:cs="Times New Roman"/>
-          <w:b w:val="0"/>
-          <w:bCs w:val="0"/>
-          <w:sz w:val="24"/>
-          <w:szCs w:val="24"/>
-        </w:rPr>
-        <w:t>III</w:t>
-      </w:r>
-    </w:p>
-    <w:p>
-      <w:pPr>
-        <w:spacing w:line="400" w:lineRule="exact"/>
-        <w:ind w:firstLine="480" w:firstLineChars="200"/>
-        <w:jc w:val="left"/>
-        <w:rPr>
-          <w:rFonts w:ascii="宋体" w:hAnsi="宋体" w:eastAsia="宋体"/>
-          <w:sz w:val="24"/>
-          <w:szCs w:val="24"/>
-        </w:rPr>
-      </w:pPr>
-      <w:r>
-        <w:rPr>
-          <w:rFonts w:hint="eastAsia" w:ascii="宋体" w:hAnsi="宋体" w:eastAsia="宋体"/>
-          <w:sz w:val="24"/>
-          <w:szCs w:val="24"/>
-        </w:rPr>
-        <w:t>XXXXXXXXXXXXXXXXXXXXXXXXXXXXXXXXXXXXXXXXXXXXXXXXXXXXXXXXXXXXXXXXXXXXXXXXXXXXXXXXXXXXXXXXXXXXXXXXXXXXXXXXXXXXXXXXXXXXXXXXXXXXXXXXXXXXXXXXXXXXXXXXXXXXXXXXXXXXXXXXXXXXXXXXXXXXXXXXXXXXXXXXXXXXXXXXXXXXXXXXXXXXXXXX</w:t>
-      </w:r>
-    </w:p>
-    <w:p>
-      <w:pPr>
-        <w:spacing w:line="400" w:lineRule="exact"/>
-        <w:jc w:val="left"/>
-        <w:rPr>
-          <w:rFonts w:ascii="宋体" w:hAnsi="宋体" w:eastAsia="宋体"/>
-          <w:sz w:val="24"/>
-          <w:szCs w:val="24"/>
-        </w:rPr>
-      </w:pPr>
-    </w:p>
-    <w:p>
-      <w:pPr>
-        <w:pStyle w:val="37"/>
-        <w:numPr>
-          <w:ilvl w:val="0"/>
-          <w:numId w:val="2"/>
-        </w:numPr>
-        <w:spacing w:line="360" w:lineRule="auto"/>
-        <w:ind w:firstLineChars="0"/>
-        <w:jc w:val="left"/>
-        <w:outlineLvl w:val="0"/>
-        <w:rPr>
-          <w:rFonts w:ascii="黑体" w:hAnsi="黑体" w:eastAsia="黑体"/>
-          <w:sz w:val="28"/>
-          <w:szCs w:val="28"/>
-        </w:rPr>
-      </w:pPr>
-      <w:bookmarkStart w:id="12" w:name="_Toc209429505"/>
-      <w:r>
-        <w:rPr>
-          <w:rFonts w:ascii="黑体" w:hAnsi="黑体" w:eastAsia="黑体"/>
-          <w:sz w:val="28"/>
-          <w:szCs w:val="28"/>
-        </w:rPr>
-        <w:t>二级标题</w:t>
-      </w:r>
-      <w:r>
-        <w:rPr>
-          <w:rFonts w:hint="eastAsia" w:ascii="黑体" w:hAnsi="黑体" w:eastAsia="黑体"/>
-          <w:sz w:val="28"/>
-          <w:szCs w:val="28"/>
-        </w:rPr>
-        <w:t>二</w:t>
-      </w:r>
-      <w:bookmarkEnd w:id="12"/>
-    </w:p>
-    <w:p/>
-    <w:p>
-      <w:pPr>
-        <w:spacing w:line="400" w:lineRule="exact"/>
-        <w:ind w:firstLine="480" w:firstLineChars="200"/>
-        <w:jc w:val="left"/>
-        <w:rPr>
-          <w:rFonts w:ascii="宋体" w:hAnsi="宋体" w:eastAsia="宋体"/>
-          <w:sz w:val="24"/>
-          <w:szCs w:val="24"/>
-        </w:rPr>
-      </w:pPr>
-      <w:r>
-        <w:rPr>
-          <w:rFonts w:hint="eastAsia" w:ascii="宋体" w:hAnsi="宋体" w:eastAsia="宋体"/>
-          <w:sz w:val="24"/>
-          <w:szCs w:val="24"/>
-        </w:rPr>
-        <w:t>XXXXXXXXXXXXXXXXXXXXXXXXXXXXXXXXXXXXXXXXXXXXXXXXXXXXXXXXXXXXXXXXXXXXXXXXXXXXXXXXXXXXXXXXXXXXXXXXXXXXXXXXXXXXXXXXXXXXXXXXXXXXXXXXXXXXXXXXXXXXXXXXXXXXXXXXXXXXXXXXXXXXXXXXXXXXXXXXXXXXXXXXXXXXXXXXXXXXXXXXXXXXXXXXXXXXXXXXXXXXXXXXXXXXXXXXXXXXXXX</w:t>
-      </w:r>
-    </w:p>
-    <w:p>
-      <w:pPr>
-        <w:spacing w:line="400" w:lineRule="exact"/>
-        <w:jc w:val="left"/>
-        <w:rPr>
-          <w:rFonts w:ascii="宋体" w:hAnsi="宋体" w:eastAsia="宋体"/>
-          <w:sz w:val="24"/>
-          <w:szCs w:val="24"/>
-        </w:rPr>
-      </w:pPr>
-    </w:p>
-    <w:p>
-      <w:pPr>
-        <w:spacing w:line="360" w:lineRule="auto"/>
-        <w:jc w:val="center"/>
-        <w:outlineLvl w:val="0"/>
-        <w:rPr>
-          <w:rFonts w:ascii="黑体" w:hAnsi="黑体" w:eastAsia="黑体"/>
-          <w:sz w:val="30"/>
-          <w:szCs w:val="30"/>
-        </w:rPr>
+        <w:pStyle w:val="2"/>
+        <w:bidi w:val="0"/>
       </w:pPr>
       <w:bookmarkStart w:id="13" w:name="_Toc209019445"/>
       <w:bookmarkStart w:id="14" w:name="_Toc209019491"/>
       <w:bookmarkStart w:id="15" w:name="_Toc209429506"/>
-      <w:commentRangeStart w:id="39"/>
-      <w:r>
-        <w:rPr>
-          <w:rFonts w:hint="eastAsia" w:ascii="黑体" w:hAnsi="黑体" w:eastAsia="黑体"/>
-          <w:sz w:val="30"/>
-          <w:szCs w:val="30"/>
-        </w:rPr>
-        <w:t>二</w:t>
-      </w:r>
-      <w:r>
-        <w:rPr>
-          <w:rFonts w:hint="eastAsia" w:ascii="黑体" w:hAnsi="宋体" w:eastAsia="黑体"/>
-          <w:sz w:val="30"/>
-          <w:szCs w:val="30"/>
-        </w:rPr>
-        <w:t>、</w:t>
-      </w:r>
-      <w:r>
-        <w:rPr>
-          <w:rFonts w:hint="eastAsia" w:ascii="黑体" w:hAnsi="黑体" w:eastAsia="黑体"/>
-          <w:sz w:val="30"/>
-          <w:szCs w:val="30"/>
-        </w:rPr>
-        <w:t>一级标题</w:t>
+      <w:r>
+        <w:rPr>
+          <w:rFonts w:hint="eastAsia"/>
+        </w:rPr>
+        <w:t>二、一级标题</w:t>
       </w:r>
       <w:bookmarkEnd w:id="13"/>
       <w:bookmarkEnd w:id="14"/>
       <w:r>
         <w:rPr>
-          <w:rFonts w:hint="eastAsia" w:ascii="黑体" w:hAnsi="黑体" w:eastAsia="黑体"/>
-          <w:sz w:val="30"/>
-          <w:szCs w:val="30"/>
+          <w:rFonts w:hint="eastAsia"/>
         </w:rPr>
         <w:t>二</w:t>
-      </w:r>
-      <w:commentRangeEnd w:id="39"/>
-      <w:r>
-        <w:rPr>
-          <w:rStyle w:val="27"/>
-          <w:rFonts w:ascii="Calibri" w:hAnsi="Calibri" w:eastAsia="宋体" w:cs="Times New Roman"/>
-        </w:rPr>
-        <w:commentReference w:id="39"/>
       </w:r>
       <w:bookmarkEnd w:id="15"/>
     </w:p>
@@ -4161,7 +3736,6 @@
           <w:szCs w:val="24"/>
         </w:rPr>
       </w:pPr>
-      <w:commentRangeStart w:id="40"/>
       <w:r>
         <w:rPr>
           <w:rFonts w:hint="eastAsia" w:ascii="宋体" w:hAnsi="宋体" w:eastAsia="宋体"/>
@@ -4208,23 +3782,7 @@
           <w:sz w:val="24"/>
           <w:szCs w:val="24"/>
         </w:rPr>
-        <w:t>XXXXXXXXXXXXXXXXXXXXXXXXXXXXXXXXXXXXXXXXXXXXXXXXXXXXXXXXXXXXXXXXXXXXXXXXXXXXXXXXXXXXXXXXXXXXXXXXXXXXXXXXXXXXXXXXXXXXXXXXXXXXXXXXXXXXXXXXXXXXXXXXXXXXXXXXXXXXXXXXXXXXXXXXXXXXXXXXXXXXXXXXXXXXXXXXXXXXXXXXXXXXXXXXXXXXXXXXXXXXXXXXXXXXXXXXXXXXXXXXXXXXXXXXXXXXXXXXXXXXXXXXXXXXXXXXXXXXXXXXXXXXXXXXXXXXXXXXXXXXXXXXXXXXXXXXXXXXXXXXX</w:t>
-      </w:r>
-      <w:commentRangeEnd w:id="40"/>
-      <w:r>
-        <w:rPr>
-          <w:rStyle w:val="27"/>
-          <w:rFonts w:ascii="Calibri" w:hAnsi="Calibri" w:eastAsia="宋体" w:cs="Times New Roman"/>
-        </w:rPr>
-        <w:commentReference w:id="40"/>
-      </w:r>
-      <w:r>
-        <w:rPr>
-          <w:rFonts w:hint="eastAsia" w:ascii="宋体" w:hAnsi="宋体" w:eastAsia="宋体"/>
-          <w:sz w:val="24"/>
-          <w:szCs w:val="24"/>
-        </w:rPr>
-        <w:t>XXXXXXXXXXXXXXXXXXXXXXXXXXXXXXXXXXXXXXXXXXXXXXXXXXXXXXXXXXXXXXXXXXXXXXXXXXXXXXXXXXXXXXXXXXXXXXXXXXXXXXXXXXXXXXXXXXXXXXXXXXXXXXXXXXXXXXXXXXXXXXXXXXXXXXXXXXXXXXXXXXXXXXXXXXXXXXXXXXXXXXXXXXXXXXXXXXXXXXXXXXXXXXXXXXXXXXXXXXXXXXXXXXXXXXXXXXXXXXXXXXXXXXXXXXXXXXXXXXXXXXXXXXXXXXXXXXXXXXXXXXXXXXXXXXXXXXXXXXXXXXXXXXXXXXXXXXXXXXXXXXXXXXXXXXXXXXXXXXXXXXXX</w:t>
+        <w:t>XXXXXXXXXXXXXXXXXXXXXXXXXXXXXXXXXXXXXXXXXXXXXXXXXXXXXXXXXXXXXXXXXXXXXXXXXXXXXXXXXXXXXXXXXXXXXXXXXXXXXXXXXXXXXXXXXXXXXXXXXXXXXXXXXXXXXXXXXXXXXXXXXXXXXXXXXXXXXXXXXXXXXXXXXXXXXXXXXXXXXXXXXXXXXXXXXXXXXXXXXXXXXXXXXXXXXXXXXXXXXXXXXXXXXXXXXXXXXXXXXXXXXXXXXXXXXXXXXXXXXXXXXXXXXXXXXXXXXXXXXXXXXXXXXXXXXXXXXXXXXXXXXXXXXXXXXXXXXXXXXXXXXXXXXXXXXXXXXXXXXXXXXXXXXXXXXXXXXXXXXXXXXXXXXXXXXXXXXXXXXXXXXXXXXXXXXXXXXXXXXXXXXXXXXXXXXXXXXXXXXXXXXXXXXXXXXXXXXXXXXXXXXXXXXXXXXXXXXXXXXXXXXXXXXXXXXXXXXXXXXXXXXXXXXXXXXXXXXXXXXXXXXXXXXXXXXXXXXXXXXXXXXXXXXXXXXXXXXXXXXXXXXXXXXXXXXXXXXXXXXXXXXXXXXXXXXXXXXXXXXXXXXXXXXXXXXXXXXXXXXXXXXXXXXXXXXXXXXXXXXXXXXXXXXXXXXXXXXXXXXXXXXXXXXXXXXXXXXXXXXXXXX</w:t>
       </w:r>
     </w:p>
     <w:p>
@@ -4250,9 +3808,8 @@
           <w:szCs w:val="30"/>
         </w:rPr>
       </w:pPr>
-      <w:commentRangeStart w:id="41"/>
-      <w:bookmarkStart w:id="16" w:name="_Toc209019492"/>
-      <w:bookmarkStart w:id="17" w:name="_Toc209019446"/>
+      <w:bookmarkStart w:id="16" w:name="_Toc209019446"/>
+      <w:bookmarkStart w:id="17" w:name="_Toc209019492"/>
       <w:bookmarkStart w:id="18" w:name="_Toc209429507"/>
       <w:r>
         <w:rPr>
@@ -4272,14 +3829,6 @@
         </w:rPr>
         <w:t>三</w:t>
       </w:r>
-      <w:commentRangeEnd w:id="41"/>
-      <w:r>
-        <w:rPr>
-          <w:rStyle w:val="27"/>
-          <w:rFonts w:ascii="Calibri" w:hAnsi="Calibri" w:eastAsia="宋体" w:cs="Times New Roman"/>
-        </w:rPr>
-        <w:commentReference w:id="41"/>
-      </w:r>
       <w:bookmarkEnd w:id="18"/>
     </w:p>
     <w:p/>
@@ -4294,7 +3843,6 @@
           <w:szCs w:val="24"/>
         </w:rPr>
       </w:pPr>
-      <w:commentRangeStart w:id="42"/>
       <w:r>
         <w:rPr>
           <w:rFonts w:hint="eastAsia" w:ascii="宋体" w:hAnsi="宋体" w:eastAsia="宋体"/>
@@ -4341,23 +3889,7 @@
           <w:sz w:val="24"/>
           <w:szCs w:val="24"/>
         </w:rPr>
-        <w:t>XXXXXXXXXXXXXXXXXXXXXXXXXXXXXXXXXXXXXXXXXXXXXXXXXXXXXXXXXXXXXXXXXXXXXXXXXXXXXXXXXXXXXXXXXXXXXXXXXXXXXXXXXXXXXXXXXXXXXXXXXXXXXXXXXXXXXXXXXXXXXXXXXXXXXXXXXXXXXXXXXXXXXXXXXXXXXXXXXXXXXXXXXXXXXXXXXXXXXXXXXXXXXXXXXXXXXXXXXXXXXXXXXXXXXXXXXXXXXXXXXXXXXXXXXXXXXXXXXXXXXXXXXXXXXXXXXXXXXXXXXXXXXXXXXXXXXXXXXXXXXXXXXXXXXXXXXXXXXXXXX</w:t>
-      </w:r>
-      <w:commentRangeEnd w:id="42"/>
-      <w:r>
-        <w:rPr>
-          <w:rStyle w:val="27"/>
-          <w:rFonts w:ascii="Calibri" w:hAnsi="Calibri" w:eastAsia="宋体" w:cs="Times New Roman"/>
-        </w:rPr>
-        <w:commentReference w:id="42"/>
-      </w:r>
-      <w:r>
-        <w:rPr>
-          <w:rFonts w:hint="eastAsia" w:ascii="宋体" w:hAnsi="宋体" w:eastAsia="宋体"/>
-          <w:sz w:val="24"/>
-          <w:szCs w:val="24"/>
-        </w:rPr>
-        <w:t>XXXXXXXXXXXXXXXXXXXXXXXXXXXXXXXXXXXXXXXXXXXXXXXXXXXXXXXXXXXXXXXXXXXXXXXXXXXXXXXXXXXXXXXXXXXXXXXXXXXXXXXXXXXXXXXXXXXXXXXXXXXXXXXXXXXXXXXXXXXXXXXXXXXXXXXXXXXXXXXXXXXXXXXXXXXX</w:t>
+        <w:t>XXXXXXXXXXXXXXXXXXXXXXXXXXXXXXXXXXXXXXXXXXXXXXXXXXXXXXXXXXXXXXXXXXXXXXXXXXXXXXXXXXXXXXXXXXXXXXXXXXXXXXXXXXXXXXXXXXXXXXXXXXXXXXXXXXXXXXXXXXXXXXXXXXXXXXXXXXXXXXXXXXXXXXXXXXXXXXXXXXXXXXXXXXXXXXXXXXXXXXXXXXXXXXXXXXXXXXXXXXXXXXXXXXXXXXXXXXXXXXXXXXXXXXXXXXXXXXXXXXXXXXXXXXXXXXXXXXXXXXXXXXXXXXXXXXXXXXXXXXXXXXXXXXXXXXXXXXXXXXXXXXXXXXXXXXXXXXXXXXXXXXXXXXXXXXXXXXXXXXXXXXXXXXXXXXXXXXXXXXXXXXXXXXXXXXXXXXXXXXXXXXXXXXXXXXXXXXXXXXXXXXXXXXXXXXXXXXXXXXXXXXXXXXXXXXXXXXXXXXXXXXXXXXXXXXXXXXXXXXXXXXXXXXXXXXXXX</w:t>
       </w:r>
     </w:p>
     <w:p>
@@ -4505,10 +4037,10 @@
           <w:szCs w:val="30"/>
         </w:rPr>
       </w:pPr>
-      <w:bookmarkStart w:id="22" w:name="_Toc209019448"/>
-      <w:bookmarkStart w:id="23" w:name="_Toc209019494"/>
-      <w:bookmarkStart w:id="24" w:name="_Toc209429509"/>
-      <w:commentRangeStart w:id="43"/>
+      <w:bookmarkStart w:id="22" w:name="_Toc209429509"/>
+      <w:bookmarkStart w:id="23" w:name="_Toc209019448"/>
+      <w:bookmarkStart w:id="24" w:name="_Toc209019494"/>
+      <w:commentRangeStart w:id="0"/>
       <w:r>
         <w:rPr>
           <w:rFonts w:hint="eastAsia" w:ascii="黑体" w:hAnsi="黑体" w:eastAsia="黑体"/>
@@ -4533,13 +4065,13 @@
         </w:rPr>
         <w:t>语</w:t>
       </w:r>
-      <w:commentRangeEnd w:id="43"/>
+      <w:commentRangeEnd w:id="0"/>
       <w:r>
         <w:rPr>
           <w:rStyle w:val="27"/>
           <w:rFonts w:ascii="Calibri" w:hAnsi="Calibri" w:eastAsia="宋体" w:cs="Times New Roman"/>
         </w:rPr>
-        <w:commentReference w:id="43"/>
+        <w:commentReference w:id="0"/>
       </w:r>
       <w:bookmarkEnd w:id="22"/>
       <w:bookmarkEnd w:id="23"/>
@@ -4557,7 +4089,7 @@
           <w:szCs w:val="24"/>
         </w:rPr>
       </w:pPr>
-      <w:commentRangeStart w:id="44"/>
+      <w:commentRangeStart w:id="1"/>
       <w:r>
         <w:rPr>
           <w:rFonts w:hint="eastAsia" w:ascii="宋体" w:hAnsi="宋体" w:eastAsia="宋体"/>
@@ -4606,13 +4138,13 @@
         </w:rPr>
         <w:t>XXXXXXXXXXXXXXXXXXXXXXXXXXXXXXXXXXXXXXXXXXXXXXXXXXXXXXXXXXXXXXXXXXXXXXXXXXXXXXXXXXXXXXXXXXXXXXXXXXXXXXXXXXXXXXXXXXXXXXXXXXXXXXXXXXXXXXXXXXXXXXXXXXXXXXXXXXXXXXXXXXXXXXXXXXXXXXXXXXXXXXXXXXXXXXXXXXXXXXXXXXXXXXXXXXXXXXXXXXXXXXXXXXXXXXXXXXXXXXXXXXXXXXXXXXXXXXXXXXXXXXXXXXXXXXXX</w:t>
       </w:r>
-      <w:commentRangeEnd w:id="44"/>
+      <w:commentRangeEnd w:id="1"/>
       <w:r>
         <w:rPr>
           <w:rStyle w:val="27"/>
           <w:rFonts w:ascii="Calibri" w:hAnsi="Calibri" w:eastAsia="宋体" w:cs="Times New Roman"/>
         </w:rPr>
-        <w:commentReference w:id="44"/>
+        <w:commentReference w:id="1"/>
       </w:r>
     </w:p>
     <w:p>
@@ -4656,7 +4188,7 @@
           <w:szCs w:val="24"/>
         </w:rPr>
       </w:pPr>
-      <w:commentRangeStart w:id="45"/>
+      <w:commentRangeStart w:id="2"/>
       <w:r>
         <w:rPr>
           <w:rFonts w:ascii="宋体" w:hAnsi="宋体" w:eastAsia="宋体"/>
@@ -4665,13 +4197,13 @@
         </w:rPr>
         <w:br w:type="page"/>
       </w:r>
-      <w:commentRangeEnd w:id="45"/>
+      <w:commentRangeEnd w:id="2"/>
       <w:r>
         <w:rPr>
           <w:rStyle w:val="27"/>
           <w:rFonts w:ascii="Calibri" w:hAnsi="Calibri" w:eastAsia="宋体" w:cs="Times New Roman"/>
         </w:rPr>
-        <w:commentReference w:id="45"/>
+        <w:commentReference w:id="2"/>
       </w:r>
     </w:p>
     <w:p>
@@ -4688,403 +4220,361 @@
       <w:bookmarkStart w:id="25" w:name="_Toc209019449"/>
       <w:bookmarkStart w:id="26" w:name="_Toc209019495"/>
       <w:bookmarkStart w:id="27" w:name="_Toc209429510"/>
-      <w:commentRangeStart w:id="46"/>
-      <w:commentRangeStart w:id="47"/>
       <w:r>
         <w:rPr>
           <w:rFonts w:hint="eastAsia" w:ascii="黑体" w:hAnsi="黑体" w:eastAsia="黑体"/>
           <w:sz w:val="30"/>
           <w:szCs w:val="30"/>
         </w:rPr>
-        <w:t>参考</w:t>
-      </w:r>
-      <w:commentRangeEnd w:id="46"/>
-      <w:r>
-        <w:rPr>
-          <w:rStyle w:val="27"/>
-          <w:rFonts w:ascii="黑体" w:hAnsi="黑体" w:eastAsia="黑体" w:cs="Times New Roman"/>
-        </w:rPr>
-        <w:commentReference w:id="46"/>
-      </w:r>
+        <w:t>参考文献</w:t>
+      </w:r>
+      <w:bookmarkEnd w:id="25"/>
+      <w:bookmarkEnd w:id="26"/>
+      <w:bookmarkEnd w:id="27"/>
+    </w:p>
+    <w:p/>
+    <w:p>
+      <w:pPr>
+        <w:spacing w:line="360" w:lineRule="auto"/>
+        <w:ind w:left="420" w:hanging="420" w:hangingChars="200"/>
+        <w:jc w:val="left"/>
+        <w:rPr>
+          <w:rFonts w:ascii="Times New Roman" w:hAnsi="Times New Roman" w:eastAsia="宋体" w:cs="Times New Roman"/>
+          <w:szCs w:val="21"/>
+        </w:rPr>
+      </w:pPr>
+      <w:bookmarkStart w:id="28" w:name="_Hlk67253507"/>
+      <w:r>
+        <w:rPr>
+          <w:rFonts w:ascii="Times New Roman" w:hAnsi="Times New Roman" w:eastAsia="宋体" w:cs="Times New Roman"/>
+          <w:szCs w:val="21"/>
+        </w:rPr>
+        <w:t>[1]</w:t>
+      </w:r>
+      <w:bookmarkStart w:id="29" w:name="_Hlk69499656"/>
+      <w:r>
+        <w:rPr>
+          <w:rFonts w:ascii="Times New Roman" w:hAnsi="Times New Roman" w:eastAsia="宋体" w:cs="Times New Roman"/>
+          <w:szCs w:val="21"/>
+        </w:rPr>
+        <w:t>杨红莉.论先锋小说中个体时间的强化[J].石家庄师范专科学校学报，2002（1）:43-56</w:t>
+      </w:r>
+      <w:bookmarkEnd w:id="29"/>
+      <w:r>
+        <w:rPr>
+          <w:rFonts w:ascii="Times New Roman" w:hAnsi="Times New Roman" w:eastAsia="宋体" w:cs="Times New Roman"/>
+          <w:szCs w:val="21"/>
+        </w:rPr>
+        <w:t>.</w:t>
+      </w:r>
+    </w:p>
+    <w:p>
+      <w:pPr>
+        <w:spacing w:line="360" w:lineRule="auto"/>
+        <w:ind w:left="420" w:hanging="420" w:hangingChars="200"/>
+        <w:jc w:val="left"/>
+        <w:rPr>
+          <w:rFonts w:ascii="Times New Roman" w:hAnsi="Times New Roman" w:eastAsia="宋体" w:cs="Times New Roman"/>
+          <w:szCs w:val="21"/>
+        </w:rPr>
+      </w:pPr>
+      <w:r>
+        <w:rPr>
+          <w:rFonts w:ascii="Times New Roman" w:hAnsi="Times New Roman" w:eastAsia="宋体" w:cs="Times New Roman"/>
+          <w:szCs w:val="21"/>
+        </w:rPr>
+        <w:t>[2]张闳.血的精神分析——从《药》到《许三观卖血记》[J].上海文学，1998（12）:71-78.</w:t>
+      </w:r>
+    </w:p>
+    <w:p>
+      <w:pPr>
+        <w:spacing w:line="360" w:lineRule="auto"/>
+        <w:ind w:left="420" w:hanging="420" w:hangingChars="200"/>
+        <w:jc w:val="left"/>
+        <w:rPr>
+          <w:rFonts w:ascii="Times New Roman" w:hAnsi="Times New Roman" w:eastAsia="宋体" w:cs="Times New Roman"/>
+          <w:szCs w:val="21"/>
+        </w:rPr>
+      </w:pPr>
+      <w:r>
+        <w:rPr>
+          <w:rFonts w:ascii="Times New Roman" w:hAnsi="Times New Roman" w:eastAsia="宋体" w:cs="Times New Roman"/>
+          <w:szCs w:val="21"/>
+        </w:rPr>
+        <w:t>[3]</w:t>
+      </w:r>
+      <w:bookmarkEnd w:id="28"/>
+      <w:r>
+        <w:rPr>
+          <w:rFonts w:ascii="Times New Roman" w:hAnsi="Times New Roman" w:eastAsia="宋体" w:cs="Times New Roman"/>
+          <w:szCs w:val="21"/>
+        </w:rPr>
+        <w:t>马知遥.论余华小说创作的先锋性</w:t>
+      </w:r>
+      <w:bookmarkStart w:id="30" w:name="_Hlk69133455"/>
+      <w:r>
+        <w:rPr>
+          <w:rFonts w:ascii="Times New Roman" w:hAnsi="Times New Roman" w:eastAsia="宋体" w:cs="Times New Roman"/>
+          <w:szCs w:val="21"/>
+        </w:rPr>
+        <w:t>[J]</w:t>
+      </w:r>
+      <w:bookmarkEnd w:id="30"/>
+      <w:r>
+        <w:rPr>
+          <w:rFonts w:ascii="Times New Roman" w:hAnsi="Times New Roman" w:eastAsia="宋体" w:cs="Times New Roman"/>
+          <w:szCs w:val="21"/>
+        </w:rPr>
+        <w:t>.理论导刊，2007（4）:125-127.</w:t>
+      </w:r>
+    </w:p>
+    <w:p>
+      <w:pPr>
+        <w:spacing w:line="360" w:lineRule="auto"/>
+        <w:ind w:left="420" w:hanging="420" w:hangingChars="200"/>
+        <w:jc w:val="left"/>
+        <w:rPr>
+          <w:rFonts w:ascii="Times New Roman" w:hAnsi="Times New Roman" w:eastAsia="宋体" w:cs="Times New Roman"/>
+          <w:szCs w:val="21"/>
+        </w:rPr>
+      </w:pPr>
+      <w:r>
+        <w:rPr>
+          <w:rFonts w:ascii="Times New Roman" w:hAnsi="Times New Roman" w:eastAsia="宋体" w:cs="Times New Roman"/>
+          <w:szCs w:val="21"/>
+        </w:rPr>
+        <w:t>[4]余华.世事如烟[M].北京：作家出版社，2012.</w:t>
+      </w:r>
+    </w:p>
+    <w:p>
+      <w:pPr>
+        <w:spacing w:line="360" w:lineRule="auto"/>
+        <w:ind w:left="420" w:hanging="420" w:hangingChars="200"/>
+        <w:jc w:val="left"/>
+        <w:rPr>
+          <w:rFonts w:ascii="Times New Roman" w:hAnsi="Times New Roman" w:eastAsia="宋体" w:cs="Times New Roman"/>
+          <w:szCs w:val="21"/>
+        </w:rPr>
+      </w:pPr>
+      <w:r>
+        <w:rPr>
+          <w:rFonts w:ascii="Times New Roman" w:hAnsi="Times New Roman" w:eastAsia="宋体" w:cs="Times New Roman"/>
+          <w:szCs w:val="21"/>
+        </w:rPr>
+        <w:t>[5]余华.黄昏里的男孩[M].北京：作家出版社，2012.</w:t>
+      </w:r>
+    </w:p>
+    <w:p>
+      <w:pPr>
+        <w:spacing w:line="360" w:lineRule="auto"/>
+        <w:ind w:left="420" w:hanging="420" w:hangingChars="200"/>
+        <w:jc w:val="left"/>
+        <w:rPr>
+          <w:rFonts w:ascii="Times New Roman" w:hAnsi="Times New Roman" w:eastAsia="宋体" w:cs="Times New Roman"/>
+          <w:szCs w:val="21"/>
+        </w:rPr>
+      </w:pPr>
+      <w:r>
+        <w:rPr>
+          <w:rFonts w:ascii="Times New Roman" w:hAnsi="Times New Roman" w:eastAsia="宋体" w:cs="Times New Roman"/>
+          <w:szCs w:val="21"/>
+        </w:rPr>
+        <w:t>[6]</w:t>
+      </w:r>
+      <w:bookmarkStart w:id="31" w:name="_Hlk69500633"/>
+      <w:r>
+        <w:rPr>
+          <w:rFonts w:ascii="Times New Roman" w:hAnsi="Times New Roman" w:eastAsia="宋体" w:cs="Times New Roman"/>
+          <w:szCs w:val="21"/>
+        </w:rPr>
+        <w:t>余华.温暖和百感交集的旅程[M].北京：作家出版社，2012</w:t>
+      </w:r>
+      <w:bookmarkEnd w:id="31"/>
+      <w:r>
+        <w:rPr>
+          <w:rFonts w:ascii="Times New Roman" w:hAnsi="Times New Roman" w:eastAsia="宋体" w:cs="Times New Roman"/>
+          <w:szCs w:val="21"/>
+        </w:rPr>
+        <w:t>.</w:t>
+      </w:r>
+    </w:p>
+    <w:p>
+      <w:pPr>
+        <w:spacing w:line="360" w:lineRule="auto"/>
+        <w:ind w:left="420" w:hanging="420" w:hangingChars="200"/>
+        <w:jc w:val="left"/>
+        <w:rPr>
+          <w:rFonts w:ascii="Times New Roman" w:hAnsi="Times New Roman" w:eastAsia="宋体" w:cs="Times New Roman"/>
+          <w:szCs w:val="21"/>
+        </w:rPr>
+      </w:pPr>
+      <w:r>
+        <w:rPr>
+          <w:rFonts w:ascii="Times New Roman" w:hAnsi="Times New Roman" w:eastAsia="宋体" w:cs="Times New Roman"/>
+          <w:szCs w:val="21"/>
+        </w:rPr>
+        <w:t>[7]余华.我没有自己的名字[M].北京：人民文学出版社，2017.</w:t>
+      </w:r>
+    </w:p>
+    <w:p>
+      <w:pPr>
+        <w:spacing w:line="360" w:lineRule="auto"/>
+        <w:ind w:left="420" w:hanging="420" w:hangingChars="200"/>
+        <w:jc w:val="left"/>
+        <w:rPr>
+          <w:rFonts w:ascii="Times New Roman" w:hAnsi="Times New Roman" w:eastAsia="宋体" w:cs="Times New Roman"/>
+          <w:szCs w:val="21"/>
+        </w:rPr>
+      </w:pPr>
+      <w:r>
+        <w:rPr>
+          <w:rFonts w:ascii="Times New Roman" w:hAnsi="Times New Roman" w:eastAsia="宋体" w:cs="Times New Roman"/>
+          <w:szCs w:val="21"/>
+        </w:rPr>
+        <w:t>[8]洪治纲.守望先锋[M].桂林：广西师范大学出版社，2005.</w:t>
+      </w:r>
+    </w:p>
+    <w:p>
+      <w:pPr>
+        <w:spacing w:line="360" w:lineRule="auto"/>
+        <w:ind w:left="420" w:hanging="420" w:hangingChars="200"/>
+        <w:jc w:val="left"/>
+        <w:rPr>
+          <w:rFonts w:ascii="Times New Roman" w:hAnsi="Times New Roman" w:eastAsia="宋体" w:cs="Times New Roman"/>
+          <w:szCs w:val="21"/>
+        </w:rPr>
+      </w:pPr>
+      <w:r>
+        <w:rPr>
+          <w:rFonts w:ascii="Times New Roman" w:hAnsi="Times New Roman" w:eastAsia="宋体" w:cs="Times New Roman"/>
+          <w:szCs w:val="21"/>
+        </w:rPr>
+        <w:t>[9]尹俊.论余华创作的后现代主义特征[J].湖北民族学院院报，2015（3）:1.</w:t>
+      </w:r>
+    </w:p>
+    <w:p>
+      <w:pPr>
+        <w:spacing w:line="360" w:lineRule="auto"/>
+        <w:ind w:left="420" w:hanging="420" w:hangingChars="200"/>
+        <w:jc w:val="left"/>
+        <w:rPr>
+          <w:rFonts w:ascii="Times New Roman" w:hAnsi="Times New Roman" w:eastAsia="宋体" w:cs="Times New Roman"/>
+          <w:szCs w:val="21"/>
+        </w:rPr>
+      </w:pPr>
+      <w:r>
+        <w:rPr>
+          <w:rFonts w:ascii="Times New Roman" w:hAnsi="Times New Roman" w:eastAsia="宋体" w:cs="Times New Roman"/>
+          <w:szCs w:val="21"/>
+        </w:rPr>
+        <w:t>[10]王学谦.每个人都是疯子——论余华中篇小说《河边的错误》的先锋特质[J].吉林师范大学学报:人文社会科学版，2012（6）:1-4.</w:t>
+      </w:r>
+    </w:p>
+    <w:p>
+      <w:pPr>
+        <w:spacing w:line="360" w:lineRule="auto"/>
+        <w:ind w:left="420" w:hanging="420" w:hangingChars="200"/>
+        <w:jc w:val="left"/>
+        <w:rPr>
+          <w:rFonts w:ascii="Times New Roman" w:hAnsi="Times New Roman" w:eastAsia="宋体" w:cs="Times New Roman"/>
+          <w:szCs w:val="21"/>
+        </w:rPr>
+      </w:pPr>
+      <w:r>
+        <w:rPr>
+          <w:rFonts w:ascii="Times New Roman" w:hAnsi="Times New Roman" w:eastAsia="宋体" w:cs="Times New Roman"/>
+          <w:szCs w:val="21"/>
+        </w:rPr>
+        <w:t>[11]陈晓明.无边的挑战:修订版[M].北京：中国人民大学出版社，2015.</w:t>
+      </w:r>
+    </w:p>
+    <w:p>
+      <w:pPr>
+        <w:spacing w:line="360" w:lineRule="auto"/>
+        <w:ind w:left="420" w:hanging="420" w:hangingChars="200"/>
+        <w:jc w:val="left"/>
+        <w:rPr>
+          <w:rFonts w:ascii="Times New Roman" w:hAnsi="Times New Roman" w:eastAsia="宋体" w:cs="Times New Roman"/>
+          <w:szCs w:val="21"/>
+        </w:rPr>
+      </w:pPr>
+      <w:r>
+        <w:rPr>
+          <w:rFonts w:ascii="Times New Roman" w:hAnsi="Times New Roman" w:eastAsia="宋体" w:cs="Times New Roman"/>
+          <w:szCs w:val="21"/>
+        </w:rPr>
+        <w:t>[12]余华.四月三日事件[M].北京：人民文学出版社，2018.</w:t>
+      </w:r>
+    </w:p>
+    <w:p/>
+    <w:p>
+      <w:pPr>
+        <w:widowControl/>
+        <w:spacing w:line="360" w:lineRule="auto"/>
+        <w:jc w:val="left"/>
+        <w:rPr>
+          <w:rFonts w:ascii="宋体" w:hAnsi="宋体" w:eastAsia="宋体"/>
+          <w:sz w:val="24"/>
+          <w:szCs w:val="24"/>
+        </w:rPr>
+      </w:pPr>
+      <w:r>
+        <w:rPr>
+          <w:rFonts w:ascii="宋体" w:hAnsi="宋体" w:eastAsia="宋体"/>
+          <w:sz w:val="24"/>
+          <w:szCs w:val="24"/>
+        </w:rPr>
+        <w:br w:type="page"/>
+      </w:r>
+    </w:p>
+    <w:p>
+      <w:pPr>
+        <w:spacing w:line="360" w:lineRule="auto"/>
+        <w:jc w:val="center"/>
+        <w:outlineLvl w:val="0"/>
+        <w:rPr>
+          <w:rFonts w:ascii="黑体" w:hAnsi="黑体" w:eastAsia="黑体"/>
+          <w:sz w:val="30"/>
+          <w:szCs w:val="30"/>
+        </w:rPr>
+      </w:pPr>
+      <w:commentRangeStart w:id="3"/>
+      <w:bookmarkStart w:id="35" w:name="_GoBack"/>
+      <w:bookmarkEnd w:id="35"/>
+      <w:bookmarkStart w:id="32" w:name="_Toc209019450"/>
+      <w:bookmarkStart w:id="33" w:name="_Toc209429511"/>
+      <w:bookmarkStart w:id="34" w:name="_Toc209019496"/>
       <w:r>
         <w:rPr>
           <w:rFonts w:hint="eastAsia" w:ascii="黑体" w:hAnsi="黑体" w:eastAsia="黑体"/>
           <w:sz w:val="30"/>
           <w:szCs w:val="30"/>
         </w:rPr>
-        <w:t>文献</w:t>
-      </w:r>
-      <w:bookmarkEnd w:id="25"/>
-      <w:bookmarkEnd w:id="26"/>
-      <w:commentRangeEnd w:id="47"/>
-      <w:r>
-        <w:rPr>
-          <w:rStyle w:val="27"/>
-          <w:rFonts w:ascii="黑体" w:hAnsi="黑体" w:eastAsia="黑体" w:cs="Times New Roman"/>
-        </w:rPr>
-        <w:commentReference w:id="47"/>
-      </w:r>
-      <w:bookmarkEnd w:id="27"/>
-    </w:p>
-    <w:p/>
-    <w:p>
-      <w:pPr>
-        <w:spacing w:line="360" w:lineRule="auto"/>
-        <w:ind w:left="420" w:hanging="420" w:hangingChars="200"/>
-        <w:jc w:val="left"/>
-        <w:rPr>
-          <w:rFonts w:ascii="Times New Roman" w:hAnsi="Times New Roman" w:eastAsia="宋体" w:cs="Times New Roman"/>
-          <w:szCs w:val="21"/>
-        </w:rPr>
-      </w:pPr>
-      <w:commentRangeStart w:id="48"/>
-      <w:bookmarkStart w:id="28" w:name="_Hlk67253507"/>
-      <w:r>
-        <w:rPr>
-          <w:rFonts w:ascii="Times New Roman" w:hAnsi="Times New Roman" w:eastAsia="宋体" w:cs="Times New Roman"/>
-          <w:szCs w:val="21"/>
-        </w:rPr>
-        <w:t>[1]</w:t>
-      </w:r>
-      <w:bookmarkStart w:id="29" w:name="_Hlk69499656"/>
-      <w:r>
-        <w:rPr>
-          <w:rFonts w:ascii="Times New Roman" w:hAnsi="Times New Roman" w:eastAsia="宋体" w:cs="Times New Roman"/>
-          <w:szCs w:val="21"/>
-        </w:rPr>
-        <w:t>杨红莉.论先锋小说中个体时间的强化[J].石家庄师范专科学校学报，2002（1）:43-56</w:t>
-      </w:r>
-      <w:bookmarkEnd w:id="29"/>
-      <w:r>
-        <w:rPr>
-          <w:rFonts w:ascii="Times New Roman" w:hAnsi="Times New Roman" w:eastAsia="宋体" w:cs="Times New Roman"/>
-          <w:szCs w:val="21"/>
-        </w:rPr>
-        <w:t>.</w:t>
-      </w:r>
-    </w:p>
-    <w:p>
-      <w:pPr>
-        <w:spacing w:line="360" w:lineRule="auto"/>
-        <w:ind w:left="420" w:hanging="420" w:hangingChars="200"/>
-        <w:jc w:val="left"/>
-        <w:rPr>
-          <w:rFonts w:ascii="Times New Roman" w:hAnsi="Times New Roman" w:eastAsia="宋体" w:cs="Times New Roman"/>
-          <w:szCs w:val="21"/>
-        </w:rPr>
-      </w:pPr>
-      <w:r>
-        <w:rPr>
-          <w:rFonts w:ascii="Times New Roman" w:hAnsi="Times New Roman" w:eastAsia="宋体" w:cs="Times New Roman"/>
-          <w:szCs w:val="21"/>
-        </w:rPr>
-        <w:t>[2]张闳.血的精神分析——从《药》到《许三观卖血记》[J].上海文学，1998（12）:71-78.</w:t>
-      </w:r>
-    </w:p>
-    <w:p>
-      <w:pPr>
-        <w:spacing w:line="360" w:lineRule="auto"/>
-        <w:ind w:left="420" w:hanging="420" w:hangingChars="200"/>
-        <w:jc w:val="left"/>
-        <w:rPr>
-          <w:rFonts w:ascii="Times New Roman" w:hAnsi="Times New Roman" w:eastAsia="宋体" w:cs="Times New Roman"/>
-          <w:szCs w:val="21"/>
-        </w:rPr>
-      </w:pPr>
-      <w:r>
-        <w:rPr>
-          <w:rFonts w:ascii="Times New Roman" w:hAnsi="Times New Roman" w:eastAsia="宋体" w:cs="Times New Roman"/>
-          <w:szCs w:val="21"/>
-        </w:rPr>
-        <w:t>[3]</w:t>
-      </w:r>
-      <w:bookmarkEnd w:id="28"/>
-      <w:r>
-        <w:rPr>
-          <w:rFonts w:ascii="Times New Roman" w:hAnsi="Times New Roman" w:eastAsia="宋体" w:cs="Times New Roman"/>
-          <w:szCs w:val="21"/>
-        </w:rPr>
-        <w:t>马知遥.论余华小说创作的先锋性</w:t>
-      </w:r>
-      <w:bookmarkStart w:id="30" w:name="_Hlk69133455"/>
-      <w:r>
-        <w:rPr>
-          <w:rFonts w:ascii="Times New Roman" w:hAnsi="Times New Roman" w:eastAsia="宋体" w:cs="Times New Roman"/>
-          <w:szCs w:val="21"/>
-        </w:rPr>
-        <w:t>[J]</w:t>
-      </w:r>
-      <w:bookmarkEnd w:id="30"/>
-      <w:r>
-        <w:rPr>
-          <w:rFonts w:ascii="Times New Roman" w:hAnsi="Times New Roman" w:eastAsia="宋体" w:cs="Times New Roman"/>
-          <w:szCs w:val="21"/>
-        </w:rPr>
-        <w:t>.理论导刊，2007（4）:125-127.</w:t>
-      </w:r>
-    </w:p>
-    <w:p>
-      <w:pPr>
-        <w:spacing w:line="360" w:lineRule="auto"/>
-        <w:ind w:left="420" w:hanging="420" w:hangingChars="200"/>
-        <w:jc w:val="left"/>
-        <w:rPr>
-          <w:rFonts w:ascii="Times New Roman" w:hAnsi="Times New Roman" w:eastAsia="宋体" w:cs="Times New Roman"/>
-          <w:szCs w:val="21"/>
-        </w:rPr>
-      </w:pPr>
-      <w:r>
-        <w:rPr>
-          <w:rFonts w:ascii="Times New Roman" w:hAnsi="Times New Roman" w:eastAsia="宋体" w:cs="Times New Roman"/>
-          <w:szCs w:val="21"/>
-        </w:rPr>
-        <w:t>[4]余华.世事如烟[M].北京：作家出版社，2012.</w:t>
-      </w:r>
-    </w:p>
-    <w:p>
-      <w:pPr>
-        <w:spacing w:line="360" w:lineRule="auto"/>
-        <w:ind w:left="420" w:hanging="420" w:hangingChars="200"/>
-        <w:jc w:val="left"/>
-        <w:rPr>
-          <w:rFonts w:ascii="Times New Roman" w:hAnsi="Times New Roman" w:eastAsia="宋体" w:cs="Times New Roman"/>
-          <w:szCs w:val="21"/>
-        </w:rPr>
-      </w:pPr>
-      <w:r>
-        <w:rPr>
-          <w:rFonts w:ascii="Times New Roman" w:hAnsi="Times New Roman" w:eastAsia="宋体" w:cs="Times New Roman"/>
-          <w:szCs w:val="21"/>
-        </w:rPr>
-        <w:t>[5]余华.黄昏里的男孩[M].北京：作家出版社，2012.</w:t>
-      </w:r>
-    </w:p>
-    <w:p>
-      <w:pPr>
-        <w:spacing w:line="360" w:lineRule="auto"/>
-        <w:ind w:left="420" w:hanging="420" w:hangingChars="200"/>
-        <w:jc w:val="left"/>
-        <w:rPr>
-          <w:rFonts w:ascii="Times New Roman" w:hAnsi="Times New Roman" w:eastAsia="宋体" w:cs="Times New Roman"/>
-          <w:szCs w:val="21"/>
-        </w:rPr>
-      </w:pPr>
-      <w:r>
-        <w:rPr>
-          <w:rFonts w:ascii="Times New Roman" w:hAnsi="Times New Roman" w:eastAsia="宋体" w:cs="Times New Roman"/>
-          <w:szCs w:val="21"/>
-        </w:rPr>
-        <w:t>[6]</w:t>
-      </w:r>
-      <w:bookmarkStart w:id="31" w:name="_Hlk69500633"/>
-      <w:r>
-        <w:rPr>
-          <w:rFonts w:ascii="Times New Roman" w:hAnsi="Times New Roman" w:eastAsia="宋体" w:cs="Times New Roman"/>
-          <w:szCs w:val="21"/>
-        </w:rPr>
-        <w:t>余华.温暖和百感交集的旅程[M].北京：作家出版社，2012</w:t>
-      </w:r>
-      <w:bookmarkEnd w:id="31"/>
-      <w:r>
-        <w:rPr>
-          <w:rFonts w:ascii="Times New Roman" w:hAnsi="Times New Roman" w:eastAsia="宋体" w:cs="Times New Roman"/>
-          <w:szCs w:val="21"/>
-        </w:rPr>
-        <w:t>.</w:t>
-      </w:r>
-    </w:p>
-    <w:p>
-      <w:pPr>
-        <w:spacing w:line="360" w:lineRule="auto"/>
-        <w:ind w:left="420" w:hanging="420" w:hangingChars="200"/>
-        <w:jc w:val="left"/>
-        <w:rPr>
-          <w:rFonts w:ascii="Times New Roman" w:hAnsi="Times New Roman" w:eastAsia="宋体" w:cs="Times New Roman"/>
-          <w:szCs w:val="21"/>
-        </w:rPr>
-      </w:pPr>
-      <w:r>
-        <w:rPr>
-          <w:rFonts w:ascii="Times New Roman" w:hAnsi="Times New Roman" w:eastAsia="宋体" w:cs="Times New Roman"/>
-          <w:szCs w:val="21"/>
-        </w:rPr>
-        <w:t>[7]余华.我没有自己的名字[M].北京：人民文学出版社，2017.</w:t>
-      </w:r>
-    </w:p>
-    <w:p>
-      <w:pPr>
-        <w:spacing w:line="360" w:lineRule="auto"/>
-        <w:ind w:left="420" w:hanging="420" w:hangingChars="200"/>
-        <w:jc w:val="left"/>
-        <w:rPr>
-          <w:rFonts w:ascii="Times New Roman" w:hAnsi="Times New Roman" w:eastAsia="宋体" w:cs="Times New Roman"/>
-          <w:szCs w:val="21"/>
-        </w:rPr>
-      </w:pPr>
-      <w:r>
-        <w:rPr>
-          <w:rFonts w:ascii="Times New Roman" w:hAnsi="Times New Roman" w:eastAsia="宋体" w:cs="Times New Roman"/>
-          <w:szCs w:val="21"/>
-        </w:rPr>
-        <w:t>[8]洪治纲.守望先锋[M].桂林：广西师范大学出版社，2005.</w:t>
-      </w:r>
-    </w:p>
-    <w:p>
-      <w:pPr>
-        <w:spacing w:line="360" w:lineRule="auto"/>
-        <w:ind w:left="420" w:hanging="420" w:hangingChars="200"/>
-        <w:jc w:val="left"/>
-        <w:rPr>
-          <w:rFonts w:ascii="Times New Roman" w:hAnsi="Times New Roman" w:eastAsia="宋体" w:cs="Times New Roman"/>
-          <w:szCs w:val="21"/>
-        </w:rPr>
-      </w:pPr>
-      <w:r>
-        <w:rPr>
-          <w:rFonts w:ascii="Times New Roman" w:hAnsi="Times New Roman" w:eastAsia="宋体" w:cs="Times New Roman"/>
-          <w:szCs w:val="21"/>
-        </w:rPr>
-        <w:t>[9]尹俊.论余华创作的后现代主义特征[J].湖北民族学院院报，2015（3）:1.</w:t>
-      </w:r>
-    </w:p>
-    <w:p>
-      <w:pPr>
-        <w:spacing w:line="360" w:lineRule="auto"/>
-        <w:ind w:left="420" w:hanging="420" w:hangingChars="200"/>
-        <w:jc w:val="left"/>
-        <w:rPr>
-          <w:rFonts w:ascii="Times New Roman" w:hAnsi="Times New Roman" w:eastAsia="宋体" w:cs="Times New Roman"/>
-          <w:szCs w:val="21"/>
-        </w:rPr>
-      </w:pPr>
-      <w:r>
-        <w:rPr>
-          <w:rFonts w:ascii="Times New Roman" w:hAnsi="Times New Roman" w:eastAsia="宋体" w:cs="Times New Roman"/>
-          <w:szCs w:val="21"/>
-        </w:rPr>
-        <w:t>[10]王学谦.每个人都是疯子——论余华中篇小说《河边的错误》的先锋特质[J].吉林师范大学学报:人文社会科学版，2012（6）:1-4.</w:t>
-      </w:r>
-    </w:p>
-    <w:p>
-      <w:pPr>
-        <w:spacing w:line="360" w:lineRule="auto"/>
-        <w:ind w:left="420" w:hanging="420" w:hangingChars="200"/>
-        <w:jc w:val="left"/>
-        <w:rPr>
-          <w:rFonts w:ascii="Times New Roman" w:hAnsi="Times New Roman" w:eastAsia="宋体" w:cs="Times New Roman"/>
-          <w:szCs w:val="21"/>
-        </w:rPr>
-      </w:pPr>
-      <w:r>
-        <w:rPr>
-          <w:rFonts w:ascii="Times New Roman" w:hAnsi="Times New Roman" w:eastAsia="宋体" w:cs="Times New Roman"/>
-          <w:szCs w:val="21"/>
-        </w:rPr>
-        <w:t>[11]陈晓明.无边的挑战:修订版[M].北京：中国人民大学出版社，2015.</w:t>
-      </w:r>
-    </w:p>
-    <w:p>
-      <w:pPr>
-        <w:spacing w:line="360" w:lineRule="auto"/>
-        <w:ind w:left="420" w:hanging="420" w:hangingChars="200"/>
-        <w:jc w:val="left"/>
-        <w:rPr>
-          <w:rFonts w:ascii="Times New Roman" w:hAnsi="Times New Roman" w:eastAsia="宋体" w:cs="Times New Roman"/>
-          <w:szCs w:val="21"/>
-        </w:rPr>
-      </w:pPr>
-      <w:r>
-        <w:rPr>
-          <w:rFonts w:ascii="Times New Roman" w:hAnsi="Times New Roman" w:eastAsia="宋体" w:cs="Times New Roman"/>
-          <w:szCs w:val="21"/>
-        </w:rPr>
-        <w:t>[12]余华.四月三日事件[M].北京：人民文学出版社，2018.</w:t>
-      </w:r>
-      <w:commentRangeEnd w:id="48"/>
-      <w:r>
-        <w:rPr>
-          <w:rStyle w:val="27"/>
-          <w:rFonts w:ascii="Times New Roman" w:hAnsi="Times New Roman" w:eastAsia="宋体" w:cs="Times New Roman"/>
-        </w:rPr>
-        <w:commentReference w:id="48"/>
-      </w:r>
-    </w:p>
-    <w:p/>
-    <w:p>
-      <w:pPr>
-        <w:widowControl/>
-        <w:spacing w:line="360" w:lineRule="auto"/>
-        <w:jc w:val="left"/>
-        <w:rPr>
-          <w:rFonts w:ascii="宋体" w:hAnsi="宋体" w:eastAsia="宋体"/>
-          <w:sz w:val="24"/>
-          <w:szCs w:val="24"/>
-        </w:rPr>
-      </w:pPr>
-      <w:commentRangeStart w:id="49"/>
-      <w:r>
-        <w:rPr>
-          <w:rFonts w:ascii="宋体" w:hAnsi="宋体" w:eastAsia="宋体"/>
-          <w:sz w:val="24"/>
-          <w:szCs w:val="24"/>
-        </w:rPr>
-        <w:br w:type="page"/>
-      </w:r>
-      <w:commentRangeEnd w:id="49"/>
-      <w:r>
-        <w:rPr>
-          <w:rStyle w:val="27"/>
-          <w:rFonts w:ascii="Calibri" w:hAnsi="Calibri" w:eastAsia="宋体" w:cs="Times New Roman"/>
-        </w:rPr>
-        <w:commentReference w:id="49"/>
-      </w:r>
-    </w:p>
-    <w:p>
-      <w:pPr>
-        <w:spacing w:line="360" w:lineRule="auto"/>
-        <w:jc w:val="center"/>
-        <w:outlineLvl w:val="0"/>
+        <w:t>致</w:t>
+      </w:r>
+      <w:r>
         <w:rPr>
           <w:rFonts w:ascii="黑体" w:hAnsi="黑体" w:eastAsia="黑体"/>
           <w:sz w:val="30"/>
           <w:szCs w:val="30"/>
         </w:rPr>
-      </w:pPr>
-      <w:bookmarkStart w:id="32" w:name="_Toc209429511"/>
-      <w:bookmarkStart w:id="33" w:name="_Toc209019450"/>
-      <w:bookmarkStart w:id="34" w:name="_Toc209019496"/>
-      <w:commentRangeStart w:id="50"/>
+        <w:t xml:space="preserve">  </w:t>
+      </w:r>
       <w:r>
         <w:rPr>
           <w:rFonts w:hint="eastAsia" w:ascii="黑体" w:hAnsi="黑体" w:eastAsia="黑体"/>
           <w:sz w:val="30"/>
           <w:szCs w:val="30"/>
         </w:rPr>
-        <w:t>致</w:t>
-      </w:r>
-      <w:r>
-        <w:rPr>
-          <w:rFonts w:ascii="黑体" w:hAnsi="黑体" w:eastAsia="黑体"/>
-          <w:sz w:val="30"/>
-          <w:szCs w:val="30"/>
-        </w:rPr>
-        <w:t xml:space="preserve">  </w:t>
-      </w:r>
-      <w:r>
-        <w:rPr>
-          <w:rFonts w:hint="eastAsia" w:ascii="黑体" w:hAnsi="黑体" w:eastAsia="黑体"/>
-          <w:sz w:val="30"/>
-          <w:szCs w:val="30"/>
-        </w:rPr>
         <w:t>谢</w:t>
       </w:r>
-      <w:commentRangeEnd w:id="50"/>
+      <w:commentRangeEnd w:id="3"/>
       <w:r>
         <w:rPr>
           <w:rStyle w:val="27"/>
           <w:rFonts w:ascii="Calibri" w:hAnsi="Calibri" w:eastAsia="宋体" w:cs="Times New Roman"/>
         </w:rPr>
-        <w:commentReference w:id="50"/>
+        <w:commentReference w:id="3"/>
       </w:r>
       <w:bookmarkEnd w:id="32"/>
       <w:bookmarkEnd w:id="33"/>
@@ -5101,7 +4591,7 @@
           <w:szCs w:val="21"/>
         </w:rPr>
       </w:pPr>
-      <w:commentRangeStart w:id="51"/>
+      <w:commentRangeStart w:id="4"/>
       <w:r>
         <w:rPr>
           <w:rFonts w:hint="eastAsia" w:ascii="宋体" w:hAnsi="宋体" w:eastAsia="宋体"/>
@@ -5145,13 +4635,13 @@
         </w:rPr>
         <w:t>XXXXXXXXXXXXXXXXXXXXXXXXXXXXXXXXXXXXXXXXXXXXXXXXXXXXXXXXXXXXXXXXXXXXXXXXXXXXXXXXXXXXXXXXXXXXXXXXXXXXXXXXXXXXXXXXXXXXXXXXXXXXXXXXXXXXXXXXXXXXXXXXXXXXXXXXXXXXXXXXXXXXXXXXXXXXXXXXXXXXXXXXXXXXXXXXXXXXXXXXXXXXXXXXXXXXXXXXXXXXXXXXXXXXXXXXXXXXXXXXXXXXXXXXXXXXXXXXXXXXXXXXXXXXXXXXXXXXXXXXXXXXXXXXXXXXXXXXXXXXXXXX</w:t>
       </w:r>
-      <w:commentRangeEnd w:id="51"/>
+      <w:commentRangeEnd w:id="4"/>
       <w:r>
         <w:rPr>
           <w:rStyle w:val="27"/>
           <w:rFonts w:ascii="Calibri" w:hAnsi="Calibri" w:eastAsia="宋体" w:cs="Times New Roman"/>
         </w:rPr>
-        <w:commentReference w:id="51"/>
+        <w:commentReference w:id="4"/>
       </w:r>
     </w:p>
     <w:p>
@@ -5182,124 +4672,29 @@
 
 <file path=word/comments.xml><?xml version="1.0" encoding="utf-8"?>
 <w:comments xmlns:wpc="http://schemas.microsoft.com/office/word/2010/wordprocessingCanvas" xmlns:mc="http://schemas.openxmlformats.org/markup-compatibility/2006" xmlns:o="urn:schemas-microsoft-com:office:office" xmlns:r="http://schemas.openxmlformats.org/officeDocument/2006/relationships" xmlns:m="http://schemas.openxmlformats.org/officeDocument/2006/math" xmlns:v="urn:schemas-microsoft-com:vml" xmlns:wp14="http://schemas.microsoft.com/office/word/2010/wordprocessingDrawing" xmlns:wp="http://schemas.openxmlformats.org/drawingml/2006/wordprocessingDrawing" xmlns:w="http://schemas.openxmlformats.org/wordprocessingml/2006/main" xmlns:w14="http://schemas.microsoft.com/office/word/2010/wordml" xmlns:w15="http://schemas.microsoft.com/office/word/2012/wordml" xmlns:w10="urn:schemas-microsoft-com:office:word" xmlns:wpg="http://schemas.microsoft.com/office/word/2010/wordprocessingGroup" xmlns:wpi="http://schemas.microsoft.com/office/word/2010/wordprocessingInk" xmlns:wne="http://schemas.microsoft.com/office/word/2006/wordml" xmlns:wps="http://schemas.microsoft.com/office/word/2010/wordprocessingShape" xmlns:wpsCustomData="http://www.wps.cn/officeDocument/2013/wpsCustomData" mc:Ignorable="w14 w15 wp14">
-  <w:comment w:id="0" w:author="四川音乐学院" w:date="2025-09-21T17:01:00Z" w:initials="SCCM">
-    <w:p>
-      <w:pPr>
-        <w:tabs>
-          <w:tab w:val="left" w:pos="377"/>
-        </w:tabs>
-        <w:jc w:val="center"/>
-        <w:rPr>
-          <w:rFonts w:ascii="微软雅黑" w:hAnsi="微软雅黑" w:eastAsia="微软雅黑" w:cs="黑体"/>
-          <w:b/>
-          <w:bCs/>
-          <w:sz w:val="24"/>
-          <w:szCs w:val="24"/>
-        </w:rPr>
-      </w:pPr>
-      <w:r>
-        <w:rPr>
-          <w:rFonts w:hint="eastAsia" w:ascii="微软雅黑" w:hAnsi="微软雅黑" w:eastAsia="微软雅黑" w:cs="黑体"/>
-          <w:b/>
-          <w:bCs/>
-          <w:color w:val="000000" w:themeColor="text1"/>
-          <w:sz w:val="36"/>
-          <w:szCs w:val="36"/>
-          <w14:textFill>
-            <w14:solidFill>
-              <w14:schemeClr w14:val="tx1"/>
-            </w14:solidFill>
-          </w14:textFill>
-        </w:rPr>
-        <w:t>全文：纸张大小：A</w:t>
-      </w:r>
-      <w:r>
-        <w:rPr>
-          <w:rFonts w:ascii="微软雅黑" w:hAnsi="微软雅黑" w:eastAsia="微软雅黑" w:cs="黑体"/>
-          <w:b/>
-          <w:bCs/>
-          <w:color w:val="000000" w:themeColor="text1"/>
-          <w:sz w:val="36"/>
-          <w:szCs w:val="36"/>
-          <w14:textFill>
-            <w14:solidFill>
-              <w14:schemeClr w14:val="tx1"/>
-            </w14:solidFill>
-          </w14:textFill>
-        </w:rPr>
-        <w:t>4</w:t>
-      </w:r>
-      <w:r>
-        <w:rPr>
-          <w:rFonts w:hint="eastAsia" w:ascii="微软雅黑" w:hAnsi="微软雅黑" w:eastAsia="微软雅黑" w:cs="黑体"/>
-          <w:b/>
-          <w:bCs/>
-          <w:color w:val="000000" w:themeColor="text1"/>
-          <w:sz w:val="36"/>
-          <w:szCs w:val="36"/>
-          <w14:textFill>
-            <w14:solidFill>
-              <w14:schemeClr w14:val="tx1"/>
-            </w14:solidFill>
-          </w14:textFill>
-        </w:rPr>
-        <w:t>，纸张方向：纵向，</w:t>
-      </w:r>
-      <w:r>
-        <w:rPr>
-          <w:rFonts w:hint="eastAsia" w:ascii="微软雅黑" w:hAnsi="微软雅黑" w:eastAsia="微软雅黑" w:cs="黑体"/>
-          <w:b/>
-          <w:bCs/>
-          <w:sz w:val="24"/>
-          <w:szCs w:val="24"/>
-        </w:rPr>
-        <w:t xml:space="preserve">页边距：上下、左右各2.5cm。 </w:t>
-      </w:r>
-      <w:r>
-        <w:rPr>
-          <w:rFonts w:hint="eastAsia" w:ascii="微软雅黑" w:hAnsi="微软雅黑" w:eastAsia="微软雅黑" w:cs="黑体"/>
-          <w:b/>
-          <w:bCs/>
-          <w:color w:val="000000" w:themeColor="text1"/>
-          <w:sz w:val="36"/>
-          <w:szCs w:val="36"/>
-          <w:highlight w:val="cyan"/>
-          <w:u w:val="single"/>
-          <w14:textFill>
-            <w14:solidFill>
-              <w14:schemeClr w14:val="tx1"/>
-            </w14:solidFill>
-          </w14:textFill>
-        </w:rPr>
-        <w:t>论文封面格式不得做任何改动，必须彩色打印，本页独立成页。</w:t>
-      </w:r>
-      <w:r>
-        <w:rPr>
-          <w:rFonts w:hint="eastAsia" w:ascii="微软雅黑" w:hAnsi="微软雅黑" w:eastAsia="微软雅黑" w:cs="黑体"/>
-          <w:color w:val="000000" w:themeColor="text1"/>
-          <w:sz w:val="36"/>
-          <w:szCs w:val="36"/>
-          <w14:textFill>
-            <w14:solidFill>
-              <w14:schemeClr w14:val="tx1"/>
-            </w14:solidFill>
-          </w14:textFill>
-        </w:rPr>
-        <w:t xml:space="preserve"> </w:t>
-      </w:r>
-    </w:p>
-    <w:p>
-      <w:pPr>
-        <w:tabs>
-          <w:tab w:val="left" w:pos="377"/>
-        </w:tabs>
-        <w:jc w:val="center"/>
-        <w:rPr>
-          <w:rFonts w:ascii="黑体" w:hAnsi="黑体" w:eastAsia="黑体" w:cs="黑体"/>
-          <w:sz w:val="24"/>
-          <w:szCs w:val="24"/>
-        </w:rPr>
-      </w:pPr>
+  <w:comment w:id="0" w:author="四川音乐学院" w:date="2025-09-22T10:15:00Z" w:initials="SCCM">
+    <w:p>
+      <w:pPr>
+        <w:pStyle w:val="7"/>
+      </w:pPr>
+      <w:r>
+        <w:rPr>
+          <w:rFonts w:hint="eastAsia" w:ascii="微软雅黑" w:hAnsi="微软雅黑" w:eastAsia="微软雅黑"/>
+        </w:rPr>
+        <w:t>小三号，黑体，居中，1</w:t>
+      </w:r>
+      <w:r>
+        <w:rPr>
+          <w:rFonts w:ascii="微软雅黑" w:hAnsi="微软雅黑" w:eastAsia="微软雅黑"/>
+        </w:rPr>
+        <w:t>.5</w:t>
+      </w:r>
+      <w:r>
+        <w:rPr>
+          <w:rFonts w:hint="eastAsia" w:ascii="微软雅黑" w:hAnsi="微软雅黑" w:eastAsia="微软雅黑"/>
+        </w:rPr>
+        <w:t xml:space="preserve">倍行距，上下空一行，不加粗。 </w:t>
+      </w:r>
       <w:r>
         <w:rPr>
           <w:rFonts w:hint="eastAsia" w:ascii="微软雅黑" w:hAnsi="微软雅黑" w:eastAsia="微软雅黑" w:cs="黑体"/>
@@ -5314,174 +4709,75 @@
             </w14:solidFill>
           </w14:textFill>
         </w:rPr>
-        <w:t xml:space="preserve"> 阅后删除此批注 </w:t>
+        <w:t>阅后删除此批注</w:t>
       </w:r>
     </w:p>
   </w:comment>
-  <w:comment w:id="2" w:author="四川音乐学院" w:date="2025-09-21T17:03:00Z" w:initials="SCCM">
-    <w:p>
-      <w:pPr>
-        <w:tabs>
-          <w:tab w:val="left" w:pos="377"/>
-        </w:tabs>
-        <w:ind w:firstLine="1121" w:firstLineChars="200"/>
-        <w:jc w:val="left"/>
-        <w:rPr>
-          <w:rFonts w:ascii="微软雅黑" w:hAnsi="微软雅黑" w:eastAsia="微软雅黑" w:cs="黑体"/>
-          <w:color w:val="000000" w:themeColor="text1"/>
-          <w:sz w:val="56"/>
-          <w:szCs w:val="56"/>
-          <w14:textFill>
-            <w14:solidFill>
-              <w14:schemeClr w14:val="tx1"/>
-            </w14:solidFill>
-          </w14:textFill>
-        </w:rPr>
-      </w:pPr>
-      <w:r>
-        <w:rPr>
-          <w:rFonts w:hint="eastAsia" w:ascii="微软雅黑" w:hAnsi="微软雅黑" w:eastAsia="微软雅黑" w:cs="黑体"/>
+  <w:comment w:id="1" w:author="四川音乐学院" w:date="2025-09-22T09:36:00Z" w:initials="SCCM">
+    <w:p>
+      <w:pPr>
+        <w:pStyle w:val="7"/>
+        <w:rPr>
+          <w:rFonts w:ascii="微软雅黑" w:hAnsi="微软雅黑" w:eastAsia="微软雅黑"/>
+          <w:sz w:val="22"/>
+          <w:szCs w:val="24"/>
+        </w:rPr>
+      </w:pPr>
+      <w:r>
+        <w:rPr>
+          <w:rFonts w:hint="eastAsia" w:ascii="微软雅黑" w:hAnsi="微软雅黑" w:eastAsia="微软雅黑"/>
           <w:b/>
           <w:bCs/>
-          <w:color w:val="000000" w:themeColor="text1"/>
-          <w:sz w:val="56"/>
-          <w:szCs w:val="56"/>
-          <w14:textFill>
-            <w14:solidFill>
-              <w14:schemeClr w14:val="tx1"/>
-            </w14:solidFill>
-          </w14:textFill>
-        </w:rPr>
-        <w:t>注意：</w:t>
-      </w:r>
-      <w:r>
-        <w:rPr>
-          <w:rFonts w:hint="eastAsia" w:ascii="微软雅黑" w:hAnsi="微软雅黑" w:eastAsia="微软雅黑" w:cs="黑体"/>
-          <w:b/>
-          <w:bCs/>
-          <w:color w:val="000000" w:themeColor="text1"/>
-          <w:sz w:val="24"/>
-          <w:szCs w:val="24"/>
-          <w:highlight w:val="cyan"/>
-          <w14:textFill>
-            <w14:solidFill>
-              <w14:schemeClr w14:val="tx1"/>
-            </w14:solidFill>
-          </w14:textFill>
-        </w:rPr>
-        <w:t>论文标题的</w:t>
-      </w:r>
-      <w:r>
-        <w:rPr>
-          <w:rFonts w:hint="eastAsia" w:ascii="微软雅黑" w:hAnsi="微软雅黑" w:eastAsia="微软雅黑" w:cs="黑体"/>
-          <w:b/>
-          <w:bCs/>
-          <w:color w:val="000000" w:themeColor="text1"/>
-          <w:sz w:val="56"/>
-          <w:szCs w:val="56"/>
-          <w:highlight w:val="cyan"/>
-          <w14:textFill>
-            <w14:solidFill>
-              <w14:schemeClr w14:val="tx1"/>
-            </w14:solidFill>
-          </w14:textFill>
-        </w:rPr>
-        <w:t>数字与外文，字体：</w:t>
-      </w:r>
-      <w:r>
-        <w:rPr>
-          <w:rFonts w:ascii="微软雅黑" w:hAnsi="微软雅黑" w:eastAsia="微软雅黑" w:cs="Times New Roman"/>
-          <w:b/>
-          <w:bCs/>
-          <w:color w:val="000000" w:themeColor="text1"/>
-          <w:sz w:val="56"/>
-          <w:szCs w:val="56"/>
-          <w:highlight w:val="cyan"/>
-          <w14:textFill>
-            <w14:solidFill>
-              <w14:schemeClr w14:val="tx1"/>
-            </w14:solidFill>
-          </w14:textFill>
-        </w:rPr>
-        <w:t>Times New Roman</w:t>
-      </w:r>
-      <w:r>
-        <w:rPr>
-          <w:rFonts w:hint="eastAsia" w:ascii="微软雅黑" w:hAnsi="微软雅黑" w:eastAsia="微软雅黑" w:cs="黑体"/>
-          <w:b/>
-          <w:bCs/>
-          <w:color w:val="000000" w:themeColor="text1"/>
-          <w:sz w:val="56"/>
-          <w:szCs w:val="56"/>
-          <w:highlight w:val="cyan"/>
-          <w14:textFill>
-            <w14:solidFill>
-              <w14:schemeClr w14:val="tx1"/>
-            </w14:solidFill>
-          </w14:textFill>
-        </w:rPr>
-        <w:t>，</w:t>
-      </w:r>
-      <w:r>
-        <w:rPr>
-          <w:rFonts w:hint="eastAsia" w:ascii="微软雅黑" w:hAnsi="微软雅黑" w:eastAsia="微软雅黑" w:cs="黑体"/>
-          <w:b/>
-          <w:bCs/>
-          <w:color w:val="000000" w:themeColor="text1"/>
-          <w:sz w:val="24"/>
-          <w:szCs w:val="24"/>
-          <w:highlight w:val="cyan"/>
-          <w14:textFill>
-            <w14:solidFill>
-              <w14:schemeClr w14:val="tx1"/>
-            </w14:solidFill>
-          </w14:textFill>
-        </w:rPr>
-        <w:t>字号</w:t>
-      </w:r>
-      <w:r>
-        <w:rPr>
-          <w:rFonts w:hint="eastAsia" w:ascii="微软雅黑" w:hAnsi="微软雅黑" w:eastAsia="微软雅黑" w:cs="黑体"/>
-          <w:b/>
-          <w:bCs/>
-          <w:color w:val="000000" w:themeColor="text1"/>
-          <w:sz w:val="56"/>
-          <w:szCs w:val="56"/>
-          <w:highlight w:val="cyan"/>
-          <w14:textFill>
-            <w14:solidFill>
-              <w14:schemeClr w14:val="tx1"/>
-            </w14:solidFill>
-          </w14:textFill>
-        </w:rPr>
-        <w:t>一号。</w:t>
-      </w:r>
-    </w:p>
-    <w:p>
-      <w:pPr>
-        <w:tabs>
-          <w:tab w:val="left" w:pos="377"/>
-        </w:tabs>
-        <w:ind w:firstLine="1120" w:firstLineChars="200"/>
-        <w:jc w:val="left"/>
-        <w:rPr>
-          <w:rFonts w:ascii="微软雅黑" w:hAnsi="微软雅黑" w:eastAsia="微软雅黑" w:cs="黑体"/>
-          <w:color w:val="000000" w:themeColor="text1"/>
-          <w:sz w:val="56"/>
-          <w:szCs w:val="56"/>
-          <w14:textFill>
-            <w14:solidFill>
-              <w14:schemeClr w14:val="tx1"/>
-            </w14:solidFill>
-          </w14:textFill>
-        </w:rPr>
+          <w:sz w:val="22"/>
+          <w:szCs w:val="24"/>
+        </w:rPr>
+        <w:t>结语内容：</w:t>
+      </w:r>
+      <w:r>
+        <w:rPr>
+          <w:rFonts w:hint="eastAsia" w:ascii="微软雅黑" w:hAnsi="微软雅黑" w:eastAsia="微软雅黑"/>
+          <w:sz w:val="22"/>
+          <w:szCs w:val="24"/>
+        </w:rPr>
+        <w:t>首行缩进2个字符，左对齐，宋体，小四号，</w:t>
+      </w:r>
+      <w:r>
+        <w:rPr>
+          <w:rFonts w:hint="eastAsia" w:ascii="微软雅黑" w:hAnsi="微软雅黑" w:eastAsia="微软雅黑"/>
+        </w:rPr>
+        <w:t>行距：固定值2</w:t>
+      </w:r>
+      <w:r>
+        <w:rPr>
+          <w:rFonts w:ascii="微软雅黑" w:hAnsi="微软雅黑" w:eastAsia="微软雅黑"/>
+        </w:rPr>
+        <w:t>0</w:t>
+      </w:r>
+      <w:r>
+        <w:rPr>
+          <w:rFonts w:hint="eastAsia" w:ascii="微软雅黑" w:hAnsi="微软雅黑" w:eastAsia="微软雅黑"/>
+        </w:rPr>
+        <w:t>磅，不加粗</w:t>
+      </w:r>
+      <w:r>
+        <w:rPr>
+          <w:rFonts w:hint="eastAsia" w:ascii="微软雅黑" w:hAnsi="微软雅黑" w:eastAsia="微软雅黑"/>
+          <w:sz w:val="22"/>
+          <w:szCs w:val="24"/>
+        </w:rPr>
+        <w:t>。</w:t>
+      </w:r>
+    </w:p>
+    <w:p>
+      <w:pPr>
+        <w:pStyle w:val="7"/>
       </w:pPr>
       <w:r>
         <w:rPr>
           <w:rFonts w:hint="eastAsia" w:ascii="微软雅黑" w:hAnsi="微软雅黑" w:eastAsia="微软雅黑" w:cs="黑体"/>
           <w:color w:val="000000" w:themeColor="text1"/>
-          <w:sz w:val="56"/>
-          <w:szCs w:val="56"/>
+          <w:sz w:val="24"/>
+          <w:szCs w:val="24"/>
           <w:highlight w:val="yellow"/>
           <w:u w:val="double"/>
           <w14:textFill>
@@ -5490,142 +4786,33 @@
             </w14:solidFill>
           </w14:textFill>
         </w:rPr>
-        <w:t xml:space="preserve"> 阅后删除此批注 </w:t>
+        <w:t>阅后删除此批注</w:t>
       </w:r>
     </w:p>
   </w:comment>
-  <w:comment w:id="1" w:author="四川音乐学院" w:date="2025-09-21T17:03:00Z" w:initials="SCCM">
-    <w:p>
-      <w:pPr>
-        <w:tabs>
-          <w:tab w:val="left" w:pos="377"/>
-        </w:tabs>
-        <w:ind w:firstLine="480" w:firstLineChars="200"/>
-        <w:jc w:val="left"/>
-        <w:rPr>
-          <w:rFonts w:ascii="微软雅黑" w:hAnsi="微软雅黑" w:eastAsia="微软雅黑" w:cs="黑体"/>
-          <w:sz w:val="24"/>
-          <w:szCs w:val="24"/>
-        </w:rPr>
-      </w:pPr>
-      <w:r>
-        <w:rPr>
-          <w:rFonts w:hint="eastAsia" w:ascii="微软雅黑" w:hAnsi="微软雅黑" w:eastAsia="微软雅黑" w:cs="黑体"/>
+  <w:comment w:id="2" w:author="四川音乐学院" w:date="2025-09-22T10:18:00Z" w:initials="SCCM">
+    <w:p>
+      <w:pPr>
+        <w:pStyle w:val="7"/>
+        <w:rPr>
+          <w:rFonts w:ascii="微软雅黑" w:hAnsi="微软雅黑" w:eastAsia="微软雅黑"/>
           <w:b/>
           <w:bCs/>
-          <w:sz w:val="24"/>
-          <w:szCs w:val="24"/>
-          <w:highlight w:val="cyan"/>
-        </w:rPr>
-        <w:t>注意：</w:t>
-      </w:r>
-      <w:r>
-        <w:rPr>
-          <w:rFonts w:hint="eastAsia" w:ascii="微软雅黑" w:hAnsi="微软雅黑" w:eastAsia="微软雅黑" w:cs="黑体"/>
+        </w:rPr>
+      </w:pPr>
+      <w:r>
+        <w:rPr>
+          <w:rFonts w:hint="eastAsia" w:ascii="微软雅黑" w:hAnsi="微软雅黑" w:eastAsia="微软雅黑"/>
           <w:b/>
           <w:bCs/>
-          <w:sz w:val="24"/>
-          <w:szCs w:val="24"/>
           <w:highlight w:val="cyan"/>
-          <w:u w:val="single"/>
-        </w:rPr>
-        <w:t>论文标题仅供参考</w:t>
-      </w:r>
-      <w:r>
-        <w:rPr>
-          <w:rFonts w:hint="eastAsia" w:ascii="微软雅黑" w:hAnsi="微软雅黑" w:eastAsia="微软雅黑" w:cs="黑体"/>
-          <w:b/>
-          <w:bCs/>
-          <w:sz w:val="24"/>
-          <w:szCs w:val="24"/>
-          <w:highlight w:val="cyan"/>
-        </w:rPr>
-        <w:t>，该处为可编辑区域。</w:t>
-      </w:r>
-    </w:p>
-    <w:p>
-      <w:pPr>
-        <w:tabs>
-          <w:tab w:val="left" w:pos="377"/>
-        </w:tabs>
-        <w:ind w:firstLine="480" w:firstLineChars="200"/>
-        <w:jc w:val="left"/>
-        <w:rPr>
-          <w:rFonts w:ascii="微软雅黑" w:hAnsi="微软雅黑" w:eastAsia="微软雅黑" w:cs="黑体"/>
-          <w:color w:val="000000" w:themeColor="text1"/>
-          <w:sz w:val="24"/>
-          <w:szCs w:val="24"/>
-          <w14:textFill>
-            <w14:solidFill>
-              <w14:schemeClr w14:val="tx1"/>
-            </w14:solidFill>
-          </w14:textFill>
-        </w:rPr>
-      </w:pPr>
-      <w:r>
-        <w:rPr>
-          <w:rFonts w:hint="eastAsia" w:ascii="微软雅黑" w:hAnsi="微软雅黑" w:eastAsia="微软雅黑" w:cs="黑体"/>
-          <w:color w:val="000000" w:themeColor="text1"/>
-          <w:sz w:val="24"/>
-          <w:szCs w:val="24"/>
-          <w14:textFill>
-            <w14:solidFill>
-              <w14:schemeClr w14:val="tx1"/>
-            </w14:solidFill>
-          </w14:textFill>
-        </w:rPr>
-        <w:t>论文标题字号：一号，黑体，</w:t>
-      </w:r>
-      <w:r>
-        <w:rPr>
-          <w:rFonts w:hint="eastAsia" w:ascii="微软雅黑" w:hAnsi="微软雅黑" w:eastAsia="微软雅黑" w:cs="黑体"/>
-          <w:b/>
-          <w:bCs/>
-          <w:color w:val="000000" w:themeColor="text1"/>
-          <w:sz w:val="24"/>
-          <w:szCs w:val="24"/>
-          <w:u w:val="single"/>
-          <w14:textFill>
-            <w14:solidFill>
-              <w14:schemeClr w14:val="tx1"/>
-            </w14:solidFill>
-          </w14:textFill>
-        </w:rPr>
-        <w:t>居中对齐</w:t>
-      </w:r>
-      <w:r>
-        <w:rPr>
-          <w:rFonts w:hint="eastAsia" w:ascii="微软雅黑" w:hAnsi="微软雅黑" w:eastAsia="微软雅黑" w:cs="黑体"/>
-          <w:color w:val="000000" w:themeColor="text1"/>
-          <w:sz w:val="24"/>
-          <w:szCs w:val="24"/>
-          <w14:textFill>
-            <w14:solidFill>
-              <w14:schemeClr w14:val="tx1"/>
-            </w14:solidFill>
-          </w14:textFill>
-        </w:rPr>
-        <w:t>。如果论文标题过长可以使用回车键换行，使得排版更美观。</w:t>
-      </w:r>
-    </w:p>
-    <w:p>
-      <w:pPr>
-        <w:tabs>
-          <w:tab w:val="left" w:pos="377"/>
-        </w:tabs>
-        <w:ind w:firstLine="720" w:firstLineChars="200"/>
-        <w:jc w:val="left"/>
-        <w:rPr>
-          <w:rFonts w:ascii="微软雅黑" w:hAnsi="微软雅黑" w:eastAsia="微软雅黑" w:cs="黑体"/>
-          <w:color w:val="000000" w:themeColor="text1"/>
-          <w:sz w:val="24"/>
-          <w:szCs w:val="24"/>
-          <w14:textFill>
-            <w14:solidFill>
-              <w14:schemeClr w14:val="tx1"/>
-            </w14:solidFill>
-          </w14:textFill>
-        </w:rPr>
+        </w:rPr>
+        <w:t>只能插入分页符进行分页，禁止敲回车进行分页。</w:t>
+      </w:r>
+    </w:p>
+    <w:p>
+      <w:pPr>
+        <w:pStyle w:val="7"/>
       </w:pPr>
       <w:r>
         <w:rPr>
@@ -5641,116 +4828,39 @@
             </w14:solidFill>
           </w14:textFill>
         </w:rPr>
-        <w:t xml:space="preserve"> 阅后删除此批注 </w:t>
+        <w:t>阅后删除此批注</w:t>
       </w:r>
     </w:p>
   </w:comment>
-  <w:comment w:id="3" w:author="四川音乐学院" w:date="2025-09-21T17:15:00Z" w:initials="SCCM">
+  <w:comment w:id="3" w:author="四川音乐学院" w:date="2025-09-22T10:25:00Z" w:initials="SCCM">
     <w:p>
       <w:pPr>
         <w:pStyle w:val="7"/>
+      </w:pPr>
+      <w:r>
+        <w:rPr>
+          <w:rFonts w:hint="eastAsia" w:ascii="微软雅黑" w:hAnsi="微软雅黑" w:eastAsia="微软雅黑"/>
+        </w:rPr>
+        <w:t>小三号，黑体，居中，1</w:t>
+      </w:r>
+      <w:r>
         <w:rPr>
           <w:rFonts w:ascii="微软雅黑" w:hAnsi="微软雅黑" w:eastAsia="微软雅黑"/>
-          <w:szCs w:val="21"/>
-        </w:rPr>
-      </w:pPr>
+        </w:rPr>
+        <w:t>.5</w:t>
+      </w:r>
       <w:r>
         <w:rPr>
           <w:rFonts w:hint="eastAsia" w:ascii="微软雅黑" w:hAnsi="微软雅黑" w:eastAsia="微软雅黑"/>
-          <w:b/>
-          <w:bCs/>
-        </w:rPr>
-        <w:t>注意：此列的</w:t>
-      </w:r>
-      <w:r>
-        <w:rPr>
-          <w:rFonts w:hint="eastAsia" w:ascii="微软雅黑" w:hAnsi="微软雅黑" w:eastAsia="微软雅黑"/>
-        </w:rPr>
-        <w:t>“学生</w:t>
-      </w:r>
-      <w:r>
-        <w:rPr>
-          <w:rFonts w:ascii="微软雅黑" w:hAnsi="微软雅黑" w:eastAsia="微软雅黑"/>
-        </w:rPr>
-        <w:t>所在系院、专业方向、年级、</w:t>
-      </w:r>
-      <w:r>
-        <w:rPr>
-          <w:rFonts w:hint="eastAsia" w:ascii="微软雅黑" w:hAnsi="微软雅黑" w:eastAsia="微软雅黑"/>
-        </w:rPr>
-        <w:t>姓名</w:t>
-      </w:r>
-      <w:r>
-        <w:rPr>
-          <w:rFonts w:ascii="微软雅黑" w:hAnsi="微软雅黑" w:eastAsia="微软雅黑"/>
-        </w:rPr>
-        <w:t>、学</w:t>
-      </w:r>
-      <w:r>
-        <w:rPr>
-          <w:rFonts w:hint="eastAsia" w:ascii="微软雅黑" w:hAnsi="微软雅黑" w:eastAsia="微软雅黑"/>
-        </w:rPr>
-        <w:t>号</w:t>
-      </w:r>
-      <w:r>
-        <w:rPr>
-          <w:rFonts w:ascii="微软雅黑" w:hAnsi="微软雅黑" w:eastAsia="微软雅黑"/>
-        </w:rPr>
-        <w:t>、指导教师姓名、完成时间</w:t>
-      </w:r>
-      <w:r>
-        <w:rPr>
-          <w:rFonts w:hint="eastAsia" w:ascii="微软雅黑" w:hAnsi="微软雅黑" w:eastAsia="微软雅黑"/>
-        </w:rPr>
-        <w:t>”</w:t>
-      </w:r>
-      <w:r>
-        <w:rPr>
-          <w:rFonts w:ascii="微软雅黑" w:hAnsi="微软雅黑" w:eastAsia="微软雅黑"/>
-        </w:rPr>
-        <w:t>几个字段</w:t>
-      </w:r>
-      <w:r>
-        <w:rPr>
-          <w:rFonts w:ascii="微软雅黑" w:hAnsi="微软雅黑" w:eastAsia="微软雅黑"/>
-          <w:b/>
-          <w:bCs/>
-          <w:highlight w:val="cyan"/>
-        </w:rPr>
-        <w:t>不得</w:t>
-      </w:r>
-      <w:r>
-        <w:rPr>
-          <w:rFonts w:hint="eastAsia" w:ascii="微软雅黑" w:hAnsi="微软雅黑" w:eastAsia="微软雅黑"/>
-          <w:b/>
-          <w:bCs/>
-          <w:highlight w:val="cyan"/>
-        </w:rPr>
-        <w:t>进行任何</w:t>
-      </w:r>
-      <w:r>
-        <w:rPr>
-          <w:rFonts w:ascii="微软雅黑" w:hAnsi="微软雅黑" w:eastAsia="微软雅黑"/>
-          <w:b/>
-          <w:bCs/>
-          <w:highlight w:val="cyan"/>
-        </w:rPr>
-        <w:t>改动</w:t>
-      </w:r>
-      <w:r>
-        <w:rPr>
-          <w:rFonts w:hint="eastAsia" w:ascii="微软雅黑" w:hAnsi="微软雅黑" w:eastAsia="微软雅黑"/>
-          <w:b/>
-          <w:bCs/>
-        </w:rPr>
-        <w:t>。</w:t>
+        </w:rPr>
+        <w:t xml:space="preserve">倍行距，下空一行，不加粗。 </w:t>
       </w:r>
       <w:r>
         <w:rPr>
           <w:rFonts w:hint="eastAsia" w:ascii="微软雅黑" w:hAnsi="微软雅黑" w:eastAsia="微软雅黑" w:cs="黑体"/>
           <w:color w:val="000000" w:themeColor="text1"/>
-          <w:sz w:val="36"/>
-          <w:szCs w:val="36"/>
+          <w:sz w:val="24"/>
+          <w:szCs w:val="24"/>
           <w:highlight w:val="yellow"/>
           <w:u w:val="double"/>
           <w14:textFill>
@@ -5759,34 +4869,16 @@
             </w14:solidFill>
           </w14:textFill>
         </w:rPr>
-        <w:t xml:space="preserve"> 阅后删除此批注</w:t>
-      </w:r>
-      <w:r>
-        <w:rPr>
-          <w:rFonts w:hint="eastAsia" w:ascii="微软雅黑" w:hAnsi="微软雅黑" w:eastAsia="微软雅黑" w:cs="黑体"/>
-          <w:color w:val="000000" w:themeColor="text1"/>
-          <w:sz w:val="36"/>
-          <w:szCs w:val="36"/>
-          <w:u w:val="double"/>
-          <w14:textFill>
-            <w14:solidFill>
-              <w14:schemeClr w14:val="tx1"/>
-            </w14:solidFill>
-          </w14:textFill>
-        </w:rPr>
-        <w:t xml:space="preserve"> </w:t>
+        <w:t>阅后删除此批注</w:t>
       </w:r>
     </w:p>
   </w:comment>
-  <w:comment w:id="4" w:author="四川音乐学院" w:date="2025-09-21T17:16:00Z" w:initials="SCCM">
+  <w:comment w:id="4" w:author="四川音乐学院" w:date="2025-09-22T10:26:00Z" w:initials="SCCM">
     <w:p>
       <w:pPr>
         <w:pStyle w:val="7"/>
         <w:rPr>
           <w:rFonts w:ascii="微软雅黑" w:hAnsi="微软雅黑" w:eastAsia="微软雅黑"/>
-          <w:b/>
-          <w:bCs/>
-          <w:szCs w:val="21"/>
         </w:rPr>
       </w:pPr>
       <w:r>
@@ -5795,62 +4887,37 @@
           <w:b/>
           <w:bCs/>
         </w:rPr>
-        <w:t>注意：该列</w:t>
-      </w:r>
-      <w:r>
-        <w:rPr>
-          <w:rFonts w:hint="eastAsia" w:ascii="微软雅黑" w:hAnsi="微软雅黑" w:eastAsia="微软雅黑" w:cs="Calibri"/>
-          <w:b/>
-          <w:bCs/>
-        </w:rPr>
-        <w:t>的7</w:t>
+        <w:t>致谢内容：</w:t>
       </w:r>
       <w:r>
         <w:rPr>
           <w:rFonts w:hint="eastAsia" w:ascii="微软雅黑" w:hAnsi="微软雅黑" w:eastAsia="微软雅黑"/>
-          <w:b/>
-          <w:bCs/>
-        </w:rPr>
-        <w:t>行文字</w:t>
+        </w:rPr>
+        <w:t>左对齐，首行缩进2个字符，宋体，五号，行距：固定值2</w:t>
+      </w:r>
+      <w:r>
+        <w:rPr>
+          <w:rFonts w:ascii="微软雅黑" w:hAnsi="微软雅黑" w:eastAsia="微软雅黑"/>
+        </w:rPr>
+        <w:t>0</w:t>
       </w:r>
       <w:r>
         <w:rPr>
           <w:rFonts w:hint="eastAsia" w:ascii="微软雅黑" w:hAnsi="微软雅黑" w:eastAsia="微软雅黑"/>
         </w:rPr>
-        <w:t>，都必须为：黑体，三号，</w:t>
-      </w:r>
+        <w:t>磅，不加粗。</w:t>
+      </w:r>
+    </w:p>
+    <w:p>
+      <w:pPr>
+        <w:pStyle w:val="7"/>
+      </w:pPr>
       <w:r>
         <w:rPr>
           <w:rFonts w:hint="eastAsia" w:ascii="微软雅黑" w:hAnsi="微软雅黑" w:eastAsia="微软雅黑" w:cs="黑体"/>
           <w:color w:val="000000" w:themeColor="text1"/>
           <w:sz w:val="24"/>
           <w:szCs w:val="24"/>
-          <w14:textFill>
-            <w14:solidFill>
-              <w14:schemeClr w14:val="tx1"/>
-            </w14:solidFill>
-          </w14:textFill>
-        </w:rPr>
-        <w:t>居中对齐，</w:t>
-      </w:r>
-      <w:r>
-        <w:rPr>
-          <w:rFonts w:ascii="微软雅黑" w:hAnsi="微软雅黑" w:eastAsia="微软雅黑"/>
-        </w:rPr>
-        <w:t>不加粗</w:t>
-      </w:r>
-      <w:r>
-        <w:rPr>
-          <w:rFonts w:hint="eastAsia" w:ascii="微软雅黑" w:hAnsi="微软雅黑" w:eastAsia="微软雅黑"/>
-        </w:rPr>
-        <w:t>。</w:t>
-      </w:r>
-      <w:r>
-        <w:rPr>
-          <w:rFonts w:hint="eastAsia" w:ascii="微软雅黑" w:hAnsi="微软雅黑" w:eastAsia="微软雅黑" w:cs="黑体"/>
-          <w:color w:val="000000" w:themeColor="text1"/>
-          <w:sz w:val="36"/>
-          <w:szCs w:val="36"/>
           <w:highlight w:val="yellow"/>
           <w:u w:val="double"/>
           <w14:textFill>
@@ -5863,3754 +4930,14 @@
       </w:r>
     </w:p>
   </w:comment>
-  <w:comment w:id="5" w:author="四川音乐学院" w:date="2025-09-21T17:13:00Z" w:initials="SCCM">
-    <w:p>
-      <w:pPr>
-        <w:pStyle w:val="46"/>
-        <w:rPr>
-          <w:rFonts w:ascii="微软雅黑" w:hAnsi="微软雅黑" w:eastAsia="微软雅黑"/>
-        </w:rPr>
-      </w:pPr>
-      <w:r>
-        <w:rPr>
-          <w:rFonts w:hint="eastAsia" w:ascii="微软雅黑" w:hAnsi="微软雅黑" w:eastAsia="微软雅黑" w:cs="黑体"/>
-          <w:b/>
-          <w:bCs/>
-          <w:color w:val="000000" w:themeColor="text1"/>
-          <w:sz w:val="24"/>
-          <w:szCs w:val="24"/>
-          <w14:textFill>
-            <w14:solidFill>
-              <w14:schemeClr w14:val="tx1"/>
-            </w14:solidFill>
-          </w14:textFill>
-        </w:rPr>
-        <w:t>注意：</w:t>
-      </w:r>
-      <w:r>
-        <w:rPr>
-          <w:rFonts w:hint="eastAsia" w:ascii="微软雅黑" w:hAnsi="微软雅黑" w:eastAsia="微软雅黑"/>
-        </w:rPr>
-        <w:t>严格按照论文系统专业（方向）填写，</w:t>
-      </w:r>
-      <w:r>
-        <w:rPr>
-          <w:rFonts w:ascii="微软雅黑" w:hAnsi="微软雅黑" w:eastAsia="微软雅黑"/>
-        </w:rPr>
-        <w:t>一行完成，不得加</w:t>
-      </w:r>
-      <w:r>
-        <w:rPr>
-          <w:rFonts w:hint="eastAsia" w:ascii="微软雅黑" w:hAnsi="微软雅黑" w:eastAsia="微软雅黑"/>
-        </w:rPr>
-        <w:t>行</w:t>
-      </w:r>
-      <w:r>
-        <w:rPr>
-          <w:rFonts w:ascii="微软雅黑" w:hAnsi="微软雅黑" w:eastAsia="微软雅黑"/>
-        </w:rPr>
-        <w:t>，如字</w:t>
-      </w:r>
-      <w:r>
-        <w:rPr>
-          <w:rFonts w:hint="eastAsia" w:ascii="微软雅黑" w:hAnsi="微软雅黑" w:eastAsia="微软雅黑"/>
-        </w:rPr>
-        <w:t>数</w:t>
-      </w:r>
-      <w:r>
-        <w:rPr>
-          <w:rFonts w:ascii="微软雅黑" w:hAnsi="微软雅黑" w:eastAsia="微软雅黑"/>
-        </w:rPr>
-        <w:t>较多自行调整字</w:t>
-      </w:r>
-      <w:r>
-        <w:rPr>
-          <w:rFonts w:hint="eastAsia" w:ascii="微软雅黑" w:hAnsi="微软雅黑" w:eastAsia="微软雅黑"/>
-        </w:rPr>
-        <w:t>号</w:t>
-      </w:r>
-      <w:r>
-        <w:rPr>
-          <w:rFonts w:ascii="微软雅黑" w:hAnsi="微软雅黑" w:eastAsia="微软雅黑"/>
-        </w:rPr>
-        <w:t>缩放</w:t>
-      </w:r>
-      <w:r>
-        <w:rPr>
-          <w:rFonts w:hint="eastAsia" w:ascii="微软雅黑" w:hAnsi="微软雅黑" w:eastAsia="微软雅黑"/>
-        </w:rPr>
-        <w:t>。</w:t>
-      </w:r>
-    </w:p>
-    <w:p>
-      <w:pPr>
-        <w:pStyle w:val="7"/>
-        <w:rPr>
-          <w:szCs w:val="21"/>
-        </w:rPr>
-      </w:pPr>
-      <w:r>
-        <w:rPr>
-          <w:rFonts w:ascii="微软雅黑" w:hAnsi="微软雅黑" w:eastAsia="微软雅黑" w:cs="黑体"/>
-          <w:color w:val="000000" w:themeColor="text1"/>
-          <w:sz w:val="36"/>
-          <w:szCs w:val="36"/>
-          <w:highlight w:val="yellow"/>
-          <w:u w:val="double"/>
-          <w14:textFill>
-            <w14:solidFill>
-              <w14:schemeClr w14:val="tx1"/>
-            </w14:solidFill>
-          </w14:textFill>
-        </w:rPr>
-        <w:t xml:space="preserve"> </w:t>
-      </w:r>
-      <w:r>
-        <w:rPr>
-          <w:rFonts w:hint="eastAsia" w:ascii="微软雅黑" w:hAnsi="微软雅黑" w:eastAsia="微软雅黑" w:cs="黑体"/>
-          <w:color w:val="000000" w:themeColor="text1"/>
-          <w:sz w:val="36"/>
-          <w:szCs w:val="36"/>
-          <w:highlight w:val="yellow"/>
-          <w:u w:val="double"/>
-          <w14:textFill>
-            <w14:solidFill>
-              <w14:schemeClr w14:val="tx1"/>
-            </w14:solidFill>
-          </w14:textFill>
-        </w:rPr>
-        <w:t>阅后删除此批注</w:t>
-      </w:r>
-      <w:r>
-        <w:rPr>
-          <w:rFonts w:hint="eastAsia" w:ascii="微软雅黑" w:hAnsi="微软雅黑" w:eastAsia="微软雅黑" w:cs="黑体"/>
-          <w:color w:val="000000" w:themeColor="text1"/>
-          <w:sz w:val="36"/>
-          <w:szCs w:val="36"/>
-          <w:u w:val="double"/>
-          <w14:textFill>
-            <w14:solidFill>
-              <w14:schemeClr w14:val="tx1"/>
-            </w14:solidFill>
-          </w14:textFill>
-        </w:rPr>
-        <w:t xml:space="preserve"> </w:t>
-      </w:r>
-    </w:p>
-  </w:comment>
-  <w:comment w:id="6" w:author="四川音乐学院" w:date="2025-09-21T17:09:00Z" w:initials="SCCM">
-    <w:p>
-      <w:pPr>
-        <w:pStyle w:val="46"/>
-        <w:rPr>
-          <w:rFonts w:ascii="微软雅黑" w:hAnsi="微软雅黑" w:eastAsia="微软雅黑"/>
-        </w:rPr>
-      </w:pPr>
-      <w:r>
-        <w:rPr>
-          <w:rFonts w:hint="eastAsia" w:ascii="微软雅黑" w:hAnsi="微软雅黑" w:eastAsia="微软雅黑" w:cs="黑体"/>
-          <w:b/>
-          <w:bCs/>
-          <w:color w:val="000000" w:themeColor="text1"/>
-          <w:sz w:val="24"/>
-          <w:szCs w:val="24"/>
-          <w14:textFill>
-            <w14:solidFill>
-              <w14:schemeClr w14:val="tx1"/>
-            </w14:solidFill>
-          </w14:textFill>
-        </w:rPr>
-        <w:t>注意：</w:t>
-      </w:r>
-      <w:r>
-        <w:rPr>
-          <w:rFonts w:hint="eastAsia" w:ascii="微软雅黑" w:hAnsi="微软雅黑" w:eastAsia="微软雅黑"/>
-        </w:rPr>
-        <w:t>黑体，三号，</w:t>
-      </w:r>
-      <w:r>
-        <w:rPr>
-          <w:rFonts w:hint="eastAsia" w:ascii="微软雅黑" w:hAnsi="微软雅黑" w:eastAsia="微软雅黑" w:cs="黑体"/>
-          <w:color w:val="000000" w:themeColor="text1"/>
-          <w:sz w:val="24"/>
-          <w:szCs w:val="24"/>
-          <w14:textFill>
-            <w14:solidFill>
-              <w14:schemeClr w14:val="tx1"/>
-            </w14:solidFill>
-          </w14:textFill>
-        </w:rPr>
-        <w:t>居中对齐，</w:t>
-      </w:r>
-      <w:r>
-        <w:rPr>
-          <w:rFonts w:ascii="微软雅黑" w:hAnsi="微软雅黑" w:eastAsia="微软雅黑"/>
-        </w:rPr>
-        <w:t>不加粗</w:t>
-      </w:r>
-    </w:p>
-    <w:p>
-      <w:pPr>
-        <w:pStyle w:val="7"/>
-      </w:pPr>
-      <w:r>
-        <w:rPr>
-          <w:rFonts w:hint="eastAsia" w:ascii="微软雅黑" w:hAnsi="微软雅黑" w:eastAsia="微软雅黑" w:cs="黑体"/>
-          <w:color w:val="000000" w:themeColor="text1"/>
-          <w:sz w:val="36"/>
-          <w:szCs w:val="36"/>
-          <w:highlight w:val="yellow"/>
-          <w:u w:val="double"/>
-          <w14:textFill>
-            <w14:solidFill>
-              <w14:schemeClr w14:val="tx1"/>
-            </w14:solidFill>
-          </w14:textFill>
-        </w:rPr>
-        <w:t xml:space="preserve"> 阅后删除此批注</w:t>
-      </w:r>
-      <w:r>
-        <w:rPr>
-          <w:rFonts w:hint="eastAsia" w:ascii="微软雅黑" w:hAnsi="微软雅黑" w:eastAsia="微软雅黑" w:cs="黑体"/>
-          <w:color w:val="000000" w:themeColor="text1"/>
-          <w:sz w:val="36"/>
-          <w:szCs w:val="36"/>
-          <w:u w:val="double"/>
-          <w14:textFill>
-            <w14:solidFill>
-              <w14:schemeClr w14:val="tx1"/>
-            </w14:solidFill>
-          </w14:textFill>
-        </w:rPr>
-        <w:t xml:space="preserve"> </w:t>
-      </w:r>
-    </w:p>
-  </w:comment>
-  <w:comment w:id="7" w:author="四川音乐学院" w:date="2025-09-21T17:12:00Z" w:initials="SCCM">
-    <w:p>
-      <w:pPr>
-        <w:pStyle w:val="7"/>
-        <w:rPr>
-          <w:rFonts w:ascii="微软雅黑" w:hAnsi="微软雅黑" w:eastAsia="微软雅黑"/>
-          <w:b/>
-          <w:bCs/>
-        </w:rPr>
-      </w:pPr>
-      <w:r>
-        <w:rPr>
-          <w:rFonts w:hint="eastAsia" w:ascii="微软雅黑" w:hAnsi="微软雅黑" w:eastAsia="微软雅黑" w:cs="黑体"/>
-          <w:b/>
-          <w:bCs/>
-          <w:color w:val="000000" w:themeColor="text1"/>
-          <w:sz w:val="24"/>
-          <w:szCs w:val="24"/>
-          <w14:textFill>
-            <w14:solidFill>
-              <w14:schemeClr w14:val="tx1"/>
-            </w14:solidFill>
-          </w14:textFill>
-        </w:rPr>
-        <w:t>注意：</w:t>
-      </w:r>
-      <w:r>
-        <w:rPr>
-          <w:rFonts w:hint="eastAsia" w:ascii="微软雅黑" w:hAnsi="微软雅黑" w:eastAsia="微软雅黑"/>
-        </w:rPr>
-        <w:t>此处为该</w:t>
-      </w:r>
-      <w:r>
-        <w:rPr>
-          <w:rFonts w:ascii="微软雅黑" w:hAnsi="微软雅黑" w:eastAsia="微软雅黑"/>
-          <w:b/>
-          <w:bCs/>
-        </w:rPr>
-        <w:t>论文</w:t>
-      </w:r>
-      <w:r>
-        <w:rPr>
-          <w:rFonts w:hint="eastAsia" w:ascii="微软雅黑" w:hAnsi="微软雅黑" w:eastAsia="微软雅黑"/>
-          <w:b/>
-          <w:bCs/>
-        </w:rPr>
-        <w:t>最终稿</w:t>
-      </w:r>
-      <w:r>
-        <w:rPr>
-          <w:rFonts w:ascii="微软雅黑" w:hAnsi="微软雅黑" w:eastAsia="微软雅黑"/>
-          <w:b/>
-          <w:bCs/>
-        </w:rPr>
-        <w:t>实际完成时</w:t>
-      </w:r>
-    </w:p>
-    <w:p>
-      <w:pPr>
-        <w:pStyle w:val="7"/>
-        <w:rPr>
-          <w:rFonts w:ascii="微软雅黑" w:hAnsi="微软雅黑" w:eastAsia="微软雅黑"/>
-          <w:szCs w:val="21"/>
-        </w:rPr>
-      </w:pPr>
-      <w:r>
-        <w:rPr>
-          <w:rFonts w:hint="eastAsia" w:ascii="微软雅黑" w:hAnsi="微软雅黑" w:eastAsia="微软雅黑" w:cs="黑体"/>
-          <w:color w:val="000000" w:themeColor="text1"/>
-          <w:sz w:val="36"/>
-          <w:szCs w:val="36"/>
-          <w:highlight w:val="yellow"/>
-          <w:u w:val="double"/>
-          <w14:textFill>
-            <w14:solidFill>
-              <w14:schemeClr w14:val="tx1"/>
-            </w14:solidFill>
-          </w14:textFill>
-        </w:rPr>
-        <w:t xml:space="preserve"> 阅后删除此批注</w:t>
-      </w:r>
-      <w:r>
-        <w:rPr>
-          <w:rFonts w:hint="eastAsia" w:ascii="微软雅黑" w:hAnsi="微软雅黑" w:eastAsia="微软雅黑" w:cs="黑体"/>
-          <w:color w:val="000000" w:themeColor="text1"/>
-          <w:sz w:val="36"/>
-          <w:szCs w:val="36"/>
-          <w:u w:val="double"/>
-          <w14:textFill>
-            <w14:solidFill>
-              <w14:schemeClr w14:val="tx1"/>
-            </w14:solidFill>
-          </w14:textFill>
-        </w:rPr>
-        <w:t xml:space="preserve"> </w:t>
-      </w:r>
-    </w:p>
-  </w:comment>
-  <w:comment w:id="8" w:author="四川音乐学院" w:date="2025-09-21T17:20:00Z" w:initials="SCCM">
-    <w:p>
-      <w:pPr>
-        <w:pStyle w:val="7"/>
-        <w:rPr>
-          <w:szCs w:val="21"/>
-        </w:rPr>
-      </w:pPr>
-      <w:r>
-        <w:rPr>
-          <w:rFonts w:hint="eastAsia" w:ascii="微软雅黑" w:hAnsi="微软雅黑" w:eastAsia="微软雅黑" w:cs="黑体"/>
-          <w:b/>
-          <w:bCs/>
-          <w:color w:val="000000" w:themeColor="text1"/>
-          <w:sz w:val="24"/>
-          <w:szCs w:val="24"/>
-          <w14:textFill>
-            <w14:solidFill>
-              <w14:schemeClr w14:val="tx1"/>
-            </w14:solidFill>
-          </w14:textFill>
-        </w:rPr>
-        <w:t>郑重声明</w:t>
-      </w:r>
-      <w:r>
-        <w:rPr>
-          <w:rFonts w:hint="eastAsia" w:ascii="微软雅黑" w:hAnsi="微软雅黑" w:eastAsia="微软雅黑" w:cs="黑体"/>
-          <w:color w:val="000000" w:themeColor="text1"/>
-          <w:sz w:val="24"/>
-          <w:szCs w:val="24"/>
-          <w14:textFill>
-            <w14:solidFill>
-              <w14:schemeClr w14:val="tx1"/>
-            </w14:solidFill>
-          </w14:textFill>
-        </w:rPr>
-        <w:t>：居中对齐，黑体，小三号，1</w:t>
-      </w:r>
-      <w:r>
-        <w:rPr>
-          <w:rFonts w:ascii="微软雅黑" w:hAnsi="微软雅黑" w:eastAsia="微软雅黑" w:cs="黑体"/>
-          <w:color w:val="000000" w:themeColor="text1"/>
-          <w:sz w:val="24"/>
-          <w:szCs w:val="24"/>
-          <w14:textFill>
-            <w14:solidFill>
-              <w14:schemeClr w14:val="tx1"/>
-            </w14:solidFill>
-          </w14:textFill>
-        </w:rPr>
-        <w:t>.5</w:t>
-      </w:r>
-      <w:r>
-        <w:rPr>
-          <w:rFonts w:hint="eastAsia" w:ascii="微软雅黑" w:hAnsi="微软雅黑" w:eastAsia="微软雅黑" w:cs="黑体"/>
-          <w:color w:val="000000" w:themeColor="text1"/>
-          <w:sz w:val="24"/>
-          <w:szCs w:val="24"/>
-          <w14:textFill>
-            <w14:solidFill>
-              <w14:schemeClr w14:val="tx1"/>
-            </w14:solidFill>
-          </w14:textFill>
-        </w:rPr>
-        <w:t xml:space="preserve">倍行距。 </w:t>
-      </w:r>
-      <w:r>
-        <w:rPr>
-          <w:rFonts w:hint="eastAsia" w:ascii="微软雅黑" w:hAnsi="微软雅黑" w:eastAsia="微软雅黑" w:cs="黑体"/>
-          <w:color w:val="000000" w:themeColor="text1"/>
-          <w:sz w:val="36"/>
-          <w:szCs w:val="36"/>
-          <w:highlight w:val="yellow"/>
-          <w:u w:val="double"/>
-          <w14:textFill>
-            <w14:solidFill>
-              <w14:schemeClr w14:val="tx1"/>
-            </w14:solidFill>
-          </w14:textFill>
-        </w:rPr>
-        <w:t>阅后删除此批注</w:t>
-      </w:r>
-    </w:p>
-  </w:comment>
-  <w:comment w:id="9" w:author="四川音乐学院" w:date="2025-09-21T17:31:00Z" w:initials="SCCM">
-    <w:p>
-      <w:pPr>
-        <w:rPr>
-          <w:rFonts w:ascii="微软雅黑" w:hAnsi="微软雅黑" w:eastAsia="微软雅黑"/>
-          <w:sz w:val="24"/>
-          <w:szCs w:val="24"/>
-        </w:rPr>
-      </w:pPr>
-      <w:r>
-        <w:rPr>
-          <w:rStyle w:val="27"/>
-          <w:rFonts w:hint="eastAsia" w:ascii="微软雅黑" w:hAnsi="微软雅黑" w:eastAsia="微软雅黑"/>
-          <w:b/>
-          <w:bCs/>
-          <w:sz w:val="24"/>
-          <w:szCs w:val="24"/>
-        </w:rPr>
-        <w:t>郑重声明内容</w:t>
-      </w:r>
-      <w:r>
-        <w:rPr>
-          <w:rStyle w:val="27"/>
-          <w:rFonts w:ascii="微软雅黑" w:hAnsi="微软雅黑" w:eastAsia="微软雅黑"/>
-          <w:b/>
-          <w:bCs/>
-          <w:sz w:val="24"/>
-          <w:szCs w:val="24"/>
-        </w:rPr>
-        <w:t>格式：</w:t>
-      </w:r>
-      <w:r>
-        <w:rPr>
-          <w:rStyle w:val="27"/>
-          <w:rFonts w:ascii="微软雅黑" w:hAnsi="微软雅黑" w:eastAsia="微软雅黑"/>
-          <w:sz w:val="24"/>
-          <w:szCs w:val="24"/>
-        </w:rPr>
-        <w:t>左对齐，宋体，小四号，首行缩进</w:t>
-      </w:r>
-      <w:r>
-        <w:rPr>
-          <w:rStyle w:val="27"/>
-          <w:rFonts w:hint="eastAsia" w:ascii="微软雅黑" w:hAnsi="微软雅黑" w:eastAsia="微软雅黑"/>
-          <w:sz w:val="24"/>
-          <w:szCs w:val="24"/>
-        </w:rPr>
-        <w:t>2</w:t>
-      </w:r>
-      <w:r>
-        <w:rPr>
-          <w:rStyle w:val="27"/>
-          <w:rFonts w:ascii="微软雅黑" w:hAnsi="微软雅黑" w:eastAsia="微软雅黑"/>
-          <w:sz w:val="24"/>
-          <w:szCs w:val="24"/>
-        </w:rPr>
-        <w:t>字符</w:t>
-      </w:r>
-      <w:r>
-        <w:rPr>
-          <w:rStyle w:val="27"/>
-          <w:rFonts w:hint="eastAsia" w:ascii="微软雅黑" w:hAnsi="微软雅黑" w:eastAsia="微软雅黑"/>
-          <w:sz w:val="24"/>
-          <w:szCs w:val="24"/>
-        </w:rPr>
-        <w:t>，2倍行距。</w:t>
-      </w:r>
-      <w:r>
-        <w:rPr>
-          <w:rFonts w:hint="eastAsia" w:ascii="微软雅黑" w:hAnsi="微软雅黑" w:eastAsia="微软雅黑"/>
-          <w:b/>
-          <w:bCs/>
-          <w:highlight w:val="cyan"/>
-        </w:rPr>
-        <w:t>郑重声明内容</w:t>
-      </w:r>
-      <w:r>
-        <w:rPr>
-          <w:rFonts w:ascii="微软雅黑" w:hAnsi="微软雅黑" w:eastAsia="微软雅黑"/>
-          <w:b/>
-          <w:bCs/>
-          <w:highlight w:val="cyan"/>
-        </w:rPr>
-        <w:t>文字不得做任何改动！</w:t>
-      </w:r>
-    </w:p>
-    <w:p>
-      <w:pPr>
-        <w:rPr>
-          <w:rFonts w:ascii="微软雅黑" w:hAnsi="微软雅黑" w:eastAsia="微软雅黑" w:cs="Times New Roman"/>
-          <w:sz w:val="32"/>
-          <w:szCs w:val="32"/>
-        </w:rPr>
-      </w:pPr>
-      <w:r>
-        <w:rPr>
-          <w:rFonts w:hint="eastAsia" w:ascii="微软雅黑" w:hAnsi="微软雅黑" w:eastAsia="微软雅黑" w:cs="黑体"/>
-          <w:color w:val="000000" w:themeColor="text1"/>
-          <w:sz w:val="36"/>
-          <w:szCs w:val="36"/>
-          <w:highlight w:val="yellow"/>
-          <w:u w:val="double"/>
-          <w14:textFill>
-            <w14:solidFill>
-              <w14:schemeClr w14:val="tx1"/>
-            </w14:solidFill>
-          </w14:textFill>
-        </w:rPr>
-        <w:t>阅后删除此批注</w:t>
-      </w:r>
-    </w:p>
-  </w:comment>
-  <w:comment w:id="10" w:author="四川音乐学院" w:date="2025-09-22T08:18:00Z" w:initials="SCCM">
-    <w:p>
-      <w:pPr>
-        <w:pStyle w:val="7"/>
-        <w:rPr>
-          <w:rFonts w:ascii="微软雅黑" w:hAnsi="微软雅黑" w:eastAsia="微软雅黑"/>
-        </w:rPr>
-      </w:pPr>
-      <w:r>
-        <w:rPr>
-          <w:rStyle w:val="27"/>
-          <w:rFonts w:hint="eastAsia" w:ascii="微软雅黑" w:hAnsi="微软雅黑" w:eastAsia="微软雅黑"/>
-          <w:b/>
-          <w:bCs/>
-          <w:sz w:val="24"/>
-          <w:szCs w:val="24"/>
-        </w:rPr>
-        <w:t>学生签名：</w:t>
-      </w:r>
-      <w:r>
-        <w:rPr>
-          <w:rStyle w:val="27"/>
-          <w:rFonts w:hint="eastAsia" w:ascii="微软雅黑" w:hAnsi="微软雅黑" w:eastAsia="微软雅黑"/>
-          <w:sz w:val="24"/>
-          <w:szCs w:val="24"/>
-        </w:rPr>
-        <w:t>前空1行，</w:t>
-      </w:r>
-      <w:r>
-        <w:rPr>
-          <w:rStyle w:val="27"/>
-          <w:rFonts w:ascii="微软雅黑" w:hAnsi="微软雅黑" w:eastAsia="微软雅黑"/>
-          <w:sz w:val="24"/>
-          <w:szCs w:val="24"/>
-        </w:rPr>
-        <w:t>左对齐，宋体，小四号，</w:t>
-      </w:r>
-      <w:r>
-        <w:rPr>
-          <w:rStyle w:val="27"/>
-          <w:rFonts w:hint="eastAsia" w:ascii="微软雅黑" w:hAnsi="微软雅黑" w:eastAsia="微软雅黑"/>
-          <w:sz w:val="24"/>
-          <w:szCs w:val="24"/>
-        </w:rPr>
-        <w:t>左</w:t>
-      </w:r>
-      <w:r>
-        <w:rPr>
-          <w:rStyle w:val="27"/>
-          <w:rFonts w:ascii="微软雅黑" w:hAnsi="微软雅黑" w:eastAsia="微软雅黑"/>
-          <w:sz w:val="24"/>
-          <w:szCs w:val="24"/>
-        </w:rPr>
-        <w:t>缩进</w:t>
-      </w:r>
-      <w:r>
-        <w:rPr>
-          <w:rStyle w:val="27"/>
-          <w:rFonts w:hint="eastAsia" w:ascii="微软雅黑" w:hAnsi="微软雅黑" w:eastAsia="微软雅黑"/>
-          <w:sz w:val="24"/>
-          <w:szCs w:val="24"/>
-        </w:rPr>
-        <w:t>2</w:t>
-      </w:r>
-      <w:r>
-        <w:rPr>
-          <w:rStyle w:val="27"/>
-          <w:rFonts w:ascii="微软雅黑" w:hAnsi="微软雅黑" w:eastAsia="微软雅黑"/>
-          <w:sz w:val="24"/>
-          <w:szCs w:val="24"/>
-        </w:rPr>
-        <w:t>8字符</w:t>
-      </w:r>
-      <w:r>
-        <w:rPr>
-          <w:rStyle w:val="27"/>
-          <w:rFonts w:hint="eastAsia" w:ascii="微软雅黑" w:hAnsi="微软雅黑" w:eastAsia="微软雅黑"/>
-          <w:sz w:val="24"/>
-          <w:szCs w:val="24"/>
-        </w:rPr>
-        <w:t>，</w:t>
-      </w:r>
-      <w:r>
-        <w:rPr>
-          <w:rStyle w:val="27"/>
-          <w:rFonts w:ascii="微软雅黑" w:hAnsi="微软雅黑" w:eastAsia="微软雅黑"/>
-          <w:sz w:val="24"/>
-          <w:szCs w:val="24"/>
-        </w:rPr>
-        <w:t>3</w:t>
-      </w:r>
-      <w:r>
-        <w:rPr>
-          <w:rStyle w:val="27"/>
-          <w:rFonts w:hint="eastAsia" w:ascii="微软雅黑" w:hAnsi="微软雅黑" w:eastAsia="微软雅黑"/>
-          <w:sz w:val="24"/>
-          <w:szCs w:val="24"/>
-        </w:rPr>
-        <w:t xml:space="preserve">倍行距。 </w:t>
-      </w:r>
-      <w:r>
-        <w:rPr>
-          <w:rFonts w:hint="eastAsia" w:ascii="微软雅黑" w:hAnsi="微软雅黑" w:eastAsia="微软雅黑" w:cs="黑体"/>
-          <w:color w:val="000000" w:themeColor="text1"/>
-          <w:sz w:val="36"/>
-          <w:szCs w:val="36"/>
-          <w:highlight w:val="yellow"/>
-          <w:u w:val="double"/>
-          <w14:textFill>
-            <w14:solidFill>
-              <w14:schemeClr w14:val="tx1"/>
-            </w14:solidFill>
-          </w14:textFill>
-        </w:rPr>
-        <w:t>阅后删除此批注</w:t>
-      </w:r>
-    </w:p>
-  </w:comment>
-  <w:comment w:id="11" w:author="四川音乐学院" w:date="2025-09-21T17:24:00Z" w:initials="SCCM">
-    <w:p>
-      <w:pPr>
-        <w:pStyle w:val="46"/>
-        <w:rPr>
-          <w:rFonts w:ascii="微软雅黑" w:hAnsi="微软雅黑" w:eastAsia="微软雅黑"/>
-          <w:b/>
-          <w:bCs/>
-          <w:color w:val="000000" w:themeColor="text1"/>
-          <w:sz w:val="24"/>
-          <w:szCs w:val="24"/>
-          <w:u w:val="single"/>
-          <w14:textFill>
-            <w14:solidFill>
-              <w14:schemeClr w14:val="tx1"/>
-            </w14:solidFill>
-          </w14:textFill>
-        </w:rPr>
-      </w:pPr>
-      <w:r>
-        <w:rPr>
-          <w:rFonts w:hint="eastAsia" w:ascii="微软雅黑" w:hAnsi="微软雅黑" w:eastAsia="微软雅黑"/>
-          <w:b/>
-          <w:bCs/>
-          <w:color w:val="000000" w:themeColor="text1"/>
-          <w:sz w:val="24"/>
-          <w:szCs w:val="24"/>
-          <w:highlight w:val="cyan"/>
-          <w:u w:val="single"/>
-          <w14:textFill>
-            <w14:solidFill>
-              <w14:schemeClr w14:val="tx1"/>
-            </w14:solidFill>
-          </w14:textFill>
-        </w:rPr>
-        <w:t>此处学生、指导教师</w:t>
-      </w:r>
-      <w:r>
-        <w:rPr>
-          <w:rFonts w:ascii="微软雅黑" w:hAnsi="微软雅黑" w:eastAsia="微软雅黑"/>
-          <w:b/>
-          <w:bCs/>
-          <w:color w:val="000000" w:themeColor="text1"/>
-          <w:sz w:val="24"/>
-          <w:szCs w:val="24"/>
-          <w:highlight w:val="cyan"/>
-          <w:u w:val="single"/>
-          <w14:textFill>
-            <w14:solidFill>
-              <w14:schemeClr w14:val="tx1"/>
-            </w14:solidFill>
-          </w14:textFill>
-        </w:rPr>
-        <w:t>2行</w:t>
-      </w:r>
-      <w:r>
-        <w:rPr>
-          <w:rFonts w:hint="eastAsia" w:ascii="微软雅黑" w:hAnsi="微软雅黑" w:eastAsia="微软雅黑"/>
-          <w:b/>
-          <w:bCs/>
-          <w:color w:val="000000" w:themeColor="text1"/>
-          <w:sz w:val="24"/>
-          <w:szCs w:val="24"/>
-          <w:highlight w:val="cyan"/>
-          <w:u w:val="single"/>
-          <w14:textFill>
-            <w14:solidFill>
-              <w14:schemeClr w14:val="tx1"/>
-            </w14:solidFill>
-          </w14:textFill>
-        </w:rPr>
-        <w:t>必须插入手写签名图片，输入文字无效！</w:t>
-      </w:r>
-      <w:r>
-        <w:rPr>
-          <w:rFonts w:hint="eastAsia" w:ascii="微软雅黑" w:hAnsi="微软雅黑" w:eastAsia="微软雅黑"/>
-          <w:b/>
-          <w:bCs/>
-          <w:color w:val="000000" w:themeColor="text1"/>
-          <w:sz w:val="24"/>
-          <w:szCs w:val="24"/>
-          <w:u w:val="single"/>
-          <w14:textFill>
-            <w14:solidFill>
-              <w14:schemeClr w14:val="tx1"/>
-            </w14:solidFill>
-          </w14:textFill>
-        </w:rPr>
-        <w:t xml:space="preserve"> </w:t>
-      </w:r>
-    </w:p>
-    <w:p>
-      <w:pPr>
-        <w:pStyle w:val="46"/>
-        <w:rPr>
-          <w:rFonts w:ascii="微软雅黑" w:hAnsi="微软雅黑" w:eastAsia="微软雅黑"/>
-          <w:b/>
-          <w:bCs/>
-          <w:color w:val="000000" w:themeColor="text1"/>
-          <w:sz w:val="24"/>
-          <w:szCs w:val="24"/>
-          <w14:textFill>
-            <w14:solidFill>
-              <w14:schemeClr w14:val="tx1"/>
-            </w14:solidFill>
-          </w14:textFill>
-        </w:rPr>
-      </w:pPr>
-      <w:r>
-        <w:rPr>
-          <w:rFonts w:hint="eastAsia" w:ascii="微软雅黑" w:hAnsi="微软雅黑" w:eastAsia="微软雅黑"/>
-          <w:b/>
-          <w:bCs/>
-        </w:rPr>
-        <w:t>手写签名图片格式：</w:t>
-      </w:r>
-      <w:r>
-        <w:rPr>
-          <w:rFonts w:hint="eastAsia" w:ascii="微软雅黑" w:hAnsi="微软雅黑" w:eastAsia="微软雅黑"/>
-        </w:rPr>
-        <w:t>四周型环绕，锁定纵横比，图片高度</w:t>
-      </w:r>
-      <w:r>
-        <w:rPr>
-          <w:rFonts w:ascii="微软雅黑" w:hAnsi="微软雅黑" w:eastAsia="微软雅黑"/>
-        </w:rPr>
-        <w:t>1</w:t>
-      </w:r>
-      <w:r>
-        <w:rPr>
-          <w:rFonts w:hint="eastAsia" w:ascii="微软雅黑" w:hAnsi="微软雅黑" w:eastAsia="微软雅黑"/>
-        </w:rPr>
-        <w:t>厘米。</w:t>
-      </w:r>
-    </w:p>
-    <w:p>
-      <w:pPr>
-        <w:pStyle w:val="46"/>
-      </w:pPr>
-      <w:r>
-        <w:rPr>
-          <w:rFonts w:hint="eastAsia" w:ascii="微软雅黑" w:hAnsi="微软雅黑" w:eastAsia="微软雅黑" w:cs="黑体"/>
-          <w:color w:val="000000" w:themeColor="text1"/>
-          <w:sz w:val="36"/>
-          <w:szCs w:val="36"/>
-          <w:highlight w:val="yellow"/>
-          <w:u w:val="double"/>
-          <w14:textFill>
-            <w14:solidFill>
-              <w14:schemeClr w14:val="tx1"/>
-            </w14:solidFill>
-          </w14:textFill>
-        </w:rPr>
-        <w:t>阅后删除此批注</w:t>
-      </w:r>
-    </w:p>
-  </w:comment>
-  <w:comment w:id="12" w:author="四川音乐学院" w:date="2025-09-22T08:24:00Z" w:initials="SCCM">
-    <w:p>
-      <w:pPr>
-        <w:pStyle w:val="7"/>
-      </w:pPr>
-      <w:r>
-        <w:rPr>
-          <w:rFonts w:hint="eastAsia" w:ascii="微软雅黑" w:hAnsi="微软雅黑" w:eastAsia="微软雅黑"/>
-        </w:rPr>
-        <w:t>此处上下2行的日期为该</w:t>
-      </w:r>
-      <w:r>
-        <w:rPr>
-          <w:rFonts w:ascii="微软雅黑" w:hAnsi="微软雅黑" w:eastAsia="微软雅黑"/>
-        </w:rPr>
-        <w:t>论文</w:t>
-      </w:r>
-      <w:r>
-        <w:rPr>
-          <w:rFonts w:hint="eastAsia" w:ascii="微软雅黑" w:hAnsi="微软雅黑" w:eastAsia="微软雅黑"/>
-        </w:rPr>
-        <w:t>最终稿实际</w:t>
-      </w:r>
-      <w:r>
-        <w:rPr>
-          <w:rFonts w:ascii="微软雅黑" w:hAnsi="微软雅黑" w:eastAsia="微软雅黑"/>
-        </w:rPr>
-        <w:t>提交日期</w:t>
-      </w:r>
-      <w:r>
-        <w:rPr>
-          <w:rFonts w:hint="eastAsia" w:ascii="微软雅黑" w:hAnsi="微软雅黑" w:eastAsia="微软雅黑"/>
-        </w:rPr>
-        <w:t>。</w:t>
-      </w:r>
-      <w:r>
-        <w:rPr>
-          <w:rFonts w:hint="eastAsia" w:ascii="微软雅黑" w:hAnsi="微软雅黑" w:eastAsia="微软雅黑" w:cs="黑体"/>
-          <w:color w:val="000000" w:themeColor="text1"/>
-          <w:sz w:val="36"/>
-          <w:szCs w:val="36"/>
-          <w:highlight w:val="yellow"/>
-          <w:u w:val="double"/>
-          <w14:textFill>
-            <w14:solidFill>
-              <w14:schemeClr w14:val="tx1"/>
-            </w14:solidFill>
-          </w14:textFill>
-        </w:rPr>
-        <w:t>阅后删除此批注</w:t>
-      </w:r>
-    </w:p>
-  </w:comment>
-  <w:comment w:id="13" w:author="四川音乐学院" w:date="2025-09-22T09:11:00Z" w:initials="SCCM">
-    <w:p>
-      <w:pPr>
-        <w:pStyle w:val="7"/>
-        <w:rPr>
-          <w:rFonts w:ascii="微软雅黑" w:hAnsi="微软雅黑" w:eastAsia="微软雅黑"/>
-          <w:b/>
-          <w:bCs/>
-        </w:rPr>
-      </w:pPr>
-      <w:r>
-        <w:rPr>
-          <w:rFonts w:hint="eastAsia" w:ascii="微软雅黑" w:hAnsi="微软雅黑" w:eastAsia="微软雅黑"/>
-          <w:b/>
-          <w:bCs/>
-          <w:highlight w:val="cyan"/>
-        </w:rPr>
-        <w:t>只能插入分页符进行分页，禁止敲回车进行分页。</w:t>
-      </w:r>
-    </w:p>
-    <w:p>
-      <w:pPr>
-        <w:pStyle w:val="7"/>
-      </w:pPr>
-      <w:r>
-        <w:rPr>
-          <w:rFonts w:hint="eastAsia" w:ascii="微软雅黑" w:hAnsi="微软雅黑" w:eastAsia="微软雅黑" w:cs="黑体"/>
-          <w:color w:val="000000" w:themeColor="text1"/>
-          <w:sz w:val="36"/>
-          <w:szCs w:val="36"/>
-          <w:highlight w:val="yellow"/>
-          <w:u w:val="double"/>
-          <w14:textFill>
-            <w14:solidFill>
-              <w14:schemeClr w14:val="tx1"/>
-            </w14:solidFill>
-          </w14:textFill>
-        </w:rPr>
-        <w:t>阅后删除此批注</w:t>
-      </w:r>
-    </w:p>
-  </w:comment>
-  <w:comment w:id="14" w:author="四川音乐学院" w:date="2025-09-22T10:35:00Z" w:initials="SCCM">
-    <w:p>
-      <w:pPr>
-        <w:pStyle w:val="7"/>
-        <w:rPr>
-          <w:rFonts w:ascii="微软雅黑" w:hAnsi="微软雅黑" w:eastAsia="微软雅黑"/>
-          <w:u w:val="single"/>
-        </w:rPr>
-      </w:pPr>
-      <w:r>
-        <w:rPr>
-          <w:rFonts w:hint="eastAsia" w:ascii="微软雅黑" w:hAnsi="微软雅黑" w:eastAsia="微软雅黑"/>
-          <w:highlight w:val="cyan"/>
-          <w:u w:val="single"/>
-        </w:rPr>
-        <w:t>论文标题、摘要、关键词，单独成一页。</w:t>
-      </w:r>
-    </w:p>
-    <w:p>
-      <w:pPr>
-        <w:pStyle w:val="7"/>
-      </w:pPr>
-      <w:r>
-        <w:rPr>
-          <w:rFonts w:hint="eastAsia" w:ascii="微软雅黑" w:hAnsi="微软雅黑" w:eastAsia="微软雅黑" w:cs="黑体"/>
-          <w:color w:val="000000" w:themeColor="text1"/>
-          <w:sz w:val="24"/>
-          <w:szCs w:val="24"/>
-          <w:highlight w:val="yellow"/>
-          <w:u w:val="double"/>
-          <w14:textFill>
-            <w14:solidFill>
-              <w14:schemeClr w14:val="tx1"/>
-            </w14:solidFill>
-          </w14:textFill>
-        </w:rPr>
-        <w:t>阅后删除此批注</w:t>
-      </w:r>
-    </w:p>
-  </w:comment>
-  <w:comment w:id="16" w:author="四川音乐学院" w:date="2025-09-21T17:03:00Z" w:initials="SCCM">
-    <w:p>
-      <w:pPr>
-        <w:tabs>
-          <w:tab w:val="left" w:pos="377"/>
-        </w:tabs>
-        <w:ind w:firstLine="480" w:firstLineChars="200"/>
-        <w:jc w:val="left"/>
-        <w:rPr>
-          <w:rFonts w:ascii="微软雅黑" w:hAnsi="微软雅黑" w:eastAsia="微软雅黑" w:cs="黑体"/>
-          <w:color w:val="000000" w:themeColor="text1"/>
-          <w:sz w:val="56"/>
-          <w:szCs w:val="56"/>
-          <w14:textFill>
-            <w14:solidFill>
-              <w14:schemeClr w14:val="tx1"/>
-            </w14:solidFill>
-          </w14:textFill>
-        </w:rPr>
-      </w:pPr>
-      <w:r>
-        <w:rPr>
-          <w:rFonts w:hint="eastAsia" w:ascii="微软雅黑" w:hAnsi="微软雅黑" w:eastAsia="微软雅黑" w:cs="黑体"/>
-          <w:b/>
-          <w:bCs/>
-          <w:color w:val="000000" w:themeColor="text1"/>
-          <w:sz w:val="24"/>
-          <w:szCs w:val="24"/>
-          <w14:textFill>
-            <w14:solidFill>
-              <w14:schemeClr w14:val="tx1"/>
-            </w14:solidFill>
-          </w14:textFill>
-        </w:rPr>
-        <w:t>论文标题的</w:t>
-      </w:r>
-      <w:r>
-        <w:rPr>
-          <w:rFonts w:hint="eastAsia" w:ascii="微软雅黑" w:hAnsi="微软雅黑" w:eastAsia="微软雅黑" w:cs="黑体"/>
-          <w:b/>
-          <w:bCs/>
-          <w:color w:val="000000" w:themeColor="text1"/>
-          <w:sz w:val="56"/>
-          <w:szCs w:val="56"/>
-          <w14:textFill>
-            <w14:solidFill>
-              <w14:schemeClr w14:val="tx1"/>
-            </w14:solidFill>
-          </w14:textFill>
-        </w:rPr>
-        <w:t>数字与外文：</w:t>
-      </w:r>
-      <w:r>
-        <w:rPr>
-          <w:rFonts w:hint="eastAsia" w:ascii="微软雅黑" w:hAnsi="微软雅黑" w:eastAsia="微软雅黑" w:cs="黑体"/>
-          <w:color w:val="000000" w:themeColor="text1"/>
-          <w:sz w:val="56"/>
-          <w:szCs w:val="56"/>
-          <w14:textFill>
-            <w14:solidFill>
-              <w14:schemeClr w14:val="tx1"/>
-            </w14:solidFill>
-          </w14:textFill>
-        </w:rPr>
-        <w:t>数字与外文，都使用字体：</w:t>
-      </w:r>
-      <w:r>
-        <w:rPr>
-          <w:rFonts w:ascii="Times New Roman" w:hAnsi="Times New Roman" w:eastAsia="微软雅黑" w:cs="Times New Roman"/>
-          <w:color w:val="000000" w:themeColor="text1"/>
-          <w:sz w:val="56"/>
-          <w:szCs w:val="56"/>
-          <w14:textFill>
-            <w14:solidFill>
-              <w14:schemeClr w14:val="tx1"/>
-            </w14:solidFill>
-          </w14:textFill>
-        </w:rPr>
-        <w:t>Times New Roman</w:t>
-      </w:r>
-      <w:r>
-        <w:rPr>
-          <w:rFonts w:hint="eastAsia" w:ascii="微软雅黑" w:hAnsi="微软雅黑" w:eastAsia="微软雅黑" w:cs="黑体"/>
-          <w:color w:val="000000" w:themeColor="text1"/>
-          <w:sz w:val="56"/>
-          <w:szCs w:val="56"/>
-          <w14:textFill>
-            <w14:solidFill>
-              <w14:schemeClr w14:val="tx1"/>
-            </w14:solidFill>
-          </w14:textFill>
-        </w:rPr>
-        <w:t>，</w:t>
-      </w:r>
-      <w:r>
-        <w:rPr>
-          <w:rFonts w:hint="eastAsia" w:ascii="微软雅黑" w:hAnsi="微软雅黑" w:eastAsia="微软雅黑" w:cs="黑体"/>
-          <w:color w:val="000000" w:themeColor="text1"/>
-          <w:sz w:val="24"/>
-          <w:szCs w:val="24"/>
-          <w14:textFill>
-            <w14:solidFill>
-              <w14:schemeClr w14:val="tx1"/>
-            </w14:solidFill>
-          </w14:textFill>
-        </w:rPr>
-        <w:t>字号</w:t>
-      </w:r>
-      <w:r>
-        <w:rPr>
-          <w:rFonts w:hint="eastAsia" w:ascii="微软雅黑" w:hAnsi="微软雅黑" w:eastAsia="微软雅黑" w:cs="黑体"/>
-          <w:color w:val="000000" w:themeColor="text1"/>
-          <w:sz w:val="56"/>
-          <w:szCs w:val="56"/>
-          <w14:textFill>
-            <w14:solidFill>
-              <w14:schemeClr w14:val="tx1"/>
-            </w14:solidFill>
-          </w14:textFill>
-        </w:rPr>
-        <w:t>一号，不加粗。</w:t>
-      </w:r>
-    </w:p>
-    <w:p>
-      <w:pPr>
-        <w:tabs>
-          <w:tab w:val="left" w:pos="377"/>
-        </w:tabs>
-        <w:ind w:firstLine="1120" w:firstLineChars="200"/>
-        <w:jc w:val="left"/>
-        <w:rPr>
-          <w:rFonts w:ascii="微软雅黑" w:hAnsi="微软雅黑" w:eastAsia="微软雅黑" w:cs="黑体"/>
-          <w:color w:val="000000" w:themeColor="text1"/>
-          <w:sz w:val="56"/>
-          <w:szCs w:val="56"/>
-          <w14:textFill>
-            <w14:solidFill>
-              <w14:schemeClr w14:val="tx1"/>
-            </w14:solidFill>
-          </w14:textFill>
-        </w:rPr>
-      </w:pPr>
-      <w:r>
-        <w:rPr>
-          <w:rFonts w:hint="eastAsia" w:ascii="微软雅黑" w:hAnsi="微软雅黑" w:eastAsia="微软雅黑" w:cs="黑体"/>
-          <w:color w:val="000000" w:themeColor="text1"/>
-          <w:sz w:val="56"/>
-          <w:szCs w:val="56"/>
-          <w:highlight w:val="yellow"/>
-          <w:u w:val="double"/>
-          <w14:textFill>
-            <w14:solidFill>
-              <w14:schemeClr w14:val="tx1"/>
-            </w14:solidFill>
-          </w14:textFill>
-        </w:rPr>
-        <w:t xml:space="preserve"> 阅后删除此批注 </w:t>
-      </w:r>
-    </w:p>
-  </w:comment>
-  <w:comment w:id="15" w:author="四川音乐学院" w:date="2025-09-21T17:03:00Z" w:initials="SCCM">
-    <w:p>
-      <w:pPr>
-        <w:tabs>
-          <w:tab w:val="left" w:pos="377"/>
-        </w:tabs>
-        <w:ind w:firstLine="480" w:firstLineChars="200"/>
-        <w:jc w:val="left"/>
-        <w:rPr>
-          <w:rFonts w:ascii="微软雅黑" w:hAnsi="微软雅黑" w:eastAsia="微软雅黑" w:cs="黑体"/>
-          <w:b/>
-          <w:bCs/>
-          <w:color w:val="000000" w:themeColor="text1"/>
-          <w:sz w:val="24"/>
-          <w:szCs w:val="24"/>
-          <w:u w:val="single"/>
-          <w14:textFill>
-            <w14:solidFill>
-              <w14:schemeClr w14:val="tx1"/>
-            </w14:solidFill>
-          </w14:textFill>
-        </w:rPr>
-      </w:pPr>
-      <w:r>
-        <w:rPr>
-          <w:rFonts w:hint="eastAsia" w:ascii="微软雅黑" w:hAnsi="微软雅黑" w:eastAsia="微软雅黑" w:cs="黑体"/>
-          <w:b/>
-          <w:bCs/>
-          <w:color w:val="000000" w:themeColor="text1"/>
-          <w:sz w:val="24"/>
-          <w:szCs w:val="24"/>
-          <w:highlight w:val="cyan"/>
-          <w:u w:val="single"/>
-          <w14:textFill>
-            <w14:solidFill>
-              <w14:schemeClr w14:val="tx1"/>
-            </w14:solidFill>
-          </w14:textFill>
-        </w:rPr>
-        <w:t>论文标题仅供参考，该处为可编辑区域。</w:t>
-      </w:r>
-    </w:p>
-    <w:p>
-      <w:pPr>
-        <w:tabs>
-          <w:tab w:val="left" w:pos="377"/>
-        </w:tabs>
-        <w:ind w:firstLine="480" w:firstLineChars="200"/>
-        <w:jc w:val="left"/>
-        <w:rPr>
-          <w:rFonts w:ascii="微软雅黑" w:hAnsi="微软雅黑" w:eastAsia="微软雅黑" w:cs="黑体"/>
-          <w:color w:val="000000" w:themeColor="text1"/>
-          <w:sz w:val="24"/>
-          <w:szCs w:val="24"/>
-          <w14:textFill>
-            <w14:solidFill>
-              <w14:schemeClr w14:val="tx1"/>
-            </w14:solidFill>
-          </w14:textFill>
-        </w:rPr>
-      </w:pPr>
-      <w:r>
-        <w:rPr>
-          <w:rFonts w:hint="eastAsia" w:ascii="微软雅黑" w:hAnsi="微软雅黑" w:eastAsia="微软雅黑" w:cs="黑体"/>
-          <w:b/>
-          <w:bCs/>
-          <w:color w:val="000000" w:themeColor="text1"/>
-          <w:sz w:val="24"/>
-          <w:szCs w:val="24"/>
-          <w14:textFill>
-            <w14:solidFill>
-              <w14:schemeClr w14:val="tx1"/>
-            </w14:solidFill>
-          </w14:textFill>
-        </w:rPr>
-        <w:t>论文标题：</w:t>
-      </w:r>
-      <w:r>
-        <w:rPr>
-          <w:rFonts w:hint="eastAsia" w:ascii="微软雅黑" w:hAnsi="微软雅黑" w:eastAsia="微软雅黑" w:cs="黑体"/>
-          <w:color w:val="000000" w:themeColor="text1"/>
-          <w:sz w:val="24"/>
-          <w:szCs w:val="24"/>
-          <w14:textFill>
-            <w14:solidFill>
-              <w14:schemeClr w14:val="tx1"/>
-            </w14:solidFill>
-          </w14:textFill>
-        </w:rPr>
-        <w:t>字号一号，黑体，</w:t>
-      </w:r>
-      <w:r>
-        <w:rPr>
-          <w:rFonts w:hint="eastAsia" w:ascii="微软雅黑" w:hAnsi="微软雅黑" w:eastAsia="微软雅黑" w:cs="黑体"/>
-          <w:b/>
-          <w:bCs/>
-          <w:color w:val="000000" w:themeColor="text1"/>
-          <w:sz w:val="24"/>
-          <w:szCs w:val="24"/>
-          <w:u w:val="single"/>
-          <w14:textFill>
-            <w14:solidFill>
-              <w14:schemeClr w14:val="tx1"/>
-            </w14:solidFill>
-          </w14:textFill>
-        </w:rPr>
-        <w:t>居中对齐</w:t>
-      </w:r>
-      <w:r>
-        <w:rPr>
-          <w:rFonts w:hint="eastAsia" w:ascii="微软雅黑" w:hAnsi="微软雅黑" w:eastAsia="微软雅黑" w:cs="黑体"/>
-          <w:color w:val="000000" w:themeColor="text1"/>
-          <w:sz w:val="24"/>
-          <w:szCs w:val="24"/>
-          <w14:textFill>
-            <w14:solidFill>
-              <w14:schemeClr w14:val="tx1"/>
-            </w14:solidFill>
-          </w14:textFill>
-        </w:rPr>
-        <w:t>，不加粗。</w:t>
-      </w:r>
-    </w:p>
-    <w:p>
-      <w:pPr>
-        <w:tabs>
-          <w:tab w:val="left" w:pos="377"/>
-        </w:tabs>
-        <w:ind w:firstLine="480" w:firstLineChars="200"/>
-        <w:jc w:val="left"/>
-        <w:rPr>
-          <w:rFonts w:ascii="微软雅黑" w:hAnsi="微软雅黑" w:eastAsia="微软雅黑" w:cs="黑体"/>
-          <w:color w:val="000000" w:themeColor="text1"/>
-          <w:sz w:val="24"/>
-          <w:szCs w:val="24"/>
-          <w14:textFill>
-            <w14:solidFill>
-              <w14:schemeClr w14:val="tx1"/>
-            </w14:solidFill>
-          </w14:textFill>
-        </w:rPr>
-      </w:pPr>
-      <w:r>
-        <w:rPr>
-          <w:rFonts w:hint="eastAsia" w:ascii="微软雅黑" w:hAnsi="微软雅黑" w:eastAsia="微软雅黑" w:cs="黑体"/>
-          <w:color w:val="000000" w:themeColor="text1"/>
-          <w:sz w:val="24"/>
-          <w:szCs w:val="24"/>
-          <w14:textFill>
-            <w14:solidFill>
-              <w14:schemeClr w14:val="tx1"/>
-            </w14:solidFill>
-          </w14:textFill>
-        </w:rPr>
-        <w:t>如果论文标题过长可以使用回车键换行，使得排版更美观。</w:t>
-      </w:r>
-      <w:r>
-        <w:rPr>
-          <w:rFonts w:hint="eastAsia" w:ascii="微软雅黑" w:hAnsi="微软雅黑" w:eastAsia="微软雅黑" w:cs="黑体"/>
-          <w:color w:val="000000" w:themeColor="text1"/>
-          <w:sz w:val="36"/>
-          <w:szCs w:val="36"/>
-          <w:highlight w:val="yellow"/>
-          <w:u w:val="double"/>
-          <w14:textFill>
-            <w14:solidFill>
-              <w14:schemeClr w14:val="tx1"/>
-            </w14:solidFill>
-          </w14:textFill>
-        </w:rPr>
-        <w:t xml:space="preserve"> 阅后删除此批注 </w:t>
-      </w:r>
-    </w:p>
-  </w:comment>
-  <w:comment w:id="17" w:author="四川音乐学院" w:date="2025-09-21T17:30:00Z" w:initials="SCCM">
-    <w:p>
-      <w:pPr>
-        <w:tabs>
-          <w:tab w:val="left" w:pos="377"/>
-        </w:tabs>
-        <w:ind w:firstLine="420" w:firstLineChars="200"/>
-        <w:jc w:val="left"/>
-        <w:rPr>
-          <w:rFonts w:ascii="微软雅黑" w:hAnsi="微软雅黑" w:eastAsia="微软雅黑"/>
-        </w:rPr>
-      </w:pPr>
-      <w:r>
-        <w:rPr>
-          <w:rFonts w:hint="eastAsia" w:ascii="微软雅黑" w:hAnsi="微软雅黑" w:eastAsia="微软雅黑"/>
-          <w:b/>
-          <w:bCs/>
-        </w:rPr>
-        <w:t>摘要：</w:t>
-      </w:r>
-      <w:r>
-        <w:rPr>
-          <w:rFonts w:hint="eastAsia" w:ascii="微软雅黑" w:hAnsi="微软雅黑" w:eastAsia="微软雅黑"/>
-          <w:bCs/>
-        </w:rPr>
-        <w:t>不缩进，</w:t>
-      </w:r>
-      <w:r>
-        <w:rPr>
-          <w:rFonts w:hint="eastAsia" w:ascii="微软雅黑" w:hAnsi="微软雅黑" w:eastAsia="微软雅黑"/>
-        </w:rPr>
-        <w:t>左对齐，行距固定值</w:t>
-      </w:r>
-      <w:r>
-        <w:rPr>
-          <w:rFonts w:ascii="微软雅黑" w:hAnsi="微软雅黑" w:eastAsia="微软雅黑"/>
-        </w:rPr>
-        <w:t>20</w:t>
-      </w:r>
-      <w:r>
-        <w:rPr>
-          <w:rFonts w:hint="eastAsia" w:ascii="微软雅黑" w:hAnsi="微软雅黑" w:eastAsia="微软雅黑"/>
-        </w:rPr>
-        <w:t xml:space="preserve">磅。黑体，小四号，加粗。 </w:t>
-      </w:r>
-      <w:r>
-        <w:rPr>
-          <w:rFonts w:hint="eastAsia" w:ascii="微软雅黑" w:hAnsi="微软雅黑" w:eastAsia="微软雅黑" w:cs="黑体"/>
-          <w:color w:val="000000" w:themeColor="text1"/>
-          <w:sz w:val="36"/>
-          <w:szCs w:val="36"/>
-          <w:highlight w:val="yellow"/>
-          <w:u w:val="double"/>
-          <w14:textFill>
-            <w14:solidFill>
-              <w14:schemeClr w14:val="tx1"/>
-            </w14:solidFill>
-          </w14:textFill>
-        </w:rPr>
-        <w:t xml:space="preserve">阅后删除此批注 </w:t>
-      </w:r>
-    </w:p>
-  </w:comment>
-  <w:comment w:id="18" w:author="四川音乐学院" w:date="2025-09-22T09:29:00Z" w:initials="SCCM">
-    <w:p>
-      <w:pPr>
-        <w:pStyle w:val="7"/>
-      </w:pPr>
-      <w:r>
-        <w:rPr>
-          <w:rFonts w:ascii="微软雅黑" w:hAnsi="微软雅黑" w:eastAsia="微软雅黑"/>
-          <w:b/>
-        </w:rPr>
-        <w:t>摘要内容</w:t>
-      </w:r>
-      <w:r>
-        <w:rPr>
-          <w:rFonts w:ascii="微软雅黑" w:hAnsi="微软雅黑" w:eastAsia="微软雅黑"/>
-          <w:bCs/>
-        </w:rPr>
-        <w:t>：</w:t>
-      </w:r>
-      <w:r>
-        <w:rPr>
-          <w:rFonts w:hint="eastAsia" w:ascii="微软雅黑" w:hAnsi="微软雅黑" w:eastAsia="微软雅黑"/>
-          <w:bCs/>
-        </w:rPr>
-        <w:t>左对齐，行距固定值</w:t>
-      </w:r>
-      <w:r>
-        <w:rPr>
-          <w:rFonts w:ascii="微软雅黑" w:hAnsi="微软雅黑" w:eastAsia="微软雅黑"/>
-          <w:bCs/>
-        </w:rPr>
-        <w:t>20磅</w:t>
-      </w:r>
-      <w:r>
-        <w:rPr>
-          <w:rFonts w:hint="eastAsia" w:ascii="微软雅黑" w:hAnsi="微软雅黑" w:eastAsia="微软雅黑"/>
-          <w:bCs/>
-        </w:rPr>
-        <w:t xml:space="preserve">，宋体，小四号。 </w:t>
-      </w:r>
-      <w:r>
-        <w:rPr>
-          <w:rFonts w:hint="eastAsia" w:ascii="微软雅黑" w:hAnsi="微软雅黑" w:eastAsia="微软雅黑" w:cs="黑体"/>
-          <w:color w:val="000000" w:themeColor="text1"/>
-          <w:sz w:val="36"/>
-          <w:szCs w:val="36"/>
-          <w:highlight w:val="yellow"/>
-          <w:u w:val="double"/>
-          <w14:textFill>
-            <w14:solidFill>
-              <w14:schemeClr w14:val="tx1"/>
-            </w14:solidFill>
-          </w14:textFill>
-        </w:rPr>
-        <w:t>阅后删除此批注</w:t>
-      </w:r>
-    </w:p>
-  </w:comment>
-  <w:comment w:id="19" w:author="四川音乐学院" w:date="2025-09-22T08:02:00Z" w:initials="SCCM">
-    <w:p>
-      <w:pPr>
-        <w:tabs>
-          <w:tab w:val="left" w:pos="377"/>
-        </w:tabs>
-        <w:ind w:firstLine="420" w:firstLineChars="200"/>
-        <w:jc w:val="left"/>
-        <w:rPr>
-          <w:rFonts w:ascii="微软雅黑" w:hAnsi="微软雅黑" w:eastAsia="微软雅黑"/>
-        </w:rPr>
-      </w:pPr>
-      <w:r>
-        <w:rPr>
-          <w:rFonts w:hint="eastAsia" w:ascii="微软雅黑" w:hAnsi="微软雅黑" w:eastAsia="微软雅黑"/>
-          <w:b/>
-          <w:bCs/>
-        </w:rPr>
-        <w:t>关键词：</w:t>
-      </w:r>
-      <w:r>
-        <w:rPr>
-          <w:rFonts w:hint="eastAsia" w:ascii="微软雅黑" w:hAnsi="微软雅黑" w:eastAsia="微软雅黑"/>
-        </w:rPr>
-        <w:t>前空1行，不缩进，左对齐，行距固定值</w:t>
-      </w:r>
-      <w:r>
-        <w:rPr>
-          <w:rFonts w:ascii="微软雅黑" w:hAnsi="微软雅黑" w:eastAsia="微软雅黑"/>
-        </w:rPr>
-        <w:t>20</w:t>
-      </w:r>
-      <w:r>
-        <w:rPr>
-          <w:rFonts w:hint="eastAsia" w:ascii="微软雅黑" w:hAnsi="微软雅黑" w:eastAsia="微软雅黑"/>
-        </w:rPr>
-        <w:t xml:space="preserve">磅，黑体，小四号，加粗。 </w:t>
-      </w:r>
-    </w:p>
-    <w:p>
-      <w:pPr>
-        <w:tabs>
-          <w:tab w:val="left" w:pos="377"/>
-        </w:tabs>
-        <w:ind w:firstLine="720" w:firstLineChars="200"/>
-        <w:jc w:val="left"/>
-        <w:rPr>
-          <w:rFonts w:ascii="微软雅黑" w:hAnsi="微软雅黑" w:eastAsia="微软雅黑"/>
-        </w:rPr>
-      </w:pPr>
-      <w:r>
-        <w:rPr>
-          <w:rFonts w:hint="eastAsia" w:ascii="微软雅黑" w:hAnsi="微软雅黑" w:eastAsia="微软雅黑" w:cs="黑体"/>
-          <w:color w:val="000000" w:themeColor="text1"/>
-          <w:sz w:val="36"/>
-          <w:szCs w:val="36"/>
-          <w:highlight w:val="yellow"/>
-          <w:u w:val="double"/>
-          <w14:textFill>
-            <w14:solidFill>
-              <w14:schemeClr w14:val="tx1"/>
-            </w14:solidFill>
-          </w14:textFill>
-        </w:rPr>
-        <w:t>阅后删除此批注</w:t>
-      </w:r>
-    </w:p>
-  </w:comment>
-  <w:comment w:id="20" w:author="四川音乐学院" w:date="2025-09-22T08:03:00Z" w:initials="SCCM">
-    <w:p>
-      <w:pPr>
-        <w:pStyle w:val="7"/>
-        <w:rPr>
-          <w:rFonts w:ascii="微软雅黑" w:hAnsi="微软雅黑" w:eastAsia="微软雅黑"/>
-          <w:bCs/>
-        </w:rPr>
-      </w:pPr>
-      <w:r>
-        <w:rPr>
-          <w:rFonts w:hint="eastAsia" w:ascii="微软雅黑" w:hAnsi="微软雅黑" w:eastAsia="微软雅黑"/>
-          <w:b/>
-        </w:rPr>
-        <w:t>关键词</w:t>
-      </w:r>
-      <w:r>
-        <w:rPr>
-          <w:rFonts w:ascii="微软雅黑" w:hAnsi="微软雅黑" w:eastAsia="微软雅黑"/>
-          <w:b/>
-        </w:rPr>
-        <w:t>内容</w:t>
-      </w:r>
-      <w:r>
-        <w:rPr>
-          <w:rFonts w:ascii="微软雅黑" w:hAnsi="微软雅黑" w:eastAsia="微软雅黑"/>
-          <w:bCs/>
-        </w:rPr>
-        <w:t>：</w:t>
-      </w:r>
-      <w:r>
-        <w:rPr>
-          <w:rFonts w:hint="eastAsia" w:ascii="微软雅黑" w:hAnsi="微软雅黑" w:eastAsia="微软雅黑"/>
-          <w:bCs/>
-        </w:rPr>
-        <w:t>左对齐，行距固定值</w:t>
-      </w:r>
-      <w:r>
-        <w:rPr>
-          <w:rFonts w:ascii="微软雅黑" w:hAnsi="微软雅黑" w:eastAsia="微软雅黑"/>
-          <w:bCs/>
-        </w:rPr>
-        <w:t>20磅</w:t>
-      </w:r>
-      <w:r>
-        <w:rPr>
-          <w:rFonts w:hint="eastAsia" w:ascii="微软雅黑" w:hAnsi="微软雅黑" w:eastAsia="微软雅黑"/>
-          <w:bCs/>
-        </w:rPr>
-        <w:t>，宋体，小四号。</w:t>
-      </w:r>
-      <w:r>
-        <w:rPr>
-          <w:rFonts w:ascii="微软雅黑" w:hAnsi="微软雅黑" w:eastAsia="微软雅黑"/>
-          <w:bCs/>
-        </w:rPr>
-        <w:t>3</w:t>
-      </w:r>
-      <w:r>
-        <w:rPr>
-          <w:rFonts w:hint="eastAsia" w:ascii="微软雅黑" w:hAnsi="微软雅黑" w:eastAsia="微软雅黑"/>
-          <w:bCs/>
-        </w:rPr>
-        <w:t>至</w:t>
-      </w:r>
-      <w:r>
-        <w:rPr>
-          <w:rFonts w:ascii="微软雅黑" w:hAnsi="微软雅黑" w:eastAsia="微软雅黑"/>
-          <w:bCs/>
-        </w:rPr>
-        <w:t>5个</w:t>
-      </w:r>
-      <w:r>
-        <w:rPr>
-          <w:rFonts w:hint="eastAsia" w:ascii="微软雅黑" w:hAnsi="微软雅黑" w:eastAsia="微软雅黑"/>
-          <w:bCs/>
-        </w:rPr>
-        <w:t>关键词语，各关键词语间</w:t>
-      </w:r>
-      <w:r>
-        <w:rPr>
-          <w:rFonts w:ascii="微软雅黑" w:hAnsi="微软雅黑" w:eastAsia="微软雅黑"/>
-          <w:bCs/>
-        </w:rPr>
-        <w:t>用分号（中文）间隔，宋体</w:t>
-      </w:r>
-      <w:r>
-        <w:rPr>
-          <w:rFonts w:hint="eastAsia" w:ascii="微软雅黑" w:hAnsi="微软雅黑" w:eastAsia="微软雅黑"/>
-          <w:bCs/>
-        </w:rPr>
-        <w:t>，</w:t>
-      </w:r>
-      <w:r>
-        <w:rPr>
-          <w:rFonts w:ascii="微软雅黑" w:hAnsi="微软雅黑" w:eastAsia="微软雅黑"/>
-          <w:bCs/>
-        </w:rPr>
-        <w:t>小四号，</w:t>
-      </w:r>
-      <w:r>
-        <w:rPr>
-          <w:rFonts w:hint="eastAsia" w:ascii="微软雅黑" w:hAnsi="微软雅黑" w:eastAsia="微软雅黑"/>
-          <w:bCs/>
-        </w:rPr>
-        <w:t>不加粗。</w:t>
-      </w:r>
-    </w:p>
-    <w:p>
-      <w:pPr>
-        <w:pStyle w:val="7"/>
-      </w:pPr>
-      <w:r>
-        <w:rPr>
-          <w:rFonts w:hint="eastAsia" w:ascii="微软雅黑" w:hAnsi="微软雅黑" w:eastAsia="微软雅黑"/>
-          <w:bCs/>
-        </w:rPr>
-        <w:t xml:space="preserve"> </w:t>
-      </w:r>
-      <w:r>
-        <w:rPr>
-          <w:rFonts w:hint="eastAsia" w:ascii="微软雅黑" w:hAnsi="微软雅黑" w:eastAsia="微软雅黑" w:cs="黑体"/>
-          <w:color w:val="000000" w:themeColor="text1"/>
-          <w:sz w:val="36"/>
-          <w:szCs w:val="36"/>
-          <w:highlight w:val="yellow"/>
-          <w:u w:val="double"/>
-          <w14:textFill>
-            <w14:solidFill>
-              <w14:schemeClr w14:val="tx1"/>
-            </w14:solidFill>
-          </w14:textFill>
-        </w:rPr>
-        <w:t>阅后删除此批注</w:t>
-      </w:r>
-    </w:p>
-  </w:comment>
-  <w:comment w:id="21" w:author="四川音乐学院" w:date="2025-09-22T09:09:00Z" w:initials="SCCM">
-    <w:p>
-      <w:pPr>
-        <w:pStyle w:val="7"/>
-        <w:rPr>
-          <w:rFonts w:ascii="微软雅黑" w:hAnsi="微软雅黑" w:eastAsia="微软雅黑"/>
-          <w:b/>
-          <w:bCs/>
-        </w:rPr>
-      </w:pPr>
-      <w:r>
-        <w:rPr>
-          <w:rFonts w:hint="eastAsia" w:ascii="微软雅黑" w:hAnsi="微软雅黑" w:eastAsia="微软雅黑"/>
-          <w:b/>
-          <w:bCs/>
-          <w:highlight w:val="cyan"/>
-        </w:rPr>
-        <w:t>只能插入分页符进行分页，禁止敲回车进行分页。</w:t>
-      </w:r>
-    </w:p>
-    <w:p>
-      <w:pPr>
-        <w:pStyle w:val="7"/>
-        <w:rPr>
-          <w:rFonts w:ascii="微软雅黑" w:hAnsi="微软雅黑" w:eastAsia="微软雅黑"/>
-        </w:rPr>
-      </w:pPr>
-      <w:r>
-        <w:rPr>
-          <w:rFonts w:hint="eastAsia" w:ascii="微软雅黑" w:hAnsi="微软雅黑" w:eastAsia="微软雅黑" w:cs="黑体"/>
-          <w:color w:val="000000" w:themeColor="text1"/>
-          <w:sz w:val="36"/>
-          <w:szCs w:val="36"/>
-          <w:highlight w:val="yellow"/>
-          <w:u w:val="double"/>
-          <w14:textFill>
-            <w14:solidFill>
-              <w14:schemeClr w14:val="tx1"/>
-            </w14:solidFill>
-          </w14:textFill>
-        </w:rPr>
-        <w:t>阅后删除此批注</w:t>
-      </w:r>
-    </w:p>
-  </w:comment>
-  <w:comment w:id="22" w:author="四川音乐学院" w:date="2025-09-22T08:54:00Z" w:initials="SCCM">
-    <w:p>
-      <w:pPr>
-        <w:pStyle w:val="7"/>
-        <w:rPr>
-          <w:rFonts w:ascii="微软雅黑" w:hAnsi="微软雅黑" w:eastAsia="微软雅黑"/>
-        </w:rPr>
-      </w:pPr>
-      <w:r>
-        <w:rPr>
-          <w:rFonts w:hint="eastAsia" w:ascii="微软雅黑" w:hAnsi="微软雅黑" w:eastAsia="微软雅黑"/>
-        </w:rPr>
-        <w:t>目录标题及目录内容，单独成一页。</w:t>
-      </w:r>
-    </w:p>
-    <w:p>
-      <w:pPr>
-        <w:pStyle w:val="7"/>
-        <w:rPr>
-          <w:rFonts w:ascii="微软雅黑" w:hAnsi="微软雅黑" w:eastAsia="微软雅黑"/>
-        </w:rPr>
-      </w:pPr>
-    </w:p>
-    <w:p>
-      <w:pPr>
-        <w:pStyle w:val="7"/>
-        <w:rPr>
-          <w:rFonts w:ascii="微软雅黑" w:hAnsi="微软雅黑" w:eastAsia="微软雅黑"/>
-        </w:rPr>
-      </w:pPr>
-      <w:r>
-        <w:rPr>
-          <w:rFonts w:hint="eastAsia" w:ascii="微软雅黑" w:hAnsi="微软雅黑" w:eastAsia="微软雅黑"/>
-          <w:b/>
-          <w:bCs/>
-        </w:rPr>
-        <w:t>目录：</w:t>
-      </w:r>
-      <w:r>
-        <w:rPr>
-          <w:rFonts w:hint="eastAsia" w:ascii="微软雅黑" w:hAnsi="微软雅黑" w:eastAsia="微软雅黑"/>
-        </w:rPr>
-        <w:t>后空</w:t>
-      </w:r>
-      <w:r>
-        <w:rPr>
-          <w:rFonts w:ascii="微软雅黑" w:hAnsi="微软雅黑" w:eastAsia="微软雅黑"/>
-        </w:rPr>
-        <w:t>1</w:t>
-      </w:r>
-      <w:r>
-        <w:rPr>
-          <w:rFonts w:hint="eastAsia" w:ascii="微软雅黑" w:hAnsi="微软雅黑" w:eastAsia="微软雅黑"/>
-        </w:rPr>
-        <w:t xml:space="preserve">行，字号小三号，黑体，1.5倍行距，居中对齐。 </w:t>
-      </w:r>
-      <w:r>
-        <w:rPr>
-          <w:rFonts w:hint="eastAsia" w:ascii="微软雅黑" w:hAnsi="微软雅黑" w:eastAsia="微软雅黑" w:cs="黑体"/>
-          <w:color w:val="000000" w:themeColor="text1"/>
-          <w:sz w:val="36"/>
-          <w:szCs w:val="36"/>
-          <w:highlight w:val="yellow"/>
-          <w:u w:val="double"/>
-          <w14:textFill>
-            <w14:solidFill>
-              <w14:schemeClr w14:val="tx1"/>
-            </w14:solidFill>
-          </w14:textFill>
-        </w:rPr>
-        <w:t>阅后删除此批注</w:t>
-      </w:r>
-    </w:p>
-  </w:comment>
-  <w:comment w:id="23" w:author="四川音乐学院" w:date="2025-09-22T09:05:00Z" w:initials="SCCM">
-    <w:p>
-      <w:pPr>
-        <w:pStyle w:val="7"/>
-        <w:rPr>
-          <w:rFonts w:ascii="微软雅黑" w:hAnsi="微软雅黑" w:eastAsia="微软雅黑"/>
-          <w:b/>
-          <w:bCs/>
-          <w:sz w:val="22"/>
-          <w:szCs w:val="24"/>
-        </w:rPr>
-      </w:pPr>
-      <w:r>
-        <w:rPr>
-          <w:rFonts w:hint="eastAsia" w:ascii="微软雅黑" w:hAnsi="微软雅黑" w:eastAsia="微软雅黑"/>
-          <w:b/>
-          <w:bCs/>
-          <w:sz w:val="22"/>
-          <w:szCs w:val="24"/>
-          <w:highlight w:val="cyan"/>
-        </w:rPr>
-        <w:t>建议：论文目录的章节标题增添至第三级标题</w:t>
-      </w:r>
-    </w:p>
-    <w:p>
-      <w:pPr>
-        <w:pStyle w:val="7"/>
-      </w:pPr>
-      <w:r>
-        <w:rPr>
-          <w:rFonts w:hint="eastAsia" w:ascii="微软雅黑" w:hAnsi="微软雅黑" w:eastAsia="微软雅黑"/>
-          <w:sz w:val="22"/>
-          <w:szCs w:val="24"/>
-        </w:rPr>
-        <w:t xml:space="preserve">这样，章节层次间的逻辑框架体系更明晰，论文抽检时能让专家通过论文目录一目了然地掌握其逻辑构架、研究重心等问题，尽量减少抽检中失分可能性。 </w:t>
-      </w:r>
-      <w:r>
-        <w:rPr>
-          <w:rFonts w:hint="eastAsia" w:ascii="微软雅黑" w:hAnsi="微软雅黑" w:eastAsia="微软雅黑" w:cs="黑体"/>
-          <w:color w:val="000000" w:themeColor="text1"/>
-          <w:sz w:val="36"/>
-          <w:szCs w:val="36"/>
-          <w:highlight w:val="yellow"/>
-          <w:u w:val="double"/>
-          <w14:textFill>
-            <w14:solidFill>
-              <w14:schemeClr w14:val="tx1"/>
-            </w14:solidFill>
-          </w14:textFill>
-        </w:rPr>
-        <w:t>阅后删除此批注</w:t>
-      </w:r>
-    </w:p>
-    <w:p>
-      <w:pPr>
-        <w:pStyle w:val="7"/>
-      </w:pPr>
-    </w:p>
-  </w:comment>
-  <w:comment w:id="24" w:author="四川音乐学院" w:date="2025-09-22T10:32:00Z" w:initials="SCCM">
-    <w:p>
-      <w:pPr>
-        <w:pStyle w:val="7"/>
-        <w:rPr>
-          <w:rFonts w:ascii="微软雅黑" w:hAnsi="微软雅黑" w:eastAsia="微软雅黑"/>
-        </w:rPr>
-      </w:pPr>
-      <w:r>
-        <w:rPr>
-          <w:rFonts w:hint="eastAsia" w:ascii="微软雅黑" w:hAnsi="微软雅黑" w:eastAsia="微软雅黑"/>
-          <w:b/>
-          <w:bCs/>
-        </w:rPr>
-        <w:t>目录内容：</w:t>
-      </w:r>
-      <w:r>
-        <w:rPr>
-          <w:rFonts w:hint="eastAsia" w:ascii="微软雅黑" w:hAnsi="微软雅黑" w:eastAsia="微软雅黑"/>
-        </w:rPr>
-        <w:t>字号四号，宋体，1.5倍行距，分散对齐。</w:t>
-      </w:r>
-      <w:r>
-        <w:rPr>
-          <w:rFonts w:hint="eastAsia" w:ascii="微软雅黑" w:hAnsi="微软雅黑" w:eastAsia="微软雅黑"/>
-          <w:b/>
-          <w:bCs/>
-          <w:color w:val="000000" w:themeColor="text1"/>
-          <w:highlight w:val="cyan"/>
-          <w14:textFill>
-            <w14:solidFill>
-              <w14:schemeClr w14:val="tx1"/>
-            </w14:solidFill>
-          </w14:textFill>
-        </w:rPr>
-        <w:t>注意：字体不能为斜体。</w:t>
-      </w:r>
-    </w:p>
-    <w:p>
-      <w:pPr>
-        <w:pStyle w:val="7"/>
-      </w:pPr>
-      <w:r>
-        <w:rPr>
-          <w:rFonts w:hint="eastAsia" w:ascii="微软雅黑" w:hAnsi="微软雅黑" w:eastAsia="微软雅黑" w:cs="黑体"/>
-          <w:color w:val="000000" w:themeColor="text1"/>
-          <w:sz w:val="36"/>
-          <w:szCs w:val="36"/>
-          <w:highlight w:val="yellow"/>
-          <w:u w:val="double"/>
-          <w14:textFill>
-            <w14:solidFill>
-              <w14:schemeClr w14:val="tx1"/>
-            </w14:solidFill>
-          </w14:textFill>
-        </w:rPr>
-        <w:t>阅后删除此批注</w:t>
-      </w:r>
-    </w:p>
-  </w:comment>
-  <w:comment w:id="25" w:author="四川音乐学院" w:date="2025-09-22T09:13:00Z" w:initials="SCCM">
-    <w:p>
-      <w:pPr>
-        <w:pStyle w:val="7"/>
-        <w:rPr>
-          <w:rFonts w:ascii="微软雅黑" w:hAnsi="微软雅黑" w:eastAsia="微软雅黑"/>
-          <w:b/>
-          <w:bCs/>
-        </w:rPr>
-      </w:pPr>
-      <w:r>
-        <w:rPr>
-          <w:rFonts w:hint="eastAsia" w:ascii="微软雅黑" w:hAnsi="微软雅黑" w:eastAsia="微软雅黑"/>
-          <w:b/>
-          <w:bCs/>
-          <w:highlight w:val="cyan"/>
-        </w:rPr>
-        <w:t>只能插入分页符进行分页，禁止敲回车进行分页。</w:t>
-      </w:r>
-    </w:p>
-    <w:p>
-      <w:pPr>
-        <w:pStyle w:val="7"/>
-      </w:pPr>
-      <w:r>
-        <w:rPr>
-          <w:rFonts w:hint="eastAsia" w:ascii="微软雅黑" w:hAnsi="微软雅黑" w:eastAsia="微软雅黑" w:cs="黑体"/>
-          <w:color w:val="000000" w:themeColor="text1"/>
-          <w:sz w:val="36"/>
-          <w:szCs w:val="36"/>
-          <w:highlight w:val="yellow"/>
-          <w:u w:val="double"/>
-          <w14:textFill>
-            <w14:solidFill>
-              <w14:schemeClr w14:val="tx1"/>
-            </w14:solidFill>
-          </w14:textFill>
-        </w:rPr>
-        <w:t>阅后删除此批注</w:t>
-      </w:r>
-    </w:p>
-  </w:comment>
-  <w:comment w:id="26" w:author="四川音乐学院" w:date="2025-09-22T09:08:00Z" w:initials="SCCM">
-    <w:p>
-      <w:pPr>
-        <w:pStyle w:val="7"/>
-      </w:pPr>
-      <w:r>
-        <w:rPr>
-          <w:rFonts w:hint="eastAsia" w:ascii="微软雅黑" w:hAnsi="微软雅黑" w:eastAsia="微软雅黑"/>
-          <w:b/>
-          <w:bCs/>
-        </w:rPr>
-        <w:t>引言：</w:t>
-      </w:r>
-      <w:r>
-        <w:rPr>
-          <w:rFonts w:hint="eastAsia" w:ascii="微软雅黑" w:hAnsi="微软雅黑" w:eastAsia="微软雅黑"/>
-        </w:rPr>
-        <w:t>后空</w:t>
-      </w:r>
-      <w:r>
-        <w:rPr>
-          <w:rFonts w:ascii="微软雅黑" w:hAnsi="微软雅黑" w:eastAsia="微软雅黑"/>
-        </w:rPr>
-        <w:t>1</w:t>
-      </w:r>
-      <w:r>
-        <w:rPr>
-          <w:rFonts w:hint="eastAsia" w:ascii="微软雅黑" w:hAnsi="微软雅黑" w:eastAsia="微软雅黑"/>
-        </w:rPr>
-        <w:t xml:space="preserve">行，字号小三号，黑体，1.5倍行距，居中对齐。 </w:t>
-      </w:r>
-      <w:r>
-        <w:rPr>
-          <w:rFonts w:hint="eastAsia" w:ascii="微软雅黑" w:hAnsi="微软雅黑" w:eastAsia="微软雅黑" w:cs="黑体"/>
-          <w:color w:val="000000" w:themeColor="text1"/>
-          <w:sz w:val="36"/>
-          <w:szCs w:val="36"/>
-          <w:highlight w:val="yellow"/>
-          <w:u w:val="double"/>
-          <w14:textFill>
-            <w14:solidFill>
-              <w14:schemeClr w14:val="tx1"/>
-            </w14:solidFill>
-          </w14:textFill>
-        </w:rPr>
-        <w:t>阅后删除此批注</w:t>
-      </w:r>
-    </w:p>
-  </w:comment>
-  <w:comment w:id="27" w:author="四川音乐学院" w:date="2025-09-22T08:46:00Z" w:initials="SCCM">
-    <w:p>
-      <w:pPr>
-        <w:tabs>
-          <w:tab w:val="left" w:pos="377"/>
-        </w:tabs>
-        <w:jc w:val="center"/>
-        <w:rPr>
-          <w:rFonts w:ascii="微软雅黑" w:hAnsi="微软雅黑" w:eastAsia="微软雅黑" w:cs="黑体"/>
-          <w:b/>
-          <w:bCs/>
-          <w:sz w:val="24"/>
-          <w:szCs w:val="24"/>
-          <w:highlight w:val="cyan"/>
-        </w:rPr>
-      </w:pPr>
-      <w:r>
-        <w:rPr>
-          <w:rFonts w:hint="eastAsia" w:ascii="微软雅黑" w:hAnsi="微软雅黑" w:eastAsia="微软雅黑" w:cs="黑体"/>
-          <w:b/>
-          <w:bCs/>
-          <w:color w:val="000000" w:themeColor="text1"/>
-          <w:sz w:val="36"/>
-          <w:szCs w:val="36"/>
-          <w:highlight w:val="cyan"/>
-          <w14:textFill>
-            <w14:solidFill>
-              <w14:schemeClr w14:val="tx1"/>
-            </w14:solidFill>
-          </w14:textFill>
-        </w:rPr>
-        <w:t>全文：纸张大小：A</w:t>
-      </w:r>
-      <w:r>
-        <w:rPr>
-          <w:rFonts w:ascii="微软雅黑" w:hAnsi="微软雅黑" w:eastAsia="微软雅黑" w:cs="黑体"/>
-          <w:b/>
-          <w:bCs/>
-          <w:color w:val="000000" w:themeColor="text1"/>
-          <w:sz w:val="36"/>
-          <w:szCs w:val="36"/>
-          <w:highlight w:val="cyan"/>
-          <w14:textFill>
-            <w14:solidFill>
-              <w14:schemeClr w14:val="tx1"/>
-            </w14:solidFill>
-          </w14:textFill>
-        </w:rPr>
-        <w:t>4</w:t>
-      </w:r>
-      <w:r>
-        <w:rPr>
-          <w:rFonts w:hint="eastAsia" w:ascii="微软雅黑" w:hAnsi="微软雅黑" w:eastAsia="微软雅黑" w:cs="黑体"/>
-          <w:b/>
-          <w:bCs/>
-          <w:color w:val="000000" w:themeColor="text1"/>
-          <w:sz w:val="36"/>
-          <w:szCs w:val="36"/>
-          <w:highlight w:val="cyan"/>
-          <w14:textFill>
-            <w14:solidFill>
-              <w14:schemeClr w14:val="tx1"/>
-            </w14:solidFill>
-          </w14:textFill>
-        </w:rPr>
-        <w:t>，纸张方向：纵向，</w:t>
-      </w:r>
-      <w:r>
-        <w:rPr>
-          <w:rFonts w:hint="eastAsia" w:ascii="微软雅黑" w:hAnsi="微软雅黑" w:eastAsia="微软雅黑" w:cs="黑体"/>
-          <w:b/>
-          <w:bCs/>
-          <w:sz w:val="24"/>
-          <w:szCs w:val="24"/>
-          <w:highlight w:val="cyan"/>
-        </w:rPr>
-        <w:t>页边距：上下、左右各2.5cm，必须彩色打印。</w:t>
-      </w:r>
-    </w:p>
-    <w:p>
-      <w:pPr>
-        <w:pStyle w:val="7"/>
-      </w:pPr>
-      <w:r>
-        <w:rPr>
-          <w:rFonts w:hint="eastAsia" w:ascii="微软雅黑" w:hAnsi="微软雅黑" w:eastAsia="微软雅黑" w:cs="黑体"/>
-          <w:color w:val="000000" w:themeColor="text1"/>
-          <w:sz w:val="24"/>
-          <w:szCs w:val="24"/>
-          <w:highlight w:val="yellow"/>
-          <w:u w:val="double"/>
-          <w14:textFill>
-            <w14:solidFill>
-              <w14:schemeClr w14:val="tx1"/>
-            </w14:solidFill>
-          </w14:textFill>
-        </w:rPr>
-        <w:t>阅后删除此批注</w:t>
-      </w:r>
-    </w:p>
-  </w:comment>
-  <w:comment w:id="28" w:author="四川音乐学院" w:date="2025-09-23T11:23:00Z" w:initials="SCCM">
-    <w:p>
-      <w:pPr>
-        <w:spacing w:line="400" w:lineRule="exact"/>
-        <w:ind w:firstLine="560" w:firstLineChars="200"/>
-        <w:jc w:val="left"/>
-        <w:rPr>
-          <w:rFonts w:ascii="微软雅黑" w:hAnsi="微软雅黑" w:eastAsia="微软雅黑"/>
-          <w:sz w:val="32"/>
-          <w:szCs w:val="32"/>
-        </w:rPr>
-      </w:pPr>
-      <w:r>
-        <w:rPr>
-          <w:rFonts w:hint="eastAsia" w:ascii="微软雅黑" w:hAnsi="微软雅黑" w:eastAsia="微软雅黑"/>
-          <w:sz w:val="28"/>
-          <w:szCs w:val="32"/>
-          <w:highlight w:val="cyan"/>
-        </w:rPr>
-        <w:t>标题或</w:t>
-      </w:r>
-      <w:r>
-        <w:rPr>
-          <w:rFonts w:ascii="微软雅黑" w:hAnsi="微软雅黑" w:eastAsia="微软雅黑"/>
-          <w:sz w:val="28"/>
-          <w:szCs w:val="32"/>
-          <w:highlight w:val="cyan"/>
-        </w:rPr>
-        <w:t>内容</w:t>
-      </w:r>
-      <w:r>
-        <w:rPr>
-          <w:rFonts w:hint="eastAsia" w:ascii="微软雅黑" w:hAnsi="微软雅黑" w:eastAsia="微软雅黑"/>
-          <w:sz w:val="28"/>
-          <w:szCs w:val="32"/>
-          <w:highlight w:val="cyan"/>
-        </w:rPr>
-        <w:t>里的数字</w:t>
-      </w:r>
-      <w:r>
-        <w:rPr>
-          <w:rFonts w:ascii="微软雅黑" w:hAnsi="微软雅黑" w:eastAsia="微软雅黑"/>
-          <w:sz w:val="28"/>
-          <w:szCs w:val="32"/>
-          <w:highlight w:val="cyan"/>
-        </w:rPr>
-        <w:t>或外文</w:t>
-      </w:r>
-      <w:r>
-        <w:rPr>
-          <w:rFonts w:hint="eastAsia" w:ascii="微软雅黑" w:hAnsi="微软雅黑" w:eastAsia="微软雅黑"/>
-          <w:sz w:val="28"/>
-          <w:szCs w:val="32"/>
-          <w:highlight w:val="cyan"/>
-        </w:rPr>
-        <w:t>，</w:t>
-      </w:r>
-      <w:r>
-        <w:rPr>
-          <w:rFonts w:ascii="微软雅黑" w:hAnsi="微软雅黑" w:eastAsia="微软雅黑"/>
-          <w:sz w:val="28"/>
-          <w:szCs w:val="32"/>
-          <w:highlight w:val="cyan"/>
-        </w:rPr>
-        <w:t>应</w:t>
-      </w:r>
-      <w:r>
-        <w:rPr>
-          <w:rFonts w:hint="eastAsia" w:ascii="微软雅黑" w:hAnsi="微软雅黑" w:eastAsia="微软雅黑"/>
-          <w:sz w:val="28"/>
-          <w:szCs w:val="32"/>
-          <w:highlight w:val="cyan"/>
-        </w:rPr>
-        <w:t>使用</w:t>
-      </w:r>
-      <w:r>
-        <w:rPr>
-          <w:rFonts w:ascii="Times New Roman" w:hAnsi="Times New Roman" w:eastAsia="微软雅黑" w:cs="Times New Roman"/>
-          <w:sz w:val="28"/>
-          <w:szCs w:val="32"/>
-          <w:highlight w:val="cyan"/>
-        </w:rPr>
-        <w:t>Times New Roman</w:t>
-      </w:r>
-      <w:r>
-        <w:rPr>
-          <w:rFonts w:hint="eastAsia" w:ascii="微软雅黑" w:hAnsi="微软雅黑" w:eastAsia="微软雅黑"/>
-          <w:sz w:val="28"/>
-          <w:szCs w:val="32"/>
-          <w:highlight w:val="cyan"/>
-        </w:rPr>
-        <w:t>字体。</w:t>
-      </w:r>
-    </w:p>
-    <w:p>
-      <w:pPr>
-        <w:spacing w:line="400" w:lineRule="exact"/>
-        <w:ind w:firstLine="480" w:firstLineChars="200"/>
-        <w:jc w:val="left"/>
-        <w:rPr>
-          <w:rFonts w:ascii="微软雅黑" w:hAnsi="微软雅黑" w:eastAsia="微软雅黑"/>
-          <w:sz w:val="32"/>
-          <w:szCs w:val="32"/>
-        </w:rPr>
-      </w:pPr>
-      <w:r>
-        <w:rPr>
-          <w:rFonts w:hint="eastAsia" w:ascii="微软雅黑" w:hAnsi="微软雅黑" w:eastAsia="微软雅黑" w:cs="黑体"/>
-          <w:color w:val="000000" w:themeColor="text1"/>
-          <w:sz w:val="24"/>
-          <w:szCs w:val="24"/>
-          <w:highlight w:val="yellow"/>
-          <w:u w:val="double"/>
-          <w14:textFill>
-            <w14:solidFill>
-              <w14:schemeClr w14:val="tx1"/>
-            </w14:solidFill>
-          </w14:textFill>
-        </w:rPr>
-        <w:t>阅后删除此批注</w:t>
-      </w:r>
-    </w:p>
-  </w:comment>
-  <w:comment w:id="29" w:author="四川音乐学院" w:date="2025-09-23T17:44:00Z" w:initials="SCCM">
-    <w:p>
-      <w:pPr>
-        <w:pStyle w:val="7"/>
-        <w:rPr>
-          <w:rFonts w:ascii="微软雅黑" w:hAnsi="微软雅黑" w:eastAsia="微软雅黑"/>
-        </w:rPr>
-      </w:pPr>
-      <w:r>
-        <w:rPr>
-          <w:rFonts w:hint="eastAsia" w:ascii="微软雅黑" w:hAnsi="微软雅黑" w:eastAsia="微软雅黑"/>
-          <w:b/>
-          <w:bCs/>
-          <w:sz w:val="22"/>
-          <w:szCs w:val="24"/>
-        </w:rPr>
-        <w:t>正文内容：</w:t>
-      </w:r>
-      <w:r>
-        <w:rPr>
-          <w:rFonts w:hint="eastAsia" w:ascii="微软雅黑" w:hAnsi="微软雅黑" w:eastAsia="微软雅黑"/>
-          <w:sz w:val="22"/>
-          <w:szCs w:val="24"/>
-        </w:rPr>
-        <w:t>首行缩进2个字符，左对齐，宋体，小四号，</w:t>
-      </w:r>
-      <w:r>
-        <w:rPr>
-          <w:rFonts w:hint="eastAsia" w:ascii="微软雅黑" w:hAnsi="微软雅黑" w:eastAsia="微软雅黑"/>
-        </w:rPr>
-        <w:t>行距：固定值2</w:t>
-      </w:r>
-      <w:r>
-        <w:rPr>
-          <w:rFonts w:ascii="微软雅黑" w:hAnsi="微软雅黑" w:eastAsia="微软雅黑"/>
-        </w:rPr>
-        <w:t>0</w:t>
-      </w:r>
-      <w:r>
-        <w:rPr>
-          <w:rFonts w:hint="eastAsia" w:ascii="微软雅黑" w:hAnsi="微软雅黑" w:eastAsia="微软雅黑"/>
-        </w:rPr>
-        <w:t>磅，不加粗。</w:t>
-      </w:r>
-    </w:p>
-    <w:p>
-      <w:pPr>
-        <w:pStyle w:val="7"/>
-      </w:pPr>
-      <w:r>
-        <w:rPr>
-          <w:rFonts w:hint="eastAsia" w:ascii="微软雅黑" w:hAnsi="微软雅黑" w:eastAsia="微软雅黑" w:cs="黑体"/>
-          <w:color w:val="000000" w:themeColor="text1"/>
-          <w:sz w:val="24"/>
-          <w:szCs w:val="24"/>
-          <w:highlight w:val="yellow"/>
-          <w:u w:val="double"/>
-          <w14:textFill>
-            <w14:solidFill>
-              <w14:schemeClr w14:val="tx1"/>
-            </w14:solidFill>
-          </w14:textFill>
-        </w:rPr>
-        <w:t>阅后删除此批注</w:t>
-      </w:r>
-    </w:p>
-  </w:comment>
-  <w:comment w:id="30" w:author="四川音乐学院" w:date="2025-09-22T09:57:00Z" w:initials="SCCM">
-    <w:p>
-      <w:pPr>
-        <w:pStyle w:val="7"/>
-        <w:rPr>
-          <w:rFonts w:ascii="微软雅黑" w:hAnsi="微软雅黑" w:eastAsia="微软雅黑"/>
-        </w:rPr>
-      </w:pPr>
-      <w:r>
-        <w:rPr>
-          <w:rFonts w:hint="eastAsia" w:ascii="微软雅黑" w:hAnsi="微软雅黑" w:eastAsia="微软雅黑"/>
-          <w:b/>
-          <w:bCs/>
-        </w:rPr>
-        <w:t>一级标题：</w:t>
-      </w:r>
-      <w:r>
-        <w:rPr>
-          <w:rFonts w:hint="eastAsia" w:ascii="微软雅黑" w:hAnsi="微软雅黑" w:eastAsia="微软雅黑"/>
-        </w:rPr>
-        <w:t>小三号，黑体，居中，1</w:t>
-      </w:r>
-      <w:r>
-        <w:rPr>
-          <w:rFonts w:ascii="微软雅黑" w:hAnsi="微软雅黑" w:eastAsia="微软雅黑"/>
-        </w:rPr>
-        <w:t>.5</w:t>
-      </w:r>
-      <w:r>
-        <w:rPr>
-          <w:rFonts w:hint="eastAsia" w:ascii="微软雅黑" w:hAnsi="微软雅黑" w:eastAsia="微软雅黑"/>
-        </w:rPr>
-        <w:t xml:space="preserve">倍行距，上下空一行，不加粗。 </w:t>
-      </w:r>
-      <w:r>
-        <w:rPr>
-          <w:rFonts w:hint="eastAsia" w:ascii="微软雅黑" w:hAnsi="微软雅黑" w:eastAsia="微软雅黑" w:cs="黑体"/>
-          <w:color w:val="000000" w:themeColor="text1"/>
-          <w:sz w:val="24"/>
-          <w:szCs w:val="24"/>
-          <w:highlight w:val="yellow"/>
-          <w:u w:val="double"/>
-          <w14:textFill>
-            <w14:solidFill>
-              <w14:schemeClr w14:val="tx1"/>
-            </w14:solidFill>
-          </w14:textFill>
-        </w:rPr>
-        <w:t>阅后删除此批注</w:t>
-      </w:r>
-    </w:p>
-  </w:comment>
-  <w:comment w:id="31" w:author="四川音乐学院" w:date="2025-09-22T09:58:00Z" w:initials="SCCM">
-    <w:p>
-      <w:pPr>
-        <w:pStyle w:val="7"/>
-        <w:rPr>
-          <w:rFonts w:ascii="微软雅黑" w:hAnsi="微软雅黑" w:eastAsia="微软雅黑"/>
-        </w:rPr>
-      </w:pPr>
-      <w:r>
-        <w:rPr>
-          <w:rFonts w:hint="eastAsia" w:ascii="微软雅黑" w:hAnsi="微软雅黑" w:eastAsia="微软雅黑"/>
-          <w:b/>
-          <w:bCs/>
-        </w:rPr>
-        <w:t>二级标题：</w:t>
-      </w:r>
-      <w:r>
-        <w:rPr>
-          <w:rFonts w:hint="eastAsia" w:ascii="微软雅黑" w:hAnsi="微软雅黑" w:eastAsia="微软雅黑"/>
-        </w:rPr>
-        <w:t>四号，黑体，左对齐，1</w:t>
-      </w:r>
-      <w:r>
-        <w:rPr>
-          <w:rFonts w:ascii="微软雅黑" w:hAnsi="微软雅黑" w:eastAsia="微软雅黑"/>
-        </w:rPr>
-        <w:t>.5</w:t>
-      </w:r>
-      <w:r>
-        <w:rPr>
-          <w:rFonts w:hint="eastAsia" w:ascii="微软雅黑" w:hAnsi="微软雅黑" w:eastAsia="微软雅黑"/>
-        </w:rPr>
-        <w:t xml:space="preserve">倍行距，不加粗。 </w:t>
-      </w:r>
-      <w:r>
-        <w:rPr>
-          <w:rFonts w:hint="eastAsia" w:ascii="微软雅黑" w:hAnsi="微软雅黑" w:eastAsia="微软雅黑" w:cs="黑体"/>
-          <w:color w:val="000000" w:themeColor="text1"/>
-          <w:sz w:val="24"/>
-          <w:szCs w:val="24"/>
-          <w:highlight w:val="yellow"/>
-          <w:u w:val="double"/>
-          <w14:textFill>
-            <w14:solidFill>
-              <w14:schemeClr w14:val="tx1"/>
-            </w14:solidFill>
-          </w14:textFill>
-        </w:rPr>
-        <w:t>阅后删除此批注</w:t>
-      </w:r>
-    </w:p>
-  </w:comment>
-  <w:comment w:id="32" w:author="四川音乐学院" w:date="2025-09-23T17:44:00Z" w:initials="SCCM">
-    <w:p>
-      <w:pPr>
-        <w:pStyle w:val="7"/>
-        <w:rPr>
-          <w:rFonts w:ascii="微软雅黑" w:hAnsi="微软雅黑" w:eastAsia="微软雅黑"/>
-        </w:rPr>
-      </w:pPr>
-      <w:r>
-        <w:rPr>
-          <w:rFonts w:hint="eastAsia" w:ascii="微软雅黑" w:hAnsi="微软雅黑" w:eastAsia="微软雅黑"/>
-          <w:b/>
-          <w:bCs/>
-          <w:sz w:val="22"/>
-          <w:szCs w:val="24"/>
-        </w:rPr>
-        <w:t>正文内容：</w:t>
-      </w:r>
-      <w:r>
-        <w:rPr>
-          <w:rFonts w:hint="eastAsia" w:ascii="微软雅黑" w:hAnsi="微软雅黑" w:eastAsia="微软雅黑"/>
-          <w:sz w:val="22"/>
-          <w:szCs w:val="24"/>
-        </w:rPr>
-        <w:t>首行缩进2个字符，左对齐，宋体，小四号，</w:t>
-      </w:r>
-      <w:r>
-        <w:rPr>
-          <w:rFonts w:hint="eastAsia" w:ascii="微软雅黑" w:hAnsi="微软雅黑" w:eastAsia="微软雅黑"/>
-        </w:rPr>
-        <w:t>行距：固定值2</w:t>
-      </w:r>
-      <w:r>
-        <w:rPr>
-          <w:rFonts w:ascii="微软雅黑" w:hAnsi="微软雅黑" w:eastAsia="微软雅黑"/>
-        </w:rPr>
-        <w:t>0</w:t>
-      </w:r>
-      <w:r>
-        <w:rPr>
-          <w:rFonts w:hint="eastAsia" w:ascii="微软雅黑" w:hAnsi="微软雅黑" w:eastAsia="微软雅黑"/>
-        </w:rPr>
-        <w:t>磅，不加粗。</w:t>
-      </w:r>
-    </w:p>
-    <w:p>
-      <w:pPr>
-        <w:pStyle w:val="7"/>
-      </w:pPr>
-      <w:r>
-        <w:rPr>
-          <w:rFonts w:hint="eastAsia" w:ascii="微软雅黑" w:hAnsi="微软雅黑" w:eastAsia="微软雅黑" w:cs="黑体"/>
-          <w:color w:val="000000" w:themeColor="text1"/>
-          <w:sz w:val="24"/>
-          <w:szCs w:val="24"/>
-          <w:highlight w:val="yellow"/>
-          <w:u w:val="double"/>
-          <w14:textFill>
-            <w14:solidFill>
-              <w14:schemeClr w14:val="tx1"/>
-            </w14:solidFill>
-          </w14:textFill>
-        </w:rPr>
-        <w:t>阅后删除此批注</w:t>
-      </w:r>
-    </w:p>
-  </w:comment>
-  <w:comment w:id="33" w:author="四川音乐学院" w:date="2025-09-22T09:44:00Z" w:initials="SCCM">
-    <w:p>
-      <w:pPr>
-        <w:pStyle w:val="7"/>
-        <w:rPr>
-          <w:rFonts w:ascii="微软雅黑" w:hAnsi="微软雅黑" w:eastAsia="微软雅黑"/>
-        </w:rPr>
-      </w:pPr>
-      <w:r>
-        <w:rPr>
-          <w:rFonts w:hint="eastAsia" w:ascii="微软雅黑" w:hAnsi="微软雅黑" w:eastAsia="微软雅黑"/>
-          <w:b/>
-          <w:bCs/>
-        </w:rPr>
-        <w:t>插入页码：</w:t>
-      </w:r>
-      <w:r>
-        <w:rPr>
-          <w:rFonts w:hint="eastAsia" w:ascii="微软雅黑" w:hAnsi="微软雅黑" w:eastAsia="微软雅黑"/>
-        </w:rPr>
-        <w:t>在“插入-页脚-页脚编辑”添加页码</w:t>
-      </w:r>
-    </w:p>
-    <w:p>
-      <w:pPr>
-        <w:pStyle w:val="7"/>
-        <w:rPr>
-          <w:rFonts w:ascii="微软雅黑" w:hAnsi="微软雅黑" w:eastAsia="微软雅黑"/>
-        </w:rPr>
-      </w:pPr>
-      <w:r>
-        <w:rPr>
-          <w:rFonts w:hint="eastAsia" w:ascii="微软雅黑" w:hAnsi="微软雅黑" w:eastAsia="微软雅黑"/>
-          <w:b/>
-          <w:bCs/>
-        </w:rPr>
-        <w:t>页码格式：</w:t>
-      </w:r>
-      <w:r>
-        <w:rPr>
-          <w:rFonts w:hint="eastAsia" w:ascii="微软雅黑" w:hAnsi="微软雅黑" w:eastAsia="微软雅黑"/>
-        </w:rPr>
-        <w:t>从正文页开始按编码（本页及之后），</w:t>
-      </w:r>
-      <w:r>
-        <w:rPr>
-          <w:rFonts w:hint="eastAsia" w:ascii="微软雅黑" w:hAnsi="微软雅黑" w:eastAsia="微软雅黑"/>
-          <w:b/>
-          <w:bCs/>
-        </w:rPr>
-        <w:t>起始页码必须为1</w:t>
-      </w:r>
-      <w:r>
-        <w:rPr>
-          <w:rFonts w:hint="eastAsia" w:ascii="微软雅黑" w:hAnsi="微软雅黑" w:eastAsia="微软雅黑"/>
-        </w:rPr>
-        <w:t>，右顶格，字号，宋体小五号。</w:t>
-      </w:r>
-    </w:p>
-    <w:p>
-      <w:pPr>
-        <w:pStyle w:val="7"/>
-        <w:rPr>
-          <w:rFonts w:ascii="微软雅黑" w:hAnsi="微软雅黑" w:eastAsia="微软雅黑"/>
-          <w:sz w:val="22"/>
-          <w:szCs w:val="24"/>
-        </w:rPr>
-      </w:pPr>
-      <w:r>
-        <w:rPr>
-          <w:rFonts w:hint="eastAsia" w:ascii="微软雅黑" w:hAnsi="微软雅黑" w:eastAsia="微软雅黑" w:cs="黑体"/>
-          <w:color w:val="000000" w:themeColor="text1"/>
-          <w:sz w:val="24"/>
-          <w:szCs w:val="24"/>
-          <w:highlight w:val="yellow"/>
-          <w:u w:val="double"/>
-          <w14:textFill>
-            <w14:solidFill>
-              <w14:schemeClr w14:val="tx1"/>
-            </w14:solidFill>
-          </w14:textFill>
-        </w:rPr>
-        <w:t>阅后删除此批注</w:t>
-      </w:r>
-    </w:p>
-  </w:comment>
-  <w:comment w:id="34" w:author="四川音乐学院" w:date="2025-09-22T10:08:00Z" w:initials="SCCM">
-    <w:p>
-      <w:pPr>
-        <w:pStyle w:val="7"/>
-        <w:rPr>
-          <w:rFonts w:ascii="微软雅黑" w:hAnsi="微软雅黑" w:eastAsia="微软雅黑"/>
-        </w:rPr>
-      </w:pPr>
-      <w:r>
-        <w:rPr>
-          <w:rFonts w:hint="eastAsia" w:ascii="微软雅黑" w:hAnsi="微软雅黑" w:eastAsia="微软雅黑"/>
-          <w:b/>
-          <w:bCs/>
-          <w:sz w:val="24"/>
-          <w:szCs w:val="28"/>
-        </w:rPr>
-        <w:t>三级标题：</w:t>
-      </w:r>
-      <w:r>
-        <w:rPr>
-          <w:rFonts w:hint="eastAsia" w:ascii="微软雅黑" w:hAnsi="微软雅黑" w:eastAsia="微软雅黑"/>
-        </w:rPr>
-        <w:t>小四号，黑体，左对齐，首行缩进2个字符，1</w:t>
-      </w:r>
-      <w:r>
-        <w:rPr>
-          <w:rFonts w:ascii="微软雅黑" w:hAnsi="微软雅黑" w:eastAsia="微软雅黑"/>
-        </w:rPr>
-        <w:t>.5</w:t>
-      </w:r>
-      <w:r>
-        <w:rPr>
-          <w:rFonts w:hint="eastAsia" w:ascii="微软雅黑" w:hAnsi="微软雅黑" w:eastAsia="微软雅黑"/>
-        </w:rPr>
-        <w:t>倍行距，上空一行，不加粗。</w:t>
-      </w:r>
-    </w:p>
-    <w:p>
-      <w:pPr>
-        <w:pStyle w:val="7"/>
-        <w:rPr>
-          <w:rFonts w:ascii="微软雅黑" w:hAnsi="微软雅黑" w:eastAsia="微软雅黑"/>
-          <w:b/>
-          <w:bCs/>
-          <w:sz w:val="24"/>
-          <w:szCs w:val="28"/>
-        </w:rPr>
-      </w:pPr>
-      <w:r>
-        <w:rPr>
-          <w:rFonts w:hint="eastAsia" w:ascii="微软雅黑" w:hAnsi="微软雅黑" w:eastAsia="微软雅黑" w:cs="黑体"/>
-          <w:color w:val="000000" w:themeColor="text1"/>
-          <w:sz w:val="24"/>
-          <w:szCs w:val="24"/>
-          <w:highlight w:val="yellow"/>
-          <w:u w:val="double"/>
-          <w14:textFill>
-            <w14:solidFill>
-              <w14:schemeClr w14:val="tx1"/>
-            </w14:solidFill>
-          </w14:textFill>
-        </w:rPr>
-        <w:t>阅后删除此批注</w:t>
-      </w:r>
-    </w:p>
-  </w:comment>
-  <w:comment w:id="35" w:author="四川音乐学院" w:date="2025-09-23T11:27:00Z" w:initials="SCCM">
-    <w:p>
-      <w:pPr>
-        <w:spacing w:line="400" w:lineRule="exact"/>
-        <w:ind w:firstLine="560" w:firstLineChars="200"/>
-        <w:jc w:val="left"/>
-        <w:rPr>
-          <w:rFonts w:ascii="微软雅黑" w:hAnsi="微软雅黑" w:eastAsia="微软雅黑"/>
-          <w:sz w:val="32"/>
-          <w:szCs w:val="32"/>
-        </w:rPr>
-      </w:pPr>
-      <w:r>
-        <w:rPr>
-          <w:rFonts w:hint="eastAsia" w:ascii="微软雅黑" w:hAnsi="微软雅黑" w:eastAsia="微软雅黑"/>
-          <w:sz w:val="28"/>
-          <w:szCs w:val="32"/>
-          <w:highlight w:val="cyan"/>
-        </w:rPr>
-        <w:t>标题或</w:t>
-      </w:r>
-      <w:r>
-        <w:rPr>
-          <w:rFonts w:ascii="微软雅黑" w:hAnsi="微软雅黑" w:eastAsia="微软雅黑"/>
-          <w:sz w:val="28"/>
-          <w:szCs w:val="32"/>
-          <w:highlight w:val="cyan"/>
-        </w:rPr>
-        <w:t>内容</w:t>
-      </w:r>
-      <w:r>
-        <w:rPr>
-          <w:rFonts w:hint="eastAsia" w:ascii="微软雅黑" w:hAnsi="微软雅黑" w:eastAsia="微软雅黑"/>
-          <w:sz w:val="28"/>
-          <w:szCs w:val="32"/>
-          <w:highlight w:val="cyan"/>
-        </w:rPr>
-        <w:t>里的数字</w:t>
-      </w:r>
-      <w:r>
-        <w:rPr>
-          <w:rFonts w:ascii="微软雅黑" w:hAnsi="微软雅黑" w:eastAsia="微软雅黑"/>
-          <w:sz w:val="28"/>
-          <w:szCs w:val="32"/>
-          <w:highlight w:val="cyan"/>
-        </w:rPr>
-        <w:t>或外文</w:t>
-      </w:r>
-      <w:r>
-        <w:rPr>
-          <w:rFonts w:hint="eastAsia" w:ascii="微软雅黑" w:hAnsi="微软雅黑" w:eastAsia="微软雅黑"/>
-          <w:sz w:val="28"/>
-          <w:szCs w:val="32"/>
-          <w:highlight w:val="cyan"/>
-        </w:rPr>
-        <w:t>，</w:t>
-      </w:r>
-      <w:r>
-        <w:rPr>
-          <w:rFonts w:ascii="微软雅黑" w:hAnsi="微软雅黑" w:eastAsia="微软雅黑"/>
-          <w:sz w:val="28"/>
-          <w:szCs w:val="32"/>
-          <w:highlight w:val="cyan"/>
-        </w:rPr>
-        <w:t>应</w:t>
-      </w:r>
-      <w:r>
-        <w:rPr>
-          <w:rFonts w:hint="eastAsia" w:ascii="微软雅黑" w:hAnsi="微软雅黑" w:eastAsia="微软雅黑"/>
-          <w:sz w:val="28"/>
-          <w:szCs w:val="32"/>
-          <w:highlight w:val="cyan"/>
-        </w:rPr>
-        <w:t>使用</w:t>
-      </w:r>
-      <w:r>
-        <w:rPr>
-          <w:rFonts w:ascii="Times New Roman" w:hAnsi="Times New Roman" w:eastAsia="微软雅黑" w:cs="Times New Roman"/>
-          <w:sz w:val="28"/>
-          <w:szCs w:val="32"/>
-          <w:highlight w:val="cyan"/>
-        </w:rPr>
-        <w:t>Times New Roman</w:t>
-      </w:r>
-      <w:r>
-        <w:rPr>
-          <w:rFonts w:hint="eastAsia" w:ascii="微软雅黑" w:hAnsi="微软雅黑" w:eastAsia="微软雅黑"/>
-          <w:sz w:val="28"/>
-          <w:szCs w:val="32"/>
-          <w:highlight w:val="cyan"/>
-        </w:rPr>
-        <w:t>字体。</w:t>
-      </w:r>
-    </w:p>
-    <w:p>
-      <w:pPr>
-        <w:pStyle w:val="7"/>
-      </w:pPr>
-      <w:r>
-        <w:rPr>
-          <w:rFonts w:hint="eastAsia" w:ascii="微软雅黑" w:hAnsi="微软雅黑" w:eastAsia="微软雅黑" w:cs="黑体"/>
-          <w:color w:val="000000" w:themeColor="text1"/>
-          <w:sz w:val="24"/>
-          <w:szCs w:val="24"/>
-          <w:highlight w:val="yellow"/>
-          <w:u w:val="double"/>
-          <w14:textFill>
-            <w14:solidFill>
-              <w14:schemeClr w14:val="tx1"/>
-            </w14:solidFill>
-          </w14:textFill>
-        </w:rPr>
-        <w:t>阅后删除此批注</w:t>
-      </w:r>
-    </w:p>
-  </w:comment>
-  <w:comment w:id="36" w:author="四川音乐学院" w:date="2025-09-22T09:37:00Z" w:initials="SCCM">
-    <w:p>
-      <w:pPr>
-        <w:pStyle w:val="7"/>
-        <w:rPr>
-          <w:rFonts w:ascii="微软雅黑" w:hAnsi="微软雅黑" w:eastAsia="微软雅黑"/>
-        </w:rPr>
-      </w:pPr>
-      <w:r>
-        <w:rPr>
-          <w:rFonts w:hint="eastAsia" w:ascii="微软雅黑" w:hAnsi="微软雅黑" w:eastAsia="微软雅黑"/>
-          <w:b/>
-          <w:bCs/>
-          <w:sz w:val="22"/>
-          <w:szCs w:val="24"/>
-        </w:rPr>
-        <w:t>正文内容：</w:t>
-      </w:r>
-      <w:r>
-        <w:rPr>
-          <w:rFonts w:hint="eastAsia" w:ascii="微软雅黑" w:hAnsi="微软雅黑" w:eastAsia="微软雅黑"/>
-          <w:sz w:val="22"/>
-          <w:szCs w:val="24"/>
-        </w:rPr>
-        <w:t>首行缩进2个字符，左对齐，宋体，小四号，</w:t>
-      </w:r>
-      <w:r>
-        <w:rPr>
-          <w:rFonts w:hint="eastAsia" w:ascii="微软雅黑" w:hAnsi="微软雅黑" w:eastAsia="微软雅黑"/>
-        </w:rPr>
-        <w:t>行距：固定值2</w:t>
-      </w:r>
-      <w:r>
-        <w:rPr>
-          <w:rFonts w:ascii="微软雅黑" w:hAnsi="微软雅黑" w:eastAsia="微软雅黑"/>
-        </w:rPr>
-        <w:t>0</w:t>
-      </w:r>
-      <w:r>
-        <w:rPr>
-          <w:rFonts w:hint="eastAsia" w:ascii="微软雅黑" w:hAnsi="微软雅黑" w:eastAsia="微软雅黑"/>
-        </w:rPr>
-        <w:t>磅，不加粗。</w:t>
-      </w:r>
-    </w:p>
-    <w:p>
-      <w:pPr>
-        <w:pStyle w:val="7"/>
-        <w:rPr>
-          <w:rFonts w:ascii="微软雅黑" w:hAnsi="微软雅黑" w:eastAsia="微软雅黑"/>
-          <w:sz w:val="22"/>
-          <w:szCs w:val="24"/>
-        </w:rPr>
-      </w:pPr>
-      <w:r>
-        <w:rPr>
-          <w:rFonts w:hint="eastAsia" w:ascii="微软雅黑" w:hAnsi="微软雅黑" w:eastAsia="微软雅黑" w:cs="黑体"/>
-          <w:color w:val="000000" w:themeColor="text1"/>
-          <w:sz w:val="24"/>
-          <w:szCs w:val="24"/>
-          <w:highlight w:val="yellow"/>
-          <w:u w:val="double"/>
-          <w14:textFill>
-            <w14:solidFill>
-              <w14:schemeClr w14:val="tx1"/>
-            </w14:solidFill>
-          </w14:textFill>
-        </w:rPr>
-        <w:t>阅后删除此批注</w:t>
-      </w:r>
-    </w:p>
-  </w:comment>
-  <w:comment w:id="37" w:author="四川音乐学院" w:date="2025-09-22T09:51:00Z" w:initials="SCCM">
-    <w:p>
-      <w:pPr>
-        <w:pStyle w:val="7"/>
-        <w:rPr>
-          <w:rFonts w:ascii="微软雅黑" w:hAnsi="微软雅黑" w:eastAsia="微软雅黑"/>
-          <w:sz w:val="28"/>
-          <w:szCs w:val="32"/>
-        </w:rPr>
-      </w:pPr>
-      <w:r>
-        <w:rPr>
-          <w:rFonts w:hint="eastAsia" w:ascii="微软雅黑" w:hAnsi="微软雅黑" w:eastAsia="微软雅黑"/>
-          <w:b/>
-          <w:bCs/>
-          <w:sz w:val="28"/>
-          <w:szCs w:val="32"/>
-        </w:rPr>
-        <w:t>插入脚注：</w:t>
-      </w:r>
-      <w:r>
-        <w:rPr>
-          <w:rFonts w:hint="eastAsia" w:ascii="微软雅黑" w:hAnsi="微软雅黑" w:eastAsia="微软雅黑"/>
-          <w:sz w:val="28"/>
-          <w:szCs w:val="32"/>
-        </w:rPr>
-        <w:t>在“引用-脚注-插入脚注”添加脚注</w:t>
-      </w:r>
-    </w:p>
-    <w:p>
-      <w:pPr>
-        <w:pStyle w:val="7"/>
-        <w:rPr>
-          <w:rFonts w:ascii="微软雅黑" w:hAnsi="微软雅黑" w:eastAsia="微软雅黑"/>
-        </w:rPr>
-      </w:pPr>
-      <w:r>
-        <w:rPr>
-          <w:rFonts w:hint="eastAsia" w:ascii="微软雅黑" w:hAnsi="微软雅黑" w:eastAsia="微软雅黑"/>
-        </w:rPr>
-        <w:t xml:space="preserve">选择“脚注”格式：选择带圈阿拉伯数字-编号：选择“每页重新编号”-应用更改：选择“整篇文档”-点击“应用”，以后每页中脚注即可自动生成、调整编号，不用手动修改。 </w:t>
-      </w:r>
-      <w:r>
-        <w:rPr>
-          <w:rFonts w:hint="eastAsia" w:ascii="微软雅黑" w:hAnsi="微软雅黑" w:eastAsia="微软雅黑" w:cs="黑体"/>
-          <w:color w:val="000000" w:themeColor="text1"/>
-          <w:sz w:val="24"/>
-          <w:szCs w:val="24"/>
-          <w:highlight w:val="yellow"/>
-          <w:u w:val="double"/>
-          <w14:textFill>
-            <w14:solidFill>
-              <w14:schemeClr w14:val="tx1"/>
-            </w14:solidFill>
-          </w14:textFill>
-        </w:rPr>
-        <w:t>阅后删除此批注</w:t>
-      </w:r>
-    </w:p>
-  </w:comment>
-  <w:comment w:id="38" w:author="四川音乐学院" w:date="2025-09-23T11:56:00Z" w:initials="SCCM">
-    <w:p>
-      <w:pPr>
-        <w:pStyle w:val="7"/>
-        <w:rPr>
-          <w:rFonts w:ascii="微软雅黑" w:hAnsi="微软雅黑" w:eastAsia="微软雅黑"/>
-          <w:sz w:val="22"/>
-          <w:szCs w:val="24"/>
-        </w:rPr>
-      </w:pPr>
-      <w:r>
-        <w:rPr>
-          <w:rFonts w:hint="eastAsia" w:ascii="微软雅黑" w:hAnsi="微软雅黑" w:eastAsia="微软雅黑"/>
-          <w:b/>
-          <w:bCs/>
-          <w:sz w:val="22"/>
-          <w:szCs w:val="24"/>
-        </w:rPr>
-        <w:t>图序：</w:t>
-      </w:r>
-      <w:r>
-        <w:rPr>
-          <w:rFonts w:hint="eastAsia" w:ascii="微软雅黑" w:hAnsi="微软雅黑" w:eastAsia="微软雅黑"/>
-          <w:sz w:val="22"/>
-          <w:szCs w:val="24"/>
-        </w:rPr>
-        <w:t>图1</w:t>
-      </w:r>
-      <w:r>
-        <w:rPr>
-          <w:rFonts w:ascii="微软雅黑" w:hAnsi="微软雅黑" w:eastAsia="微软雅黑"/>
-          <w:sz w:val="22"/>
-          <w:szCs w:val="24"/>
-        </w:rPr>
-        <w:t>-1</w:t>
-      </w:r>
-      <w:r>
-        <w:rPr>
-          <w:rFonts w:hint="eastAsia" w:ascii="微软雅黑" w:hAnsi="微软雅黑" w:eastAsia="微软雅黑"/>
-          <w:sz w:val="22"/>
-          <w:szCs w:val="24"/>
-        </w:rPr>
-        <w:t>则为第1章第1张图片，以此类推，图</w:t>
-      </w:r>
-      <w:r>
-        <w:rPr>
-          <w:rFonts w:ascii="微软雅黑" w:hAnsi="微软雅黑" w:eastAsia="微软雅黑"/>
-          <w:sz w:val="22"/>
-          <w:szCs w:val="24"/>
-        </w:rPr>
-        <w:t>2-5</w:t>
-      </w:r>
-      <w:r>
-        <w:rPr>
-          <w:rFonts w:hint="eastAsia" w:ascii="微软雅黑" w:hAnsi="微软雅黑" w:eastAsia="微软雅黑"/>
-          <w:sz w:val="22"/>
-          <w:szCs w:val="24"/>
-        </w:rPr>
-        <w:t>则为第2章第5张图片。</w:t>
-      </w:r>
-    </w:p>
-    <w:p>
-      <w:pPr>
-        <w:pStyle w:val="7"/>
-        <w:rPr>
-          <w:rFonts w:ascii="微软雅黑" w:hAnsi="微软雅黑" w:eastAsia="微软雅黑"/>
-        </w:rPr>
-      </w:pPr>
-      <w:r>
-        <w:rPr>
-          <w:rFonts w:hint="eastAsia" w:ascii="微软雅黑" w:hAnsi="微软雅黑" w:eastAsia="微软雅黑"/>
-          <w:b/>
-          <w:bCs/>
-          <w:sz w:val="22"/>
-          <w:szCs w:val="24"/>
-        </w:rPr>
-        <w:t>居中对齐，黑体，五号；</w:t>
-      </w:r>
-      <w:r>
-        <w:rPr>
-          <w:rFonts w:hint="eastAsia" w:ascii="微软雅黑" w:hAnsi="微软雅黑" w:eastAsia="微软雅黑"/>
-          <w:b/>
-          <w:bCs/>
-        </w:rPr>
-        <w:t>行距：固定值2</w:t>
-      </w:r>
-      <w:r>
-        <w:rPr>
-          <w:rFonts w:ascii="微软雅黑" w:hAnsi="微软雅黑" w:eastAsia="微软雅黑"/>
-          <w:b/>
-          <w:bCs/>
-        </w:rPr>
-        <w:t>0</w:t>
-      </w:r>
-      <w:r>
-        <w:rPr>
-          <w:rFonts w:hint="eastAsia" w:ascii="微软雅黑" w:hAnsi="微软雅黑" w:eastAsia="微软雅黑"/>
-          <w:b/>
-          <w:bCs/>
-        </w:rPr>
-        <w:t>磅，不加粗。</w:t>
-      </w:r>
-      <w:r>
-        <w:rPr>
-          <w:rFonts w:hint="eastAsia" w:ascii="微软雅黑" w:hAnsi="微软雅黑" w:eastAsia="微软雅黑" w:cs="黑体"/>
-          <w:color w:val="000000" w:themeColor="text1"/>
-          <w:sz w:val="24"/>
-          <w:szCs w:val="24"/>
-          <w:highlight w:val="yellow"/>
-          <w:u w:val="double"/>
-          <w14:textFill>
-            <w14:solidFill>
-              <w14:schemeClr w14:val="tx1"/>
-            </w14:solidFill>
-          </w14:textFill>
-        </w:rPr>
-        <w:t>阅后删除此批注</w:t>
-      </w:r>
-    </w:p>
-  </w:comment>
-  <w:comment w:id="39" w:author="四川音乐学院" w:date="2025-09-22T10:14:00Z" w:initials="SCCM">
-    <w:p>
-      <w:pPr>
-        <w:pStyle w:val="7"/>
-      </w:pPr>
-      <w:r>
-        <w:rPr>
-          <w:rFonts w:hint="eastAsia" w:ascii="微软雅黑" w:hAnsi="微软雅黑" w:eastAsia="微软雅黑"/>
-          <w:b/>
-          <w:bCs/>
-        </w:rPr>
-        <w:t>一级标题：</w:t>
-      </w:r>
-      <w:r>
-        <w:rPr>
-          <w:rFonts w:hint="eastAsia" w:ascii="微软雅黑" w:hAnsi="微软雅黑" w:eastAsia="微软雅黑"/>
-        </w:rPr>
-        <w:t>小三号，黑体，居中，1</w:t>
-      </w:r>
-      <w:r>
-        <w:rPr>
-          <w:rFonts w:ascii="微软雅黑" w:hAnsi="微软雅黑" w:eastAsia="微软雅黑"/>
-        </w:rPr>
-        <w:t>.5</w:t>
-      </w:r>
-      <w:r>
-        <w:rPr>
-          <w:rFonts w:hint="eastAsia" w:ascii="微软雅黑" w:hAnsi="微软雅黑" w:eastAsia="微软雅黑"/>
-        </w:rPr>
-        <w:t xml:space="preserve">倍行距，上下空一行，不加粗。 </w:t>
-      </w:r>
-      <w:r>
-        <w:rPr>
-          <w:rFonts w:hint="eastAsia" w:ascii="微软雅黑" w:hAnsi="微软雅黑" w:eastAsia="微软雅黑" w:cs="黑体"/>
-          <w:color w:val="000000" w:themeColor="text1"/>
-          <w:sz w:val="24"/>
-          <w:szCs w:val="24"/>
-          <w:highlight w:val="yellow"/>
-          <w:u w:val="double"/>
-          <w14:textFill>
-            <w14:solidFill>
-              <w14:schemeClr w14:val="tx1"/>
-            </w14:solidFill>
-          </w14:textFill>
-        </w:rPr>
-        <w:t>阅后删除此批注</w:t>
-      </w:r>
-    </w:p>
-  </w:comment>
-  <w:comment w:id="40" w:author="四川音乐学院" w:date="2025-09-22T10:11:00Z" w:initials="SCCM">
-    <w:p>
-      <w:pPr>
-        <w:pStyle w:val="7"/>
-        <w:rPr>
-          <w:rFonts w:ascii="微软雅黑" w:hAnsi="微软雅黑" w:eastAsia="微软雅黑"/>
-        </w:rPr>
-      </w:pPr>
-      <w:r>
-        <w:rPr>
-          <w:rFonts w:hint="eastAsia" w:ascii="微软雅黑" w:hAnsi="微软雅黑" w:eastAsia="微软雅黑"/>
-          <w:b/>
-          <w:bCs/>
-          <w:sz w:val="22"/>
-          <w:szCs w:val="24"/>
-        </w:rPr>
-        <w:t>正文内容：</w:t>
-      </w:r>
-      <w:r>
-        <w:rPr>
-          <w:rFonts w:hint="eastAsia" w:ascii="微软雅黑" w:hAnsi="微软雅黑" w:eastAsia="微软雅黑"/>
-          <w:sz w:val="22"/>
-          <w:szCs w:val="24"/>
-        </w:rPr>
-        <w:t>首行缩进2</w:t>
-      </w:r>
-      <w:r>
-        <w:rPr>
-          <w:rFonts w:ascii="微软雅黑" w:hAnsi="微软雅黑" w:eastAsia="微软雅黑"/>
-          <w:sz w:val="22"/>
-          <w:szCs w:val="24"/>
-        </w:rPr>
-        <w:t>个字符，</w:t>
-      </w:r>
-      <w:r>
-        <w:rPr>
-          <w:rFonts w:hint="eastAsia" w:ascii="微软雅黑" w:hAnsi="微软雅黑" w:eastAsia="微软雅黑"/>
-          <w:sz w:val="22"/>
-          <w:szCs w:val="24"/>
-        </w:rPr>
-        <w:t>左对齐，宋体，小四号，</w:t>
-      </w:r>
-      <w:r>
-        <w:rPr>
-          <w:rFonts w:hint="eastAsia" w:ascii="微软雅黑" w:hAnsi="微软雅黑" w:eastAsia="微软雅黑"/>
-        </w:rPr>
-        <w:t>行距：固定值2</w:t>
-      </w:r>
-      <w:r>
-        <w:rPr>
-          <w:rFonts w:ascii="微软雅黑" w:hAnsi="微软雅黑" w:eastAsia="微软雅黑"/>
-        </w:rPr>
-        <w:t>0</w:t>
-      </w:r>
-      <w:r>
-        <w:rPr>
-          <w:rFonts w:hint="eastAsia" w:ascii="微软雅黑" w:hAnsi="微软雅黑" w:eastAsia="微软雅黑"/>
-        </w:rPr>
-        <w:t>磅，不加粗。</w:t>
-      </w:r>
-    </w:p>
-    <w:p>
-      <w:pPr>
-        <w:pStyle w:val="7"/>
-        <w:rPr>
-          <w:rFonts w:ascii="微软雅黑" w:hAnsi="微软雅黑" w:eastAsia="微软雅黑"/>
-          <w:sz w:val="22"/>
-          <w:szCs w:val="24"/>
-        </w:rPr>
-      </w:pPr>
-      <w:r>
-        <w:rPr>
-          <w:rFonts w:hint="eastAsia" w:ascii="微软雅黑" w:hAnsi="微软雅黑" w:eastAsia="微软雅黑" w:cs="黑体"/>
-          <w:color w:val="000000" w:themeColor="text1"/>
-          <w:sz w:val="24"/>
-          <w:szCs w:val="24"/>
-          <w:highlight w:val="yellow"/>
-          <w:u w:val="double"/>
-          <w14:textFill>
-            <w14:solidFill>
-              <w14:schemeClr w14:val="tx1"/>
-            </w14:solidFill>
-          </w14:textFill>
-        </w:rPr>
-        <w:t>阅后删除此批注</w:t>
-      </w:r>
-    </w:p>
-  </w:comment>
-  <w:comment w:id="41" w:author="四川音乐学院" w:date="2025-09-22T10:14:00Z" w:initials="SCCM">
-    <w:p>
-      <w:pPr>
-        <w:pStyle w:val="7"/>
-      </w:pPr>
-      <w:r>
-        <w:rPr>
-          <w:rFonts w:hint="eastAsia" w:ascii="微软雅黑" w:hAnsi="微软雅黑" w:eastAsia="微软雅黑"/>
-          <w:b/>
-          <w:bCs/>
-        </w:rPr>
-        <w:t>一级标题：</w:t>
-      </w:r>
-      <w:r>
-        <w:rPr>
-          <w:rFonts w:hint="eastAsia" w:ascii="微软雅黑" w:hAnsi="微软雅黑" w:eastAsia="微软雅黑"/>
-        </w:rPr>
-        <w:t>小三号，黑体，居中，1</w:t>
-      </w:r>
-      <w:r>
-        <w:rPr>
-          <w:rFonts w:ascii="微软雅黑" w:hAnsi="微软雅黑" w:eastAsia="微软雅黑"/>
-        </w:rPr>
-        <w:t>.5</w:t>
-      </w:r>
-      <w:r>
-        <w:rPr>
-          <w:rFonts w:hint="eastAsia" w:ascii="微软雅黑" w:hAnsi="微软雅黑" w:eastAsia="微软雅黑"/>
-        </w:rPr>
-        <w:t xml:space="preserve">倍行距，上下空一行，不加粗。 </w:t>
-      </w:r>
-      <w:r>
-        <w:rPr>
-          <w:rFonts w:hint="eastAsia" w:ascii="微软雅黑" w:hAnsi="微软雅黑" w:eastAsia="微软雅黑" w:cs="黑体"/>
-          <w:color w:val="000000" w:themeColor="text1"/>
-          <w:sz w:val="24"/>
-          <w:szCs w:val="24"/>
-          <w:highlight w:val="yellow"/>
-          <w:u w:val="double"/>
-          <w14:textFill>
-            <w14:solidFill>
-              <w14:schemeClr w14:val="tx1"/>
-            </w14:solidFill>
-          </w14:textFill>
-        </w:rPr>
-        <w:t>阅后删除此批注</w:t>
-      </w:r>
-    </w:p>
-  </w:comment>
-  <w:comment w:id="42" w:author="四川音乐学院" w:date="2025-09-22T10:12:00Z" w:initials="SCCM">
-    <w:p>
-      <w:pPr>
-        <w:pStyle w:val="7"/>
-        <w:rPr>
-          <w:rFonts w:ascii="微软雅黑" w:hAnsi="微软雅黑" w:eastAsia="微软雅黑"/>
-        </w:rPr>
-      </w:pPr>
-      <w:r>
-        <w:rPr>
-          <w:rFonts w:hint="eastAsia" w:ascii="微软雅黑" w:hAnsi="微软雅黑" w:eastAsia="微软雅黑"/>
-          <w:b/>
-          <w:bCs/>
-          <w:sz w:val="22"/>
-          <w:szCs w:val="24"/>
-        </w:rPr>
-        <w:t>正文内容：</w:t>
-      </w:r>
-      <w:r>
-        <w:rPr>
-          <w:rFonts w:hint="eastAsia" w:ascii="微软雅黑" w:hAnsi="微软雅黑" w:eastAsia="微软雅黑"/>
-          <w:sz w:val="22"/>
-          <w:szCs w:val="24"/>
-        </w:rPr>
-        <w:t>首行缩进2个字符，左对齐，宋体，小四号，</w:t>
-      </w:r>
-      <w:r>
-        <w:rPr>
-          <w:rFonts w:hint="eastAsia" w:ascii="微软雅黑" w:hAnsi="微软雅黑" w:eastAsia="微软雅黑"/>
-        </w:rPr>
-        <w:t>行距：固定值2</w:t>
-      </w:r>
-      <w:r>
-        <w:rPr>
-          <w:rFonts w:ascii="微软雅黑" w:hAnsi="微软雅黑" w:eastAsia="微软雅黑"/>
-        </w:rPr>
-        <w:t>0</w:t>
-      </w:r>
-      <w:r>
-        <w:rPr>
-          <w:rFonts w:hint="eastAsia" w:ascii="微软雅黑" w:hAnsi="微软雅黑" w:eastAsia="微软雅黑"/>
-        </w:rPr>
-        <w:t>磅，不加粗。</w:t>
-      </w:r>
-    </w:p>
-    <w:p>
-      <w:pPr>
-        <w:pStyle w:val="7"/>
-        <w:rPr>
-          <w:rFonts w:ascii="微软雅黑" w:hAnsi="微软雅黑" w:eastAsia="微软雅黑"/>
-          <w:sz w:val="22"/>
-          <w:szCs w:val="24"/>
-        </w:rPr>
-      </w:pPr>
-      <w:r>
-        <w:rPr>
-          <w:rFonts w:hint="eastAsia" w:ascii="微软雅黑" w:hAnsi="微软雅黑" w:eastAsia="微软雅黑" w:cs="黑体"/>
-          <w:color w:val="000000" w:themeColor="text1"/>
-          <w:sz w:val="24"/>
-          <w:szCs w:val="24"/>
-          <w:highlight w:val="yellow"/>
-          <w:u w:val="double"/>
-          <w14:textFill>
-            <w14:solidFill>
-              <w14:schemeClr w14:val="tx1"/>
-            </w14:solidFill>
-          </w14:textFill>
-        </w:rPr>
-        <w:t>阅后删除此批注</w:t>
-      </w:r>
-    </w:p>
-  </w:comment>
-  <w:comment w:id="43" w:author="四川音乐学院" w:date="2025-09-22T10:15:00Z" w:initials="SCCM">
-    <w:p>
-      <w:pPr>
-        <w:pStyle w:val="7"/>
-      </w:pPr>
-      <w:r>
-        <w:rPr>
-          <w:rFonts w:hint="eastAsia" w:ascii="微软雅黑" w:hAnsi="微软雅黑" w:eastAsia="微软雅黑"/>
-        </w:rPr>
-        <w:t>小三号，黑体，居中，1</w:t>
-      </w:r>
-      <w:r>
-        <w:rPr>
-          <w:rFonts w:ascii="微软雅黑" w:hAnsi="微软雅黑" w:eastAsia="微软雅黑"/>
-        </w:rPr>
-        <w:t>.5</w:t>
-      </w:r>
-      <w:r>
-        <w:rPr>
-          <w:rFonts w:hint="eastAsia" w:ascii="微软雅黑" w:hAnsi="微软雅黑" w:eastAsia="微软雅黑"/>
-        </w:rPr>
-        <w:t xml:space="preserve">倍行距，上下空一行，不加粗。 </w:t>
-      </w:r>
-      <w:r>
-        <w:rPr>
-          <w:rFonts w:hint="eastAsia" w:ascii="微软雅黑" w:hAnsi="微软雅黑" w:eastAsia="微软雅黑" w:cs="黑体"/>
-          <w:color w:val="000000" w:themeColor="text1"/>
-          <w:sz w:val="24"/>
-          <w:szCs w:val="24"/>
-          <w:highlight w:val="yellow"/>
-          <w:u w:val="double"/>
-          <w14:textFill>
-            <w14:solidFill>
-              <w14:schemeClr w14:val="tx1"/>
-            </w14:solidFill>
-          </w14:textFill>
-        </w:rPr>
-        <w:t>阅后删除此批注</w:t>
-      </w:r>
-    </w:p>
-  </w:comment>
-  <w:comment w:id="44" w:author="四川音乐学院" w:date="2025-09-22T09:36:00Z" w:initials="SCCM">
-    <w:p>
-      <w:pPr>
-        <w:pStyle w:val="7"/>
-        <w:rPr>
-          <w:rFonts w:ascii="微软雅黑" w:hAnsi="微软雅黑" w:eastAsia="微软雅黑"/>
-          <w:sz w:val="22"/>
-          <w:szCs w:val="24"/>
-        </w:rPr>
-      </w:pPr>
-      <w:r>
-        <w:rPr>
-          <w:rFonts w:hint="eastAsia" w:ascii="微软雅黑" w:hAnsi="微软雅黑" w:eastAsia="微软雅黑"/>
-          <w:b/>
-          <w:bCs/>
-          <w:sz w:val="22"/>
-          <w:szCs w:val="24"/>
-        </w:rPr>
-        <w:t>结语内容：</w:t>
-      </w:r>
-      <w:r>
-        <w:rPr>
-          <w:rFonts w:hint="eastAsia" w:ascii="微软雅黑" w:hAnsi="微软雅黑" w:eastAsia="微软雅黑"/>
-          <w:sz w:val="22"/>
-          <w:szCs w:val="24"/>
-        </w:rPr>
-        <w:t>首行缩进2个字符，左对齐，宋体，小四号，</w:t>
-      </w:r>
-      <w:r>
-        <w:rPr>
-          <w:rFonts w:hint="eastAsia" w:ascii="微软雅黑" w:hAnsi="微软雅黑" w:eastAsia="微软雅黑"/>
-        </w:rPr>
-        <w:t>行距：固定值2</w:t>
-      </w:r>
-      <w:r>
-        <w:rPr>
-          <w:rFonts w:ascii="微软雅黑" w:hAnsi="微软雅黑" w:eastAsia="微软雅黑"/>
-        </w:rPr>
-        <w:t>0</w:t>
-      </w:r>
-      <w:r>
-        <w:rPr>
-          <w:rFonts w:hint="eastAsia" w:ascii="微软雅黑" w:hAnsi="微软雅黑" w:eastAsia="微软雅黑"/>
-        </w:rPr>
-        <w:t>磅，不加粗</w:t>
-      </w:r>
-      <w:r>
-        <w:rPr>
-          <w:rFonts w:hint="eastAsia" w:ascii="微软雅黑" w:hAnsi="微软雅黑" w:eastAsia="微软雅黑"/>
-          <w:sz w:val="22"/>
-          <w:szCs w:val="24"/>
-        </w:rPr>
-        <w:t>。</w:t>
-      </w:r>
-    </w:p>
-    <w:p>
-      <w:pPr>
-        <w:pStyle w:val="7"/>
-      </w:pPr>
-      <w:r>
-        <w:rPr>
-          <w:rFonts w:hint="eastAsia" w:ascii="微软雅黑" w:hAnsi="微软雅黑" w:eastAsia="微软雅黑" w:cs="黑体"/>
-          <w:color w:val="000000" w:themeColor="text1"/>
-          <w:sz w:val="24"/>
-          <w:szCs w:val="24"/>
-          <w:highlight w:val="yellow"/>
-          <w:u w:val="double"/>
-          <w14:textFill>
-            <w14:solidFill>
-              <w14:schemeClr w14:val="tx1"/>
-            </w14:solidFill>
-          </w14:textFill>
-        </w:rPr>
-        <w:t>阅后删除此批注</w:t>
-      </w:r>
-    </w:p>
-  </w:comment>
-  <w:comment w:id="45" w:author="四川音乐学院" w:date="2025-09-22T10:18:00Z" w:initials="SCCM">
-    <w:p>
-      <w:pPr>
-        <w:pStyle w:val="7"/>
-        <w:rPr>
-          <w:rFonts w:ascii="微软雅黑" w:hAnsi="微软雅黑" w:eastAsia="微软雅黑"/>
-          <w:b/>
-          <w:bCs/>
-        </w:rPr>
-      </w:pPr>
-      <w:r>
-        <w:rPr>
-          <w:rFonts w:hint="eastAsia" w:ascii="微软雅黑" w:hAnsi="微软雅黑" w:eastAsia="微软雅黑"/>
-          <w:b/>
-          <w:bCs/>
-          <w:highlight w:val="cyan"/>
-        </w:rPr>
-        <w:t>只能插入分页符进行分页，禁止敲回车进行分页。</w:t>
-      </w:r>
-    </w:p>
-    <w:p>
-      <w:pPr>
-        <w:pStyle w:val="7"/>
-      </w:pPr>
-      <w:r>
-        <w:rPr>
-          <w:rFonts w:hint="eastAsia" w:ascii="微软雅黑" w:hAnsi="微软雅黑" w:eastAsia="微软雅黑" w:cs="黑体"/>
-          <w:color w:val="000000" w:themeColor="text1"/>
-          <w:sz w:val="36"/>
-          <w:szCs w:val="36"/>
-          <w:highlight w:val="yellow"/>
-          <w:u w:val="double"/>
-          <w14:textFill>
-            <w14:solidFill>
-              <w14:schemeClr w14:val="tx1"/>
-            </w14:solidFill>
-          </w14:textFill>
-        </w:rPr>
-        <w:t>阅后删除此批注</w:t>
-      </w:r>
-    </w:p>
-  </w:comment>
-  <w:comment w:id="46" w:author="四川音乐学院" w:date="2025-09-22T10:36:00Z" w:initials="SCCM">
-    <w:p>
-      <w:pPr>
-        <w:pStyle w:val="7"/>
-        <w:rPr>
-          <w:rFonts w:ascii="微软雅黑" w:hAnsi="微软雅黑" w:eastAsia="微软雅黑"/>
-        </w:rPr>
-      </w:pPr>
-      <w:r>
-        <w:rPr>
-          <w:rFonts w:hint="eastAsia" w:ascii="微软雅黑" w:hAnsi="微软雅黑" w:eastAsia="微软雅黑"/>
-        </w:rPr>
-        <w:t xml:space="preserve">参考文献，单独成一页。 </w:t>
-      </w:r>
-      <w:r>
-        <w:rPr>
-          <w:rFonts w:hint="eastAsia" w:ascii="微软雅黑" w:hAnsi="微软雅黑" w:eastAsia="微软雅黑" w:cs="黑体"/>
-          <w:color w:val="000000" w:themeColor="text1"/>
-          <w:sz w:val="24"/>
-          <w:szCs w:val="24"/>
-          <w:highlight w:val="yellow"/>
-          <w:u w:val="double"/>
-          <w14:textFill>
-            <w14:solidFill>
-              <w14:schemeClr w14:val="tx1"/>
-            </w14:solidFill>
-          </w14:textFill>
-        </w:rPr>
-        <w:t>阅后删除此批注</w:t>
-      </w:r>
-    </w:p>
-  </w:comment>
-  <w:comment w:id="47" w:author="四川音乐学院" w:date="2025-09-22T10:19:00Z" w:initials="SCCM">
-    <w:p>
-      <w:pPr>
-        <w:pStyle w:val="7"/>
-      </w:pPr>
-      <w:r>
-        <w:rPr>
-          <w:rFonts w:hint="eastAsia" w:ascii="微软雅黑" w:hAnsi="微软雅黑" w:eastAsia="微软雅黑"/>
-        </w:rPr>
-        <w:t>小三号，黑体，居中，1</w:t>
-      </w:r>
-      <w:r>
-        <w:rPr>
-          <w:rFonts w:ascii="微软雅黑" w:hAnsi="微软雅黑" w:eastAsia="微软雅黑"/>
-        </w:rPr>
-        <w:t>.5</w:t>
-      </w:r>
-      <w:r>
-        <w:rPr>
-          <w:rFonts w:hint="eastAsia" w:ascii="微软雅黑" w:hAnsi="微软雅黑" w:eastAsia="微软雅黑"/>
-        </w:rPr>
-        <w:t xml:space="preserve">倍行距，下空一行，不加粗。 </w:t>
-      </w:r>
-      <w:r>
-        <w:rPr>
-          <w:rFonts w:hint="eastAsia" w:ascii="微软雅黑" w:hAnsi="微软雅黑" w:eastAsia="微软雅黑" w:cs="黑体"/>
-          <w:color w:val="000000" w:themeColor="text1"/>
-          <w:sz w:val="24"/>
-          <w:szCs w:val="24"/>
-          <w:highlight w:val="yellow"/>
-          <w:u w:val="double"/>
-          <w14:textFill>
-            <w14:solidFill>
-              <w14:schemeClr w14:val="tx1"/>
-            </w14:solidFill>
-          </w14:textFill>
-        </w:rPr>
-        <w:t>阅后删除此批注</w:t>
-      </w:r>
-    </w:p>
-  </w:comment>
-  <w:comment w:id="48" w:author="四川音乐学院" w:date="2025-09-22T10:21:00Z" w:initials="SCCM">
-    <w:p>
-      <w:pPr>
-        <w:pStyle w:val="7"/>
-        <w:rPr>
-          <w:rFonts w:ascii="微软雅黑" w:hAnsi="微软雅黑" w:eastAsia="微软雅黑" w:cs="黑体"/>
-          <w:b/>
-          <w:bCs/>
-          <w:color w:val="000000" w:themeColor="text1"/>
-          <w:sz w:val="24"/>
-          <w:szCs w:val="24"/>
-          <w14:textFill>
-            <w14:solidFill>
-              <w14:schemeClr w14:val="tx1"/>
-            </w14:solidFill>
-          </w14:textFill>
-        </w:rPr>
-      </w:pPr>
-      <w:r>
-        <w:rPr>
-          <w:rFonts w:hint="eastAsia" w:ascii="微软雅黑" w:hAnsi="微软雅黑" w:eastAsia="微软雅黑" w:cs="黑体"/>
-          <w:b/>
-          <w:bCs/>
-          <w:color w:val="000000" w:themeColor="text1"/>
-          <w:sz w:val="24"/>
-          <w:szCs w:val="24"/>
-          <w:highlight w:val="cyan"/>
-          <w14:textFill>
-            <w14:solidFill>
-              <w14:schemeClr w14:val="tx1"/>
-            </w14:solidFill>
-          </w14:textFill>
-        </w:rPr>
-        <w:t>参考文献仅供参考，该处为可编辑区域。</w:t>
-      </w:r>
-    </w:p>
-    <w:p>
-      <w:pPr>
-        <w:pStyle w:val="7"/>
-        <w:rPr>
-          <w:rFonts w:ascii="微软雅黑" w:hAnsi="微软雅黑" w:eastAsia="微软雅黑" w:cs="黑体"/>
-          <w:b/>
-          <w:bCs/>
-          <w:color w:val="FF0000"/>
-          <w:sz w:val="24"/>
-          <w:szCs w:val="24"/>
-        </w:rPr>
-      </w:pPr>
-    </w:p>
-    <w:p>
-      <w:pPr>
-        <w:pStyle w:val="7"/>
-        <w:rPr>
-          <w:rFonts w:ascii="微软雅黑" w:hAnsi="微软雅黑" w:eastAsia="微软雅黑"/>
-        </w:rPr>
-      </w:pPr>
-      <w:r>
-        <w:rPr>
-          <w:rFonts w:hint="eastAsia" w:ascii="微软雅黑" w:hAnsi="微软雅黑" w:eastAsia="微软雅黑"/>
-          <w:b/>
-          <w:bCs/>
-        </w:rPr>
-        <w:t>参考文献内容：</w:t>
-      </w:r>
-      <w:r>
-        <w:rPr>
-          <w:rFonts w:hint="eastAsia" w:ascii="微软雅黑" w:hAnsi="微软雅黑" w:eastAsia="微软雅黑"/>
-        </w:rPr>
-        <w:t>悬挂缩进2个字符，宋体，五号，左对齐，1</w:t>
-      </w:r>
-      <w:r>
-        <w:rPr>
-          <w:rFonts w:ascii="微软雅黑" w:hAnsi="微软雅黑" w:eastAsia="微软雅黑"/>
-        </w:rPr>
-        <w:t>.5</w:t>
-      </w:r>
-      <w:r>
-        <w:rPr>
-          <w:rFonts w:hint="eastAsia" w:ascii="微软雅黑" w:hAnsi="微软雅黑" w:eastAsia="微软雅黑"/>
-        </w:rPr>
-        <w:t>倍行距，不加粗。</w:t>
-      </w:r>
-    </w:p>
-    <w:p>
-      <w:pPr>
-        <w:pStyle w:val="7"/>
-        <w:rPr>
-          <w:b/>
-          <w:bCs/>
-        </w:rPr>
-      </w:pPr>
-      <w:r>
-        <w:rPr>
-          <w:rFonts w:hint="eastAsia" w:ascii="微软雅黑" w:hAnsi="微软雅黑" w:eastAsia="微软雅黑"/>
-          <w:b/>
-          <w:bCs/>
-        </w:rPr>
-        <w:t>文献类型标志参考国家标准</w:t>
-      </w:r>
-      <w:r>
-        <w:rPr>
-          <w:rFonts w:ascii="微软雅黑" w:hAnsi="微软雅黑" w:eastAsia="微软雅黑"/>
-          <w:b/>
-          <w:bCs/>
-        </w:rPr>
-        <w:t xml:space="preserve"> GB/T 7714</w:t>
-      </w:r>
-      <w:r>
-        <w:rPr>
-          <w:rFonts w:hint="eastAsia" w:ascii="微软雅黑" w:hAnsi="微软雅黑" w:eastAsia="微软雅黑"/>
-          <w:b/>
-          <w:bCs/>
-        </w:rPr>
-        <w:t>-</w:t>
-      </w:r>
-      <w:r>
-        <w:rPr>
-          <w:rFonts w:ascii="微软雅黑" w:hAnsi="微软雅黑" w:eastAsia="微软雅黑"/>
-          <w:b/>
-          <w:bCs/>
-        </w:rPr>
-        <w:t>2005</w:t>
-      </w:r>
-    </w:p>
-    <w:p>
-      <w:pPr>
-        <w:pStyle w:val="7"/>
-        <w:rPr>
-          <w:rFonts w:ascii="微软雅黑" w:hAnsi="微软雅黑" w:eastAsia="微软雅黑" w:cs="黑体"/>
-          <w:color w:val="000000" w:themeColor="text1"/>
-          <w:sz w:val="24"/>
-          <w:szCs w:val="24"/>
-          <w:highlight w:val="yellow"/>
-          <w:u w:val="double"/>
-          <w14:textFill>
-            <w14:solidFill>
-              <w14:schemeClr w14:val="tx1"/>
-            </w14:solidFill>
-          </w14:textFill>
-        </w:rPr>
-      </w:pPr>
-    </w:p>
-    <w:p>
-      <w:pPr>
-        <w:pStyle w:val="7"/>
-      </w:pPr>
-      <w:r>
-        <w:rPr>
-          <w:rFonts w:hint="eastAsia" w:ascii="微软雅黑" w:hAnsi="微软雅黑" w:eastAsia="微软雅黑" w:cs="黑体"/>
-          <w:color w:val="000000" w:themeColor="text1"/>
-          <w:sz w:val="24"/>
-          <w:szCs w:val="24"/>
-          <w:highlight w:val="yellow"/>
-          <w:u w:val="double"/>
-          <w14:textFill>
-            <w14:solidFill>
-              <w14:schemeClr w14:val="tx1"/>
-            </w14:solidFill>
-          </w14:textFill>
-        </w:rPr>
-        <w:t>阅后删除此批注</w:t>
-      </w:r>
-    </w:p>
-  </w:comment>
-  <w:comment w:id="49" w:author="四川音乐学院" w:date="2025-09-22T10:28:00Z" w:initials="SCCM">
-    <w:p>
-      <w:pPr>
-        <w:pStyle w:val="7"/>
-        <w:rPr>
-          <w:rFonts w:ascii="微软雅黑" w:hAnsi="微软雅黑" w:eastAsia="微软雅黑"/>
-          <w:b/>
-          <w:bCs/>
-        </w:rPr>
-      </w:pPr>
-      <w:r>
-        <w:rPr>
-          <w:rFonts w:hint="eastAsia" w:ascii="微软雅黑" w:hAnsi="微软雅黑" w:eastAsia="微软雅黑"/>
-          <w:b/>
-          <w:bCs/>
-          <w:highlight w:val="cyan"/>
-        </w:rPr>
-        <w:t>只能插入分页符进行分页，禁止敲回车进行分页。</w:t>
-      </w:r>
-    </w:p>
-    <w:p>
-      <w:pPr>
-        <w:pStyle w:val="7"/>
-      </w:pPr>
-      <w:r>
-        <w:rPr>
-          <w:rFonts w:hint="eastAsia" w:ascii="微软雅黑" w:hAnsi="微软雅黑" w:eastAsia="微软雅黑" w:cs="黑体"/>
-          <w:color w:val="000000" w:themeColor="text1"/>
-          <w:sz w:val="36"/>
-          <w:szCs w:val="36"/>
-          <w:highlight w:val="yellow"/>
-          <w:u w:val="double"/>
-          <w14:textFill>
-            <w14:solidFill>
-              <w14:schemeClr w14:val="tx1"/>
-            </w14:solidFill>
-          </w14:textFill>
-        </w:rPr>
-        <w:t>阅后删除此批注</w:t>
-      </w:r>
-    </w:p>
-  </w:comment>
-  <w:comment w:id="50" w:author="四川音乐学院" w:date="2025-09-22T10:25:00Z" w:initials="SCCM">
-    <w:p>
-      <w:pPr>
-        <w:pStyle w:val="7"/>
-      </w:pPr>
-      <w:r>
-        <w:rPr>
-          <w:rFonts w:hint="eastAsia" w:ascii="微软雅黑" w:hAnsi="微软雅黑" w:eastAsia="微软雅黑"/>
-        </w:rPr>
-        <w:t>小三号，黑体，居中，1</w:t>
-      </w:r>
-      <w:r>
-        <w:rPr>
-          <w:rFonts w:ascii="微软雅黑" w:hAnsi="微软雅黑" w:eastAsia="微软雅黑"/>
-        </w:rPr>
-        <w:t>.5</w:t>
-      </w:r>
-      <w:r>
-        <w:rPr>
-          <w:rFonts w:hint="eastAsia" w:ascii="微软雅黑" w:hAnsi="微软雅黑" w:eastAsia="微软雅黑"/>
-        </w:rPr>
-        <w:t xml:space="preserve">倍行距，下空一行，不加粗。 </w:t>
-      </w:r>
-      <w:r>
-        <w:rPr>
-          <w:rFonts w:hint="eastAsia" w:ascii="微软雅黑" w:hAnsi="微软雅黑" w:eastAsia="微软雅黑" w:cs="黑体"/>
-          <w:color w:val="000000" w:themeColor="text1"/>
-          <w:sz w:val="24"/>
-          <w:szCs w:val="24"/>
-          <w:highlight w:val="yellow"/>
-          <w:u w:val="double"/>
-          <w14:textFill>
-            <w14:solidFill>
-              <w14:schemeClr w14:val="tx1"/>
-            </w14:solidFill>
-          </w14:textFill>
-        </w:rPr>
-        <w:t>阅后删除此批注</w:t>
-      </w:r>
-    </w:p>
-  </w:comment>
-  <w:comment w:id="51" w:author="四川音乐学院" w:date="2025-09-22T10:26:00Z" w:initials="SCCM">
-    <w:p>
-      <w:pPr>
-        <w:pStyle w:val="7"/>
-        <w:rPr>
-          <w:rFonts w:ascii="微软雅黑" w:hAnsi="微软雅黑" w:eastAsia="微软雅黑"/>
-        </w:rPr>
-      </w:pPr>
-      <w:r>
-        <w:rPr>
-          <w:rFonts w:hint="eastAsia" w:ascii="微软雅黑" w:hAnsi="微软雅黑" w:eastAsia="微软雅黑"/>
-          <w:b/>
-          <w:bCs/>
-        </w:rPr>
-        <w:t>致谢内容：</w:t>
-      </w:r>
-      <w:r>
-        <w:rPr>
-          <w:rFonts w:hint="eastAsia" w:ascii="微软雅黑" w:hAnsi="微软雅黑" w:eastAsia="微软雅黑"/>
-        </w:rPr>
-        <w:t>左对齐，首行缩进2个字符，宋体，五号，行距：固定值2</w:t>
-      </w:r>
-      <w:r>
-        <w:rPr>
-          <w:rFonts w:ascii="微软雅黑" w:hAnsi="微软雅黑" w:eastAsia="微软雅黑"/>
-        </w:rPr>
-        <w:t>0</w:t>
-      </w:r>
-      <w:r>
-        <w:rPr>
-          <w:rFonts w:hint="eastAsia" w:ascii="微软雅黑" w:hAnsi="微软雅黑" w:eastAsia="微软雅黑"/>
-        </w:rPr>
-        <w:t>磅，不加粗。</w:t>
-      </w:r>
-    </w:p>
-    <w:p>
-      <w:pPr>
-        <w:pStyle w:val="7"/>
-      </w:pPr>
-      <w:r>
-        <w:rPr>
-          <w:rFonts w:hint="eastAsia" w:ascii="微软雅黑" w:hAnsi="微软雅黑" w:eastAsia="微软雅黑" w:cs="黑体"/>
-          <w:color w:val="000000" w:themeColor="text1"/>
-          <w:sz w:val="24"/>
-          <w:szCs w:val="24"/>
-          <w:highlight w:val="yellow"/>
-          <w:u w:val="double"/>
-          <w14:textFill>
-            <w14:solidFill>
-              <w14:schemeClr w14:val="tx1"/>
-            </w14:solidFill>
-          </w14:textFill>
-        </w:rPr>
-        <w:t>阅后删除此批注</w:t>
-      </w:r>
-    </w:p>
-  </w:comment>
 </w:comments>
 </file>
 
 <file path=word/commentsExtended.xml><?xml version="1.0" encoding="utf-8"?>
 <w15:commentsEx xmlns:wpc="http://schemas.microsoft.com/office/word/2010/wordprocessingCanvas" xmlns:mc="http://schemas.openxmlformats.org/markup-compatibility/2006" xmlns:o="urn:schemas-microsoft-com:office:office" xmlns:r="http://schemas.openxmlformats.org/officeDocument/2006/relationships" xmlns:m="http://schemas.openxmlformats.org/officeDocument/2006/math" xmlns:v="urn:schemas-microsoft-com:vml" xmlns:wp14="http://schemas.microsoft.com/office/word/2010/wordprocessingDrawing" xmlns:wp="http://schemas.openxmlformats.org/drawingml/2006/wordprocessingDrawing" xmlns:w="http://schemas.openxmlformats.org/wordprocessingml/2006/main" xmlns:w14="http://schemas.microsoft.com/office/word/2010/wordml" xmlns:w15="http://schemas.microsoft.com/office/word/2012/wordml" xmlns:w10="urn:schemas-microsoft-com:office:word" xmlns:wpg="http://schemas.microsoft.com/office/word/2010/wordprocessingGroup" xmlns:wpi="http://schemas.microsoft.com/office/word/2010/wordprocessingInk" xmlns:wne="http://schemas.microsoft.com/office/word/2006/wordml" xmlns:wps="http://schemas.microsoft.com/office/word/2010/wordprocessingShape" xmlns:wpsCustomData="http://www.wps.cn/officeDocument/2013/wpsCustomData" mc:Ignorable="w14 w15 wp14">
-  <w15:commentEx w15:paraId="5372B9E2" w15:done="0"/>
-  <w15:commentEx w15:paraId="780FF3EB" w15:done="0"/>
-  <w15:commentEx w15:paraId="42E33795" w15:done="0"/>
-  <w15:commentEx w15:paraId="29272647" w15:done="0"/>
-  <w15:commentEx w15:paraId="5DB1E5B1" w15:done="0"/>
-  <w15:commentEx w15:paraId="4A138E05" w15:done="0"/>
-  <w15:commentEx w15:paraId="30F635C2" w15:done="0"/>
-  <w15:commentEx w15:paraId="39D1DBCD" w15:done="0"/>
-  <w15:commentEx w15:paraId="2F4A8F30" w15:done="0"/>
-  <w15:commentEx w15:paraId="357F753B" w15:done="0"/>
-  <w15:commentEx w15:paraId="55565E14" w15:done="0"/>
-  <w15:commentEx w15:paraId="260F48ED" w15:done="0"/>
-  <w15:commentEx w15:paraId="2FEE6983" w15:done="0"/>
-  <w15:commentEx w15:paraId="263E8C09" w15:done="0"/>
-  <w15:commentEx w15:paraId="401C87AD" w15:done="0"/>
-  <w15:commentEx w15:paraId="749CEE0E" w15:done="0"/>
-  <w15:commentEx w15:paraId="436593B6" w15:done="0"/>
-  <w15:commentEx w15:paraId="547EB88E" w15:done="0"/>
-  <w15:commentEx w15:paraId="04EF576E" w15:done="0"/>
-  <w15:commentEx w15:paraId="516B535B" w15:done="0"/>
-  <w15:commentEx w15:paraId="454D208B" w15:done="0"/>
-  <w15:commentEx w15:paraId="4CA5A131" w15:done="0"/>
-  <w15:commentEx w15:paraId="5C91A594" w15:done="0"/>
-  <w15:commentEx w15:paraId="3EEA55AE" w15:done="0"/>
-  <w15:commentEx w15:paraId="257CDED8" w15:done="0"/>
-  <w15:commentEx w15:paraId="1F2B3DAF" w15:done="0"/>
-  <w15:commentEx w15:paraId="7D059D9E" w15:done="0"/>
-  <w15:commentEx w15:paraId="13BD9AE6" w15:done="0"/>
-  <w15:commentEx w15:paraId="30BCDC20" w15:done="0"/>
-  <w15:commentEx w15:paraId="36C82A5B" w15:done="0"/>
-  <w15:commentEx w15:paraId="013FD8E2" w15:done="0"/>
-  <w15:commentEx w15:paraId="6D668F0B" w15:done="0"/>
-  <w15:commentEx w15:paraId="5EC74257" w15:done="0"/>
-  <w15:commentEx w15:paraId="5C91E125" w15:done="0"/>
-  <w15:commentEx w15:paraId="67B1ED13" w15:done="0"/>
-  <w15:commentEx w15:paraId="3162950D" w15:done="0"/>
-  <w15:commentEx w15:paraId="69A60A6D" w15:done="0"/>
-  <w15:commentEx w15:paraId="4DC12A30" w15:done="0"/>
-  <w15:commentEx w15:paraId="7A769DCA" w15:done="0"/>
-  <w15:commentEx w15:paraId="3014FAE8" w15:done="0"/>
-  <w15:commentEx w15:paraId="3592B727" w15:done="0"/>
-  <w15:commentEx w15:paraId="2A806A46" w15:done="0"/>
-  <w15:commentEx w15:paraId="73C8262A" w15:done="0"/>
   <w15:commentEx w15:paraId="44EABC73" w15:done="0"/>
   <w15:commentEx w15:paraId="7CB3F93E" w15:done="0"/>
   <w15:commentEx w15:paraId="6003E19F" w15:done="0"/>
-  <w15:commentEx w15:paraId="618E333E" w15:done="0"/>
-  <w15:commentEx w15:paraId="49652D34" w15:done="0"/>
-  <w15:commentEx w15:paraId="1C07EB69" w15:done="0"/>
-  <w15:commentEx w15:paraId="4AD946D1" w15:done="0"/>
   <w15:commentEx w15:paraId="273C06C7" w15:done="0"/>
   <w15:commentEx w15:paraId="6D1E849A" w15:done="0"/>
 </w15:commentsEx>
@@ -10130,10 +5457,10 @@
     <w:abstractNumId w:val="1"/>
   </w:num>
   <w:num w:numId="2">
-    <w:abstractNumId w:val="2"/>
+    <w:abstractNumId w:val="0"/>
   </w:num>
   <w:num w:numId="3">
-    <w:abstractNumId w:val="0"/>
+    <w:abstractNumId w:val="2"/>
   </w:num>
 </w:numbering>
 </file>
